--- a/data/revised_2026-10_pilot2/journal/Journal_Biology.docx
+++ b/data/revised_2026-10_pilot2/journal/Journal_Biology.docx
@@ -85,7 +85,30 @@
           <w:sz w:val="17"/>
           <w:szCs w:val="17"/>
         </w:rPr>
-        <w:t xml:space="preserve">Rows shaded yellow need a teacher decision (a judgement call or a flag with no change made). Tick the box in the last column and write any note beside the row.</w:t>
+        <w:t xml:space="preserve">Rows shaded yellow need a teacher decision (a judgement call or a flag with no change made).</w:t>
+      </w:r>
+    </w:p>
+    <w:p>
+      <w:pPr>
+        <w:spacing w:after="60" w:before="0"/>
+      </w:pPr>
+      <w:r>
+        <w:rPr>
+          <w:rFonts w:ascii="Arial" w:cs="Arial" w:eastAsia="Arial" w:hAnsi="Arial"/>
+          <w:b/>
+          <w:bCs/>
+          <w:sz w:val="17"/>
+          <w:szCs w:val="17"/>
+        </w:rPr>
+        <w:t xml:space="preserve">How to respond (every item, in the last column): </w:t>
+      </w:r>
+      <w:r>
+        <w:rPr>
+          <w:rFonts w:ascii="Arial" w:cs="Arial" w:eastAsia="Arial" w:hAnsi="Arial"/>
+          <w:sz w:val="17"/>
+          <w:szCs w:val="17"/>
+        </w:rPr>
+        <w:t xml:space="preserve">click ONE box, ACCEPT or EDIT. If you choose EDIT, type the change you want in the space under it. Save the file under the same name and send it back. Every item carries its sub-strand name, and each section has the sub-strand in the page header, so please keep the items in this document.</w:t>
       </w:r>
     </w:p>
     <w:p>
@@ -696,9 +719,15 @@
       </w:tr>
     </w:tbl>
     <w:p>
-      <w:r>
-        <w:br w:type="page"/>
-      </w:r>
+      <w:pPr>
+        <w:sectPr>
+          <w:footerReference w:type="default" r:id="rId7"/>
+          <w:pgSz w:w="15840" w:h="12240" w:orient="landscape"/>
+          <w:pgMar w:top="1100" w:right="1080" w:bottom="900" w:left="1080" w:header="708" w:footer="708" w:gutter="0"/>
+          <w:pgNumType/>
+          <w:docGrid w:linePitch="360"/>
+        </w:sectPr>
+      </w:pPr>
     </w:p>
     <w:p>
       <w:pPr>
@@ -959,12 +988,12 @@
         </w:tblBorders>
       </w:tblPr>
       <w:tblGrid>
-        <w:gridCol w:w="1050"/>
-        <w:gridCol w:w="2000"/>
-        <w:gridCol w:w="4600"/>
-        <w:gridCol w:w="3150"/>
-        <w:gridCol w:w="1900"/>
-        <w:gridCol w:w="980"/>
+        <w:gridCol w:w="1300"/>
+        <w:gridCol w:w="1700"/>
+        <w:gridCol w:w="4100"/>
+        <w:gridCol w:w="2700"/>
+        <w:gridCol w:w="1500"/>
+        <w:gridCol w:w="2380"/>
       </w:tblGrid>
       <w:tr>
         <w:trPr>
@@ -973,7 +1002,7 @@
         </w:trPr>
         <w:tc>
           <w:tcPr>
-            <w:tcW w:type="dxa" w:w="1050"/>
+            <w:tcW w:type="dxa" w:w="1300"/>
             <w:tcBorders>
               <w:top w:val="single" w:color="999999" w:sz="4"/>
               <w:left w:val="single" w:color="999999" w:sz="4"/>
@@ -1006,7 +1035,7 @@
         </w:tc>
         <w:tc>
           <w:tcPr>
-            <w:tcW w:type="dxa" w:w="2000"/>
+            <w:tcW w:type="dxa" w:w="1700"/>
             <w:tcBorders>
               <w:top w:val="single" w:color="999999" w:sz="4"/>
               <w:left w:val="single" w:color="999999" w:sz="4"/>
@@ -1039,7 +1068,7 @@
         </w:tc>
         <w:tc>
           <w:tcPr>
-            <w:tcW w:type="dxa" w:w="4600"/>
+            <w:tcW w:type="dxa" w:w="4100"/>
             <w:tcBorders>
               <w:top w:val="single" w:color="999999" w:sz="4"/>
               <w:left w:val="single" w:color="999999" w:sz="4"/>
@@ -1072,7 +1101,7 @@
         </w:tc>
         <w:tc>
           <w:tcPr>
-            <w:tcW w:type="dxa" w:w="3150"/>
+            <w:tcW w:type="dxa" w:w="2700"/>
             <w:tcBorders>
               <w:top w:val="single" w:color="999999" w:sz="4"/>
               <w:left w:val="single" w:color="999999" w:sz="4"/>
@@ -1105,7 +1134,7 @@
         </w:tc>
         <w:tc>
           <w:tcPr>
-            <w:tcW w:type="dxa" w:w="1900"/>
+            <w:tcW w:type="dxa" w:w="1500"/>
             <w:tcBorders>
               <w:top w:val="single" w:color="999999" w:sz="4"/>
               <w:left w:val="single" w:color="999999" w:sz="4"/>
@@ -1138,7 +1167,7 @@
         </w:tc>
         <w:tc>
           <w:tcPr>
-            <w:tcW w:type="dxa" w:w="980"/>
+            <w:tcW w:type="dxa" w:w="2380"/>
             <w:tcBorders>
               <w:top w:val="single" w:color="999999" w:sz="4"/>
               <w:left w:val="single" w:color="999999" w:sz="4"/>
@@ -1165,7 +1194,7 @@
                 <w:sz w:val="17"/>
                 <w:szCs w:val="17"/>
               </w:rPr>
-              <w:t xml:space="preserve">Teacher</w:t>
+              <w:t xml:space="preserve">Teacher response</w:t>
             </w:r>
           </w:p>
         </w:tc>
@@ -1173,20 +1202,36 @@
       <w:tr>
         <w:tc>
           <w:tcPr>
-            <w:tcW w:type="dxa" w:w="1050"/>
-            <w:tcBorders>
-              <w:top w:val="single" w:color="999999" w:sz="4"/>
-              <w:left w:val="single" w:color="999999" w:sz="4"/>
-              <w:bottom w:val="single" w:color="999999" w:sz="4"/>
-              <w:right w:val="single" w:color="999999" w:sz="4"/>
-            </w:tcBorders>
-            <w:tcMar>
-              <w:top w:type="dxa" w:w="50"/>
-              <w:left w:type="dxa" w:w="80"/>
-              <w:bottom w:type="dxa" w:w="50"/>
-              <w:right w:type="dxa" w:w="80"/>
-            </w:tcMar>
-          </w:tcPr>
+            <w:tcW w:type="dxa" w:w="1300"/>
+            <w:tcBorders>
+              <w:top w:val="single" w:color="999999" w:sz="4"/>
+              <w:left w:val="single" w:color="999999" w:sz="4"/>
+              <w:bottom w:val="single" w:color="999999" w:sz="4"/>
+              <w:right w:val="single" w:color="999999" w:sz="4"/>
+            </w:tcBorders>
+            <w:tcMar>
+              <w:top w:type="dxa" w:w="50"/>
+              <w:left w:type="dxa" w:w="80"/>
+              <w:bottom w:type="dxa" w:w="50"/>
+              <w:right w:type="dxa" w:w="80"/>
+            </w:tcMar>
+          </w:tcPr>
+          <w:p>
+            <w:pPr>
+              <w:spacing w:after="20" w:before="0"/>
+            </w:pPr>
+            <w:r>
+              <w:rPr>
+                <w:rFonts w:ascii="Arial" w:cs="Arial" w:eastAsia="Arial" w:hAnsi="Arial"/>
+                <w:b/>
+                <w:bCs/>
+                <w:color w:val="1F3864"/>
+                <w:sz w:val="14"/>
+                <w:szCs w:val="14"/>
+              </w:rPr>
+              <w:t xml:space="preserve">SUB-STRAND 2.3 PLANT GASEOUS EXCHANGE AND RESPIRATION</w:t>
+            </w:r>
+          </w:p>
           <w:p>
             <w:pPr>
               <w:spacing w:after="60" w:before="0"/>
@@ -1199,13 +1244,13 @@
                 <w:sz w:val="17"/>
                 <w:szCs w:val="17"/>
               </w:rPr>
-              <w:t xml:space="preserve">001</w:t>
-            </w:r>
-          </w:p>
-        </w:tc>
-        <w:tc>
-          <w:tcPr>
-            <w:tcW w:type="dxa" w:w="2000"/>
+              <w:t xml:space="preserve">bio_2_3-001</w:t>
+            </w:r>
+          </w:p>
+        </w:tc>
+        <w:tc>
+          <w:tcPr>
+            <w:tcW w:type="dxa" w:w="1700"/>
             <w:tcBorders>
               <w:top w:val="single" w:color="999999" w:sz="4"/>
               <w:left w:val="single" w:color="999999" w:sz="4"/>
@@ -1250,7 +1295,7 @@
         </w:tc>
         <w:tc>
           <w:tcPr>
-            <w:tcW w:type="dxa" w:w="4600"/>
+            <w:tcW w:type="dxa" w:w="4100"/>
             <w:tcBorders>
               <w:top w:val="single" w:color="999999" w:sz="4"/>
               <w:left w:val="single" w:color="999999" w:sz="4"/>
@@ -1329,7 +1374,7 @@
         </w:tc>
         <w:tc>
           <w:tcPr>
-            <w:tcW w:type="dxa" w:w="3150"/>
+            <w:tcW w:type="dxa" w:w="2700"/>
             <w:tcBorders>
               <w:top w:val="single" w:color="999999" w:sz="4"/>
               <w:left w:val="single" w:color="999999" w:sz="4"/>
@@ -1375,7 +1420,7 @@
         </w:tc>
         <w:tc>
           <w:tcPr>
-            <w:tcW w:type="dxa" w:w="1900"/>
+            <w:tcW w:type="dxa" w:w="1500"/>
             <w:tcBorders>
               <w:top w:val="single" w:color="999999" w:sz="4"/>
               <w:left w:val="single" w:color="999999" w:sz="4"/>
@@ -1405,46 +1450,144 @@
         </w:tc>
         <w:tc>
           <w:tcPr>
-            <w:tcW w:type="dxa" w:w="980"/>
-            <w:tcBorders>
-              <w:top w:val="single" w:color="999999" w:sz="4"/>
-              <w:left w:val="single" w:color="999999" w:sz="4"/>
-              <w:bottom w:val="single" w:color="999999" w:sz="4"/>
-              <w:right w:val="single" w:color="999999" w:sz="4"/>
-            </w:tcBorders>
-            <w:tcMar>
-              <w:top w:type="dxa" w:w="50"/>
-              <w:left w:type="dxa" w:w="80"/>
-              <w:bottom w:type="dxa" w:w="50"/>
-              <w:right w:type="dxa" w:w="80"/>
-            </w:tcMar>
-          </w:tcPr>
-          <w:p>
-            <w:pPr>
-              <w:spacing w:after="60" w:before="0"/>
-              <w:jc w:val="center"/>
-            </w:pPr>
-            <w:r>
-              <w:rPr>
-                <w:rFonts w:ascii="Arial" w:cs="Arial" w:eastAsia="Arial" w:hAnsi="Arial"/>
-                <w:sz w:val="22"/>
-                <w:szCs w:val="22"/>
-              </w:rPr>
-              <w:t xml:space="preserve">☐</w:t>
-            </w:r>
-          </w:p>
-          <w:p>
-            <w:pPr>
-              <w:spacing w:after="60" w:before="0"/>
-              <w:jc w:val="center"/>
-            </w:pPr>
-            <w:r>
-              <w:rPr>
-                <w:rFonts w:ascii="Arial" w:cs="Arial" w:eastAsia="Arial" w:hAnsi="Arial"/>
-                <w:sz w:val="13"/>
-                <w:szCs w:val="13"/>
-              </w:rPr>
-              <w:t xml:space="preserve">Accept / reject / edit</w:t>
+            <w:tcW w:type="dxa" w:w="2380"/>
+            <w:tcBorders>
+              <w:top w:val="single" w:color="999999" w:sz="4"/>
+              <w:left w:val="single" w:color="999999" w:sz="4"/>
+              <w:bottom w:val="single" w:color="999999" w:sz="4"/>
+              <w:right w:val="single" w:color="999999" w:sz="4"/>
+            </w:tcBorders>
+            <w:tcMar>
+              <w:top w:type="dxa" w:w="50"/>
+              <w:left w:type="dxa" w:w="80"/>
+              <w:bottom w:type="dxa" w:w="50"/>
+              <w:right w:type="dxa" w:w="80"/>
+            </w:tcMar>
+          </w:tcPr>
+          <w:p>
+            <w:pPr>
+              <w:spacing w:after="20" w:before="0"/>
+            </w:pPr>
+            <w:r>
+              <w:rPr>
+                <w:rFonts w:ascii="Arial" w:cs="Arial" w:eastAsia="Arial" w:hAnsi="Arial"/>
+                <w:color w:val="666666"/>
+                <w:sz w:val="14"/>
+                <w:szCs w:val="14"/>
+              </w:rPr>
+              <w:t xml:space="preserve">Tick ONE:</w:t>
+            </w:r>
+          </w:p>
+          <w:p>
+            <w:pPr>
+              <w:spacing w:after="40" w:before="40"/>
+            </w:pPr>
+            <w:sdt>
+              <w:sdtPr>
+                <w14:checkbox>
+                  <w14:checked w14:val="0"/>
+                  <w14:checkedState w14:val="2612" w14:font="MS Gothic"/>
+                  <w14:uncheckedState w14:val="2610" w14:font="MS Gothic"/>
+                </w14:checkbox>
+              </w:sdtPr>
+              <w:sdtContent>
+                <w:r>
+                  <w:sym w:char="2610" w:font="MS Gothic"/>
+                </w:r>
+              </w:sdtContent>
+            </w:sdt>
+            <w:r>
+              <w:rPr>
+                <w:rFonts w:ascii="Arial" w:cs="Arial" w:eastAsia="Arial" w:hAnsi="Arial"/>
+                <w:b/>
+                <w:bCs/>
+                <w:sz w:val="18"/>
+                <w:szCs w:val="18"/>
+              </w:rPr>
+              <w:t xml:space="preserve"> ACCEPT</w:t>
+            </w:r>
+          </w:p>
+          <w:p>
+            <w:pPr>
+              <w:spacing w:after="40" w:before="40"/>
+            </w:pPr>
+            <w:sdt>
+              <w:sdtPr>
+                <w14:checkbox>
+                  <w14:checked w14:val="0"/>
+                  <w14:checkedState w14:val="2612" w14:font="MS Gothic"/>
+                  <w14:uncheckedState w14:val="2610" w14:font="MS Gothic"/>
+                </w14:checkbox>
+              </w:sdtPr>
+              <w:sdtContent>
+                <w:r>
+                  <w:sym w:char="2610" w:font="MS Gothic"/>
+                </w:r>
+              </w:sdtContent>
+            </w:sdt>
+            <w:r>
+              <w:rPr>
+                <w:rFonts w:ascii="Arial" w:cs="Arial" w:eastAsia="Arial" w:hAnsi="Arial"/>
+                <w:b/>
+                <w:bCs/>
+                <w:sz w:val="18"/>
+                <w:szCs w:val="18"/>
+              </w:rPr>
+              <w:t xml:space="preserve"> EDIT</w:t>
+            </w:r>
+          </w:p>
+          <w:p>
+            <w:pPr>
+              <w:spacing w:after="20" w:before="80"/>
+            </w:pPr>
+            <w:r>
+              <w:rPr>
+                <w:rFonts w:ascii="Arial" w:cs="Arial" w:eastAsia="Arial" w:hAnsi="Arial"/>
+                <w:color w:val="666666"/>
+                <w:sz w:val="14"/>
+                <w:szCs w:val="14"/>
+              </w:rPr>
+              <w:t xml:space="preserve">If EDIT, type your requested change here:</w:t>
+            </w:r>
+          </w:p>
+          <w:p>
+            <w:pPr>
+              <w:spacing w:after="400" w:before="0"/>
+            </w:pPr>
+            <w:r>
+              <w:rPr>
+                <w:rFonts w:ascii="Arial" w:cs="Arial" w:eastAsia="Arial" w:hAnsi="Arial"/>
+                <w:sz w:val="17"/>
+                <w:szCs w:val="17"/>
+              </w:rPr>
+              <w:t xml:space="preserve"> </w:t>
+            </w:r>
+          </w:p>
+          <w:p>
+            <w:pPr>
+              <w:spacing w:after="400" w:before="0"/>
+            </w:pPr>
+            <w:r>
+              <w:rPr>
+                <w:rFonts w:ascii="Arial" w:cs="Arial" w:eastAsia="Arial" w:hAnsi="Arial"/>
+                <w:sz w:val="17"/>
+                <w:szCs w:val="17"/>
+              </w:rPr>
+              <w:t xml:space="preserve"> </w:t>
+            </w:r>
+          </w:p>
+          <w:p>
+            <w:pPr>
+              <w:spacing w:after="0" w:before="0"/>
+            </w:pPr>
+            <w:r>
+              <w:rPr>
+                <w:rFonts w:ascii="Arial" w:cs="Arial" w:eastAsia="Arial" w:hAnsi="Arial"/>
+                <w:color w:val="999999"/>
+                <w:sz w:val="12"/>
+                <w:szCs w:val="12"/>
+              </w:rPr>
+              <w:t xml:space="preserve">Item bio_2_3-001</w:t>
             </w:r>
           </w:p>
         </w:tc>
@@ -1452,20 +1595,36 @@
       <w:tr>
         <w:tc>
           <w:tcPr>
-            <w:tcW w:type="dxa" w:w="1050"/>
-            <w:tcBorders>
-              <w:top w:val="single" w:color="999999" w:sz="4"/>
-              <w:left w:val="single" w:color="999999" w:sz="4"/>
-              <w:bottom w:val="single" w:color="999999" w:sz="4"/>
-              <w:right w:val="single" w:color="999999" w:sz="4"/>
-            </w:tcBorders>
-            <w:tcMar>
-              <w:top w:type="dxa" w:w="50"/>
-              <w:left w:type="dxa" w:w="80"/>
-              <w:bottom w:type="dxa" w:w="50"/>
-              <w:right w:type="dxa" w:w="80"/>
-            </w:tcMar>
-          </w:tcPr>
+            <w:tcW w:type="dxa" w:w="1300"/>
+            <w:tcBorders>
+              <w:top w:val="single" w:color="999999" w:sz="4"/>
+              <w:left w:val="single" w:color="999999" w:sz="4"/>
+              <w:bottom w:val="single" w:color="999999" w:sz="4"/>
+              <w:right w:val="single" w:color="999999" w:sz="4"/>
+            </w:tcBorders>
+            <w:tcMar>
+              <w:top w:type="dxa" w:w="50"/>
+              <w:left w:type="dxa" w:w="80"/>
+              <w:bottom w:type="dxa" w:w="50"/>
+              <w:right w:type="dxa" w:w="80"/>
+            </w:tcMar>
+          </w:tcPr>
+          <w:p>
+            <w:pPr>
+              <w:spacing w:after="20" w:before="0"/>
+            </w:pPr>
+            <w:r>
+              <w:rPr>
+                <w:rFonts w:ascii="Arial" w:cs="Arial" w:eastAsia="Arial" w:hAnsi="Arial"/>
+                <w:b/>
+                <w:bCs/>
+                <w:color w:val="1F3864"/>
+                <w:sz w:val="14"/>
+                <w:szCs w:val="14"/>
+              </w:rPr>
+              <w:t xml:space="preserve">SUB-STRAND 2.3 PLANT GASEOUS EXCHANGE AND RESPIRATION</w:t>
+            </w:r>
+          </w:p>
           <w:p>
             <w:pPr>
               <w:spacing w:after="60" w:before="0"/>
@@ -1478,7 +1637,7 @@
                 <w:sz w:val="17"/>
                 <w:szCs w:val="17"/>
               </w:rPr>
-              <w:t xml:space="preserve">G1</w:t>
+              <w:t xml:space="preserve">bio_2_3 G1 (group)</w:t>
             </w:r>
           </w:p>
           <w:p>
@@ -1516,7 +1675,7 @@
         </w:tc>
         <w:tc>
           <w:tcPr>
-            <w:tcW w:type="dxa" w:w="2000"/>
+            <w:tcW w:type="dxa" w:w="1700"/>
             <w:tcBorders>
               <w:top w:val="single" w:color="999999" w:sz="4"/>
               <w:left w:val="single" w:color="999999" w:sz="4"/>
@@ -1576,7 +1735,7 @@
         </w:tc>
         <w:tc>
           <w:tcPr>
-            <w:tcW w:type="dxa" w:w="4600"/>
+            <w:tcW w:type="dxa" w:w="4100"/>
             <w:tcBorders>
               <w:top w:val="single" w:color="999999" w:sz="4"/>
               <w:left w:val="single" w:color="999999" w:sz="4"/>
@@ -2442,7 +2601,7 @@
         </w:tc>
         <w:tc>
           <w:tcPr>
-            <w:tcW w:type="dxa" w:w="3150"/>
+            <w:tcW w:type="dxa" w:w="2700"/>
             <w:tcBorders>
               <w:top w:val="single" w:color="999999" w:sz="4"/>
               <w:left w:val="single" w:color="999999" w:sz="4"/>
@@ -2488,7 +2647,7 @@
         </w:tc>
         <w:tc>
           <w:tcPr>
-            <w:tcW w:type="dxa" w:w="1900"/>
+            <w:tcW w:type="dxa" w:w="1500"/>
             <w:tcBorders>
               <w:top w:val="single" w:color="999999" w:sz="4"/>
               <w:left w:val="single" w:color="999999" w:sz="4"/>
@@ -2518,46 +2677,144 @@
         </w:tc>
         <w:tc>
           <w:tcPr>
-            <w:tcW w:type="dxa" w:w="980"/>
-            <w:tcBorders>
-              <w:top w:val="single" w:color="999999" w:sz="4"/>
-              <w:left w:val="single" w:color="999999" w:sz="4"/>
-              <w:bottom w:val="single" w:color="999999" w:sz="4"/>
-              <w:right w:val="single" w:color="999999" w:sz="4"/>
-            </w:tcBorders>
-            <w:tcMar>
-              <w:top w:type="dxa" w:w="50"/>
-              <w:left w:type="dxa" w:w="80"/>
-              <w:bottom w:type="dxa" w:w="50"/>
-              <w:right w:type="dxa" w:w="80"/>
-            </w:tcMar>
-          </w:tcPr>
-          <w:p>
-            <w:pPr>
-              <w:spacing w:after="60" w:before="0"/>
-              <w:jc w:val="center"/>
-            </w:pPr>
-            <w:r>
-              <w:rPr>
-                <w:rFonts w:ascii="Arial" w:cs="Arial" w:eastAsia="Arial" w:hAnsi="Arial"/>
-                <w:sz w:val="22"/>
-                <w:szCs w:val="22"/>
-              </w:rPr>
-              <w:t xml:space="preserve">☐</w:t>
-            </w:r>
-          </w:p>
-          <w:p>
-            <w:pPr>
-              <w:spacing w:after="60" w:before="0"/>
-              <w:jc w:val="center"/>
-            </w:pPr>
-            <w:r>
-              <w:rPr>
-                <w:rFonts w:ascii="Arial" w:cs="Arial" w:eastAsia="Arial" w:hAnsi="Arial"/>
-                <w:sz w:val="13"/>
-                <w:szCs w:val="13"/>
-              </w:rPr>
-              <w:t xml:space="preserve">Accept / reject / edit</w:t>
+            <w:tcW w:type="dxa" w:w="2380"/>
+            <w:tcBorders>
+              <w:top w:val="single" w:color="999999" w:sz="4"/>
+              <w:left w:val="single" w:color="999999" w:sz="4"/>
+              <w:bottom w:val="single" w:color="999999" w:sz="4"/>
+              <w:right w:val="single" w:color="999999" w:sz="4"/>
+            </w:tcBorders>
+            <w:tcMar>
+              <w:top w:type="dxa" w:w="50"/>
+              <w:left w:type="dxa" w:w="80"/>
+              <w:bottom w:type="dxa" w:w="50"/>
+              <w:right w:type="dxa" w:w="80"/>
+            </w:tcMar>
+          </w:tcPr>
+          <w:p>
+            <w:pPr>
+              <w:spacing w:after="20" w:before="0"/>
+            </w:pPr>
+            <w:r>
+              <w:rPr>
+                <w:rFonts w:ascii="Arial" w:cs="Arial" w:eastAsia="Arial" w:hAnsi="Arial"/>
+                <w:color w:val="666666"/>
+                <w:sz w:val="14"/>
+                <w:szCs w:val="14"/>
+              </w:rPr>
+              <w:t xml:space="preserve">Tick ONE:</w:t>
+            </w:r>
+          </w:p>
+          <w:p>
+            <w:pPr>
+              <w:spacing w:after="40" w:before="40"/>
+            </w:pPr>
+            <w:sdt>
+              <w:sdtPr>
+                <w14:checkbox>
+                  <w14:checked w14:val="0"/>
+                  <w14:checkedState w14:val="2612" w14:font="MS Gothic"/>
+                  <w14:uncheckedState w14:val="2610" w14:font="MS Gothic"/>
+                </w14:checkbox>
+              </w:sdtPr>
+              <w:sdtContent>
+                <w:r>
+                  <w:sym w:char="2610" w:font="MS Gothic"/>
+                </w:r>
+              </w:sdtContent>
+            </w:sdt>
+            <w:r>
+              <w:rPr>
+                <w:rFonts w:ascii="Arial" w:cs="Arial" w:eastAsia="Arial" w:hAnsi="Arial"/>
+                <w:b/>
+                <w:bCs/>
+                <w:sz w:val="18"/>
+                <w:szCs w:val="18"/>
+              </w:rPr>
+              <w:t xml:space="preserve"> ACCEPT</w:t>
+            </w:r>
+          </w:p>
+          <w:p>
+            <w:pPr>
+              <w:spacing w:after="40" w:before="40"/>
+            </w:pPr>
+            <w:sdt>
+              <w:sdtPr>
+                <w14:checkbox>
+                  <w14:checked w14:val="0"/>
+                  <w14:checkedState w14:val="2612" w14:font="MS Gothic"/>
+                  <w14:uncheckedState w14:val="2610" w14:font="MS Gothic"/>
+                </w14:checkbox>
+              </w:sdtPr>
+              <w:sdtContent>
+                <w:r>
+                  <w:sym w:char="2610" w:font="MS Gothic"/>
+                </w:r>
+              </w:sdtContent>
+            </w:sdt>
+            <w:r>
+              <w:rPr>
+                <w:rFonts w:ascii="Arial" w:cs="Arial" w:eastAsia="Arial" w:hAnsi="Arial"/>
+                <w:b/>
+                <w:bCs/>
+                <w:sz w:val="18"/>
+                <w:szCs w:val="18"/>
+              </w:rPr>
+              <w:t xml:space="preserve"> EDIT</w:t>
+            </w:r>
+          </w:p>
+          <w:p>
+            <w:pPr>
+              <w:spacing w:after="20" w:before="80"/>
+            </w:pPr>
+            <w:r>
+              <w:rPr>
+                <w:rFonts w:ascii="Arial" w:cs="Arial" w:eastAsia="Arial" w:hAnsi="Arial"/>
+                <w:color w:val="666666"/>
+                <w:sz w:val="14"/>
+                <w:szCs w:val="14"/>
+              </w:rPr>
+              <w:t xml:space="preserve">If EDIT, type your requested change here:</w:t>
+            </w:r>
+          </w:p>
+          <w:p>
+            <w:pPr>
+              <w:spacing w:after="400" w:before="0"/>
+            </w:pPr>
+            <w:r>
+              <w:rPr>
+                <w:rFonts w:ascii="Arial" w:cs="Arial" w:eastAsia="Arial" w:hAnsi="Arial"/>
+                <w:sz w:val="17"/>
+                <w:szCs w:val="17"/>
+              </w:rPr>
+              <w:t xml:space="preserve"> </w:t>
+            </w:r>
+          </w:p>
+          <w:p>
+            <w:pPr>
+              <w:spacing w:after="400" w:before="0"/>
+            </w:pPr>
+            <w:r>
+              <w:rPr>
+                <w:rFonts w:ascii="Arial" w:cs="Arial" w:eastAsia="Arial" w:hAnsi="Arial"/>
+                <w:sz w:val="17"/>
+                <w:szCs w:val="17"/>
+              </w:rPr>
+              <w:t xml:space="preserve"> </w:t>
+            </w:r>
+          </w:p>
+          <w:p>
+            <w:pPr>
+              <w:spacing w:after="0" w:before="0"/>
+            </w:pPr>
+            <w:r>
+              <w:rPr>
+                <w:rFonts w:ascii="Arial" w:cs="Arial" w:eastAsia="Arial" w:hAnsi="Arial"/>
+                <w:color w:val="999999"/>
+                <w:sz w:val="12"/>
+                <w:szCs w:val="12"/>
+              </w:rPr>
+              <w:t xml:space="preserve">Item bio_2_3 G1</w:t>
             </w:r>
           </w:p>
         </w:tc>
@@ -2565,20 +2822,36 @@
       <w:tr>
         <w:tc>
           <w:tcPr>
-            <w:tcW w:type="dxa" w:w="1050"/>
-            <w:tcBorders>
-              <w:top w:val="single" w:color="999999" w:sz="4"/>
-              <w:left w:val="single" w:color="999999" w:sz="4"/>
-              <w:bottom w:val="single" w:color="999999" w:sz="4"/>
-              <w:right w:val="single" w:color="999999" w:sz="4"/>
-            </w:tcBorders>
-            <w:tcMar>
-              <w:top w:type="dxa" w:w="50"/>
-              <w:left w:type="dxa" w:w="80"/>
-              <w:bottom w:type="dxa" w:w="50"/>
-              <w:right w:type="dxa" w:w="80"/>
-            </w:tcMar>
-          </w:tcPr>
+            <w:tcW w:type="dxa" w:w="1300"/>
+            <w:tcBorders>
+              <w:top w:val="single" w:color="999999" w:sz="4"/>
+              <w:left w:val="single" w:color="999999" w:sz="4"/>
+              <w:bottom w:val="single" w:color="999999" w:sz="4"/>
+              <w:right w:val="single" w:color="999999" w:sz="4"/>
+            </w:tcBorders>
+            <w:tcMar>
+              <w:top w:type="dxa" w:w="50"/>
+              <w:left w:type="dxa" w:w="80"/>
+              <w:bottom w:type="dxa" w:w="50"/>
+              <w:right w:type="dxa" w:w="80"/>
+            </w:tcMar>
+          </w:tcPr>
+          <w:p>
+            <w:pPr>
+              <w:spacing w:after="20" w:before="0"/>
+            </w:pPr>
+            <w:r>
+              <w:rPr>
+                <w:rFonts w:ascii="Arial" w:cs="Arial" w:eastAsia="Arial" w:hAnsi="Arial"/>
+                <w:b/>
+                <w:bCs/>
+                <w:color w:val="1F3864"/>
+                <w:sz w:val="14"/>
+                <w:szCs w:val="14"/>
+              </w:rPr>
+              <w:t xml:space="preserve">SUB-STRAND 2.3 PLANT GASEOUS EXCHANGE AND RESPIRATION</w:t>
+            </w:r>
+          </w:p>
           <w:p>
             <w:pPr>
               <w:spacing w:after="60" w:before="0"/>
@@ -2591,13 +2864,13 @@
                 <w:sz w:val="17"/>
                 <w:szCs w:val="17"/>
               </w:rPr>
-              <w:t xml:space="preserve">023</w:t>
-            </w:r>
-          </w:p>
-        </w:tc>
-        <w:tc>
-          <w:tcPr>
-            <w:tcW w:type="dxa" w:w="2000"/>
+              <w:t xml:space="preserve">bio_2_3-023</w:t>
+            </w:r>
+          </w:p>
+        </w:tc>
+        <w:tc>
+          <w:tcPr>
+            <w:tcW w:type="dxa" w:w="1700"/>
             <w:tcBorders>
               <w:top w:val="single" w:color="999999" w:sz="4"/>
               <w:left w:val="single" w:color="999999" w:sz="4"/>
@@ -2642,7 +2915,7 @@
         </w:tc>
         <w:tc>
           <w:tcPr>
-            <w:tcW w:type="dxa" w:w="4600"/>
+            <w:tcW w:type="dxa" w:w="4100"/>
             <w:tcBorders>
               <w:top w:val="single" w:color="999999" w:sz="4"/>
               <w:left w:val="single" w:color="999999" w:sz="4"/>
@@ -2721,7 +2994,7 @@
         </w:tc>
         <w:tc>
           <w:tcPr>
-            <w:tcW w:type="dxa" w:w="3150"/>
+            <w:tcW w:type="dxa" w:w="2700"/>
             <w:tcBorders>
               <w:top w:val="single" w:color="999999" w:sz="4"/>
               <w:left w:val="single" w:color="999999" w:sz="4"/>
@@ -2767,7 +3040,7 @@
         </w:tc>
         <w:tc>
           <w:tcPr>
-            <w:tcW w:type="dxa" w:w="1900"/>
+            <w:tcW w:type="dxa" w:w="1500"/>
             <w:tcBorders>
               <w:top w:val="single" w:color="999999" w:sz="4"/>
               <w:left w:val="single" w:color="999999" w:sz="4"/>
@@ -2797,46 +3070,144 @@
         </w:tc>
         <w:tc>
           <w:tcPr>
-            <w:tcW w:type="dxa" w:w="980"/>
-            <w:tcBorders>
-              <w:top w:val="single" w:color="999999" w:sz="4"/>
-              <w:left w:val="single" w:color="999999" w:sz="4"/>
-              <w:bottom w:val="single" w:color="999999" w:sz="4"/>
-              <w:right w:val="single" w:color="999999" w:sz="4"/>
-            </w:tcBorders>
-            <w:tcMar>
-              <w:top w:type="dxa" w:w="50"/>
-              <w:left w:type="dxa" w:w="80"/>
-              <w:bottom w:type="dxa" w:w="50"/>
-              <w:right w:type="dxa" w:w="80"/>
-            </w:tcMar>
-          </w:tcPr>
-          <w:p>
-            <w:pPr>
-              <w:spacing w:after="60" w:before="0"/>
-              <w:jc w:val="center"/>
-            </w:pPr>
-            <w:r>
-              <w:rPr>
-                <w:rFonts w:ascii="Arial" w:cs="Arial" w:eastAsia="Arial" w:hAnsi="Arial"/>
-                <w:sz w:val="22"/>
-                <w:szCs w:val="22"/>
-              </w:rPr>
-              <w:t xml:space="preserve">☐</w:t>
-            </w:r>
-          </w:p>
-          <w:p>
-            <w:pPr>
-              <w:spacing w:after="60" w:before="0"/>
-              <w:jc w:val="center"/>
-            </w:pPr>
-            <w:r>
-              <w:rPr>
-                <w:rFonts w:ascii="Arial" w:cs="Arial" w:eastAsia="Arial" w:hAnsi="Arial"/>
-                <w:sz w:val="13"/>
-                <w:szCs w:val="13"/>
-              </w:rPr>
-              <w:t xml:space="preserve">Accept / reject / edit</w:t>
+            <w:tcW w:type="dxa" w:w="2380"/>
+            <w:tcBorders>
+              <w:top w:val="single" w:color="999999" w:sz="4"/>
+              <w:left w:val="single" w:color="999999" w:sz="4"/>
+              <w:bottom w:val="single" w:color="999999" w:sz="4"/>
+              <w:right w:val="single" w:color="999999" w:sz="4"/>
+            </w:tcBorders>
+            <w:tcMar>
+              <w:top w:type="dxa" w:w="50"/>
+              <w:left w:type="dxa" w:w="80"/>
+              <w:bottom w:type="dxa" w:w="50"/>
+              <w:right w:type="dxa" w:w="80"/>
+            </w:tcMar>
+          </w:tcPr>
+          <w:p>
+            <w:pPr>
+              <w:spacing w:after="20" w:before="0"/>
+            </w:pPr>
+            <w:r>
+              <w:rPr>
+                <w:rFonts w:ascii="Arial" w:cs="Arial" w:eastAsia="Arial" w:hAnsi="Arial"/>
+                <w:color w:val="666666"/>
+                <w:sz w:val="14"/>
+                <w:szCs w:val="14"/>
+              </w:rPr>
+              <w:t xml:space="preserve">Tick ONE:</w:t>
+            </w:r>
+          </w:p>
+          <w:p>
+            <w:pPr>
+              <w:spacing w:after="40" w:before="40"/>
+            </w:pPr>
+            <w:sdt>
+              <w:sdtPr>
+                <w14:checkbox>
+                  <w14:checked w14:val="0"/>
+                  <w14:checkedState w14:val="2612" w14:font="MS Gothic"/>
+                  <w14:uncheckedState w14:val="2610" w14:font="MS Gothic"/>
+                </w14:checkbox>
+              </w:sdtPr>
+              <w:sdtContent>
+                <w:r>
+                  <w:sym w:char="2610" w:font="MS Gothic"/>
+                </w:r>
+              </w:sdtContent>
+            </w:sdt>
+            <w:r>
+              <w:rPr>
+                <w:rFonts w:ascii="Arial" w:cs="Arial" w:eastAsia="Arial" w:hAnsi="Arial"/>
+                <w:b/>
+                <w:bCs/>
+                <w:sz w:val="18"/>
+                <w:szCs w:val="18"/>
+              </w:rPr>
+              <w:t xml:space="preserve"> ACCEPT</w:t>
+            </w:r>
+          </w:p>
+          <w:p>
+            <w:pPr>
+              <w:spacing w:after="40" w:before="40"/>
+            </w:pPr>
+            <w:sdt>
+              <w:sdtPr>
+                <w14:checkbox>
+                  <w14:checked w14:val="0"/>
+                  <w14:checkedState w14:val="2612" w14:font="MS Gothic"/>
+                  <w14:uncheckedState w14:val="2610" w14:font="MS Gothic"/>
+                </w14:checkbox>
+              </w:sdtPr>
+              <w:sdtContent>
+                <w:r>
+                  <w:sym w:char="2610" w:font="MS Gothic"/>
+                </w:r>
+              </w:sdtContent>
+            </w:sdt>
+            <w:r>
+              <w:rPr>
+                <w:rFonts w:ascii="Arial" w:cs="Arial" w:eastAsia="Arial" w:hAnsi="Arial"/>
+                <w:b/>
+                <w:bCs/>
+                <w:sz w:val="18"/>
+                <w:szCs w:val="18"/>
+              </w:rPr>
+              <w:t xml:space="preserve"> EDIT</w:t>
+            </w:r>
+          </w:p>
+          <w:p>
+            <w:pPr>
+              <w:spacing w:after="20" w:before="80"/>
+            </w:pPr>
+            <w:r>
+              <w:rPr>
+                <w:rFonts w:ascii="Arial" w:cs="Arial" w:eastAsia="Arial" w:hAnsi="Arial"/>
+                <w:color w:val="666666"/>
+                <w:sz w:val="14"/>
+                <w:szCs w:val="14"/>
+              </w:rPr>
+              <w:t xml:space="preserve">If EDIT, type your requested change here:</w:t>
+            </w:r>
+          </w:p>
+          <w:p>
+            <w:pPr>
+              <w:spacing w:after="400" w:before="0"/>
+            </w:pPr>
+            <w:r>
+              <w:rPr>
+                <w:rFonts w:ascii="Arial" w:cs="Arial" w:eastAsia="Arial" w:hAnsi="Arial"/>
+                <w:sz w:val="17"/>
+                <w:szCs w:val="17"/>
+              </w:rPr>
+              <w:t xml:space="preserve"> </w:t>
+            </w:r>
+          </w:p>
+          <w:p>
+            <w:pPr>
+              <w:spacing w:after="400" w:before="0"/>
+            </w:pPr>
+            <w:r>
+              <w:rPr>
+                <w:rFonts w:ascii="Arial" w:cs="Arial" w:eastAsia="Arial" w:hAnsi="Arial"/>
+                <w:sz w:val="17"/>
+                <w:szCs w:val="17"/>
+              </w:rPr>
+              <w:t xml:space="preserve"> </w:t>
+            </w:r>
+          </w:p>
+          <w:p>
+            <w:pPr>
+              <w:spacing w:after="0" w:before="0"/>
+            </w:pPr>
+            <w:r>
+              <w:rPr>
+                <w:rFonts w:ascii="Arial" w:cs="Arial" w:eastAsia="Arial" w:hAnsi="Arial"/>
+                <w:color w:val="999999"/>
+                <w:sz w:val="12"/>
+                <w:szCs w:val="12"/>
+              </w:rPr>
+              <w:t xml:space="preserve">Item bio_2_3-023</w:t>
             </w:r>
           </w:p>
         </w:tc>
@@ -2844,7 +3215,7 @@
       <w:tr>
         <w:tc>
           <w:tcPr>
-            <w:tcW w:type="dxa" w:w="1050"/>
+            <w:tcW w:type="dxa" w:w="1300"/>
             <w:tcBorders>
               <w:top w:val="single" w:color="999999" w:sz="4"/>
               <w:left w:val="single" w:color="999999" w:sz="4"/>
@@ -2861,6 +3232,22 @@
           </w:tcPr>
           <w:p>
             <w:pPr>
+              <w:spacing w:after="20" w:before="0"/>
+            </w:pPr>
+            <w:r>
+              <w:rPr>
+                <w:rFonts w:ascii="Arial" w:cs="Arial" w:eastAsia="Arial" w:hAnsi="Arial"/>
+                <w:b/>
+                <w:bCs/>
+                <w:color w:val="1F3864"/>
+                <w:sz w:val="14"/>
+                <w:szCs w:val="14"/>
+              </w:rPr>
+              <w:t xml:space="preserve">SUB-STRAND 2.3 PLANT GASEOUS EXCHANGE AND RESPIRATION</w:t>
+            </w:r>
+          </w:p>
+          <w:p>
+            <w:pPr>
               <w:spacing w:after="60" w:before="0"/>
             </w:pPr>
             <w:r>
@@ -2871,7 +3258,7 @@
                 <w:sz w:val="17"/>
                 <w:szCs w:val="17"/>
               </w:rPr>
-              <w:t xml:space="preserve">G2</w:t>
+              <w:t xml:space="preserve">bio_2_3 G2 (group)</w:t>
             </w:r>
           </w:p>
           <w:p>
@@ -2925,7 +3312,7 @@
         </w:tc>
         <w:tc>
           <w:tcPr>
-            <w:tcW w:type="dxa" w:w="2000"/>
+            <w:tcW w:type="dxa" w:w="1700"/>
             <w:tcBorders>
               <w:top w:val="single" w:color="999999" w:sz="4"/>
               <w:left w:val="single" w:color="999999" w:sz="4"/>
@@ -2986,7 +3373,7 @@
         </w:tc>
         <w:tc>
           <w:tcPr>
-            <w:tcW w:type="dxa" w:w="4600"/>
+            <w:tcW w:type="dxa" w:w="4100"/>
             <w:tcBorders>
               <w:top w:val="single" w:color="999999" w:sz="4"/>
               <w:left w:val="single" w:color="999999" w:sz="4"/>
@@ -3985,7 +4372,7 @@
         </w:tc>
         <w:tc>
           <w:tcPr>
-            <w:tcW w:type="dxa" w:w="3150"/>
+            <w:tcW w:type="dxa" w:w="2700"/>
             <w:tcBorders>
               <w:top w:val="single" w:color="999999" w:sz="4"/>
               <w:left w:val="single" w:color="999999" w:sz="4"/>
@@ -4032,7 +4419,7 @@
         </w:tc>
         <w:tc>
           <w:tcPr>
-            <w:tcW w:type="dxa" w:w="1900"/>
+            <w:tcW w:type="dxa" w:w="1500"/>
             <w:tcBorders>
               <w:top w:val="single" w:color="999999" w:sz="4"/>
               <w:left w:val="single" w:color="999999" w:sz="4"/>
@@ -4063,7 +4450,7 @@
         </w:tc>
         <w:tc>
           <w:tcPr>
-            <w:tcW w:type="dxa" w:w="980"/>
+            <w:tcW w:type="dxa" w:w="2380"/>
             <w:tcBorders>
               <w:top w:val="single" w:color="999999" w:sz="4"/>
               <w:left w:val="single" w:color="999999" w:sz="4"/>
@@ -4080,30 +4467,128 @@
           </w:tcPr>
           <w:p>
             <w:pPr>
-              <w:spacing w:after="60" w:before="0"/>
-              <w:jc w:val="center"/>
-            </w:pPr>
-            <w:r>
-              <w:rPr>
-                <w:rFonts w:ascii="Arial" w:cs="Arial" w:eastAsia="Arial" w:hAnsi="Arial"/>
-                <w:sz w:val="22"/>
-                <w:szCs w:val="22"/>
-              </w:rPr>
-              <w:t xml:space="preserve">☐</w:t>
-            </w:r>
-          </w:p>
-          <w:p>
-            <w:pPr>
-              <w:spacing w:after="60" w:before="0"/>
-              <w:jc w:val="center"/>
-            </w:pPr>
-            <w:r>
-              <w:rPr>
-                <w:rFonts w:ascii="Arial" w:cs="Arial" w:eastAsia="Arial" w:hAnsi="Arial"/>
-                <w:sz w:val="13"/>
-                <w:szCs w:val="13"/>
-              </w:rPr>
-              <w:t xml:space="preserve">Accept / reject / edit</w:t>
+              <w:spacing w:after="20" w:before="0"/>
+            </w:pPr>
+            <w:r>
+              <w:rPr>
+                <w:rFonts w:ascii="Arial" w:cs="Arial" w:eastAsia="Arial" w:hAnsi="Arial"/>
+                <w:color w:val="666666"/>
+                <w:sz w:val="14"/>
+                <w:szCs w:val="14"/>
+              </w:rPr>
+              <w:t xml:space="preserve">Tick ONE:</w:t>
+            </w:r>
+          </w:p>
+          <w:p>
+            <w:pPr>
+              <w:spacing w:after="40" w:before="40"/>
+            </w:pPr>
+            <w:sdt>
+              <w:sdtPr>
+                <w14:checkbox>
+                  <w14:checked w14:val="0"/>
+                  <w14:checkedState w14:val="2612" w14:font="MS Gothic"/>
+                  <w14:uncheckedState w14:val="2610" w14:font="MS Gothic"/>
+                </w14:checkbox>
+              </w:sdtPr>
+              <w:sdtContent>
+                <w:r>
+                  <w:sym w:char="2610" w:font="MS Gothic"/>
+                </w:r>
+              </w:sdtContent>
+            </w:sdt>
+            <w:r>
+              <w:rPr>
+                <w:rFonts w:ascii="Arial" w:cs="Arial" w:eastAsia="Arial" w:hAnsi="Arial"/>
+                <w:b/>
+                <w:bCs/>
+                <w:sz w:val="18"/>
+                <w:szCs w:val="18"/>
+              </w:rPr>
+              <w:t xml:space="preserve"> ACCEPT</w:t>
+            </w:r>
+          </w:p>
+          <w:p>
+            <w:pPr>
+              <w:spacing w:after="40" w:before="40"/>
+            </w:pPr>
+            <w:sdt>
+              <w:sdtPr>
+                <w14:checkbox>
+                  <w14:checked w14:val="0"/>
+                  <w14:checkedState w14:val="2612" w14:font="MS Gothic"/>
+                  <w14:uncheckedState w14:val="2610" w14:font="MS Gothic"/>
+                </w14:checkbox>
+              </w:sdtPr>
+              <w:sdtContent>
+                <w:r>
+                  <w:sym w:char="2610" w:font="MS Gothic"/>
+                </w:r>
+              </w:sdtContent>
+            </w:sdt>
+            <w:r>
+              <w:rPr>
+                <w:rFonts w:ascii="Arial" w:cs="Arial" w:eastAsia="Arial" w:hAnsi="Arial"/>
+                <w:b/>
+                <w:bCs/>
+                <w:sz w:val="18"/>
+                <w:szCs w:val="18"/>
+              </w:rPr>
+              <w:t xml:space="preserve"> EDIT</w:t>
+            </w:r>
+          </w:p>
+          <w:p>
+            <w:pPr>
+              <w:spacing w:after="20" w:before="80"/>
+            </w:pPr>
+            <w:r>
+              <w:rPr>
+                <w:rFonts w:ascii="Arial" w:cs="Arial" w:eastAsia="Arial" w:hAnsi="Arial"/>
+                <w:color w:val="666666"/>
+                <w:sz w:val="14"/>
+                <w:szCs w:val="14"/>
+              </w:rPr>
+              <w:t xml:space="preserve">If EDIT, type your requested change here:</w:t>
+            </w:r>
+          </w:p>
+          <w:p>
+            <w:pPr>
+              <w:spacing w:after="400" w:before="0"/>
+            </w:pPr>
+            <w:r>
+              <w:rPr>
+                <w:rFonts w:ascii="Arial" w:cs="Arial" w:eastAsia="Arial" w:hAnsi="Arial"/>
+                <w:sz w:val="17"/>
+                <w:szCs w:val="17"/>
+              </w:rPr>
+              <w:t xml:space="preserve"> </w:t>
+            </w:r>
+          </w:p>
+          <w:p>
+            <w:pPr>
+              <w:spacing w:after="400" w:before="0"/>
+            </w:pPr>
+            <w:r>
+              <w:rPr>
+                <w:rFonts w:ascii="Arial" w:cs="Arial" w:eastAsia="Arial" w:hAnsi="Arial"/>
+                <w:sz w:val="17"/>
+                <w:szCs w:val="17"/>
+              </w:rPr>
+              <w:t xml:space="preserve"> </w:t>
+            </w:r>
+          </w:p>
+          <w:p>
+            <w:pPr>
+              <w:spacing w:after="0" w:before="0"/>
+            </w:pPr>
+            <w:r>
+              <w:rPr>
+                <w:rFonts w:ascii="Arial" w:cs="Arial" w:eastAsia="Arial" w:hAnsi="Arial"/>
+                <w:color w:val="999999"/>
+                <w:sz w:val="12"/>
+                <w:szCs w:val="12"/>
+              </w:rPr>
+              <w:t xml:space="preserve">Item bio_2_3 G2</w:t>
             </w:r>
           </w:p>
         </w:tc>
@@ -4111,20 +4596,36 @@
       <w:tr>
         <w:tc>
           <w:tcPr>
-            <w:tcW w:type="dxa" w:w="1050"/>
-            <w:tcBorders>
-              <w:top w:val="single" w:color="999999" w:sz="4"/>
-              <w:left w:val="single" w:color="999999" w:sz="4"/>
-              <w:bottom w:val="single" w:color="999999" w:sz="4"/>
-              <w:right w:val="single" w:color="999999" w:sz="4"/>
-            </w:tcBorders>
-            <w:tcMar>
-              <w:top w:type="dxa" w:w="50"/>
-              <w:left w:type="dxa" w:w="80"/>
-              <w:bottom w:type="dxa" w:w="50"/>
-              <w:right w:type="dxa" w:w="80"/>
-            </w:tcMar>
-          </w:tcPr>
+            <w:tcW w:type="dxa" w:w="1300"/>
+            <w:tcBorders>
+              <w:top w:val="single" w:color="999999" w:sz="4"/>
+              <w:left w:val="single" w:color="999999" w:sz="4"/>
+              <w:bottom w:val="single" w:color="999999" w:sz="4"/>
+              <w:right w:val="single" w:color="999999" w:sz="4"/>
+            </w:tcBorders>
+            <w:tcMar>
+              <w:top w:type="dxa" w:w="50"/>
+              <w:left w:type="dxa" w:w="80"/>
+              <w:bottom w:type="dxa" w:w="50"/>
+              <w:right w:type="dxa" w:w="80"/>
+            </w:tcMar>
+          </w:tcPr>
+          <w:p>
+            <w:pPr>
+              <w:spacing w:after="20" w:before="0"/>
+            </w:pPr>
+            <w:r>
+              <w:rPr>
+                <w:rFonts w:ascii="Arial" w:cs="Arial" w:eastAsia="Arial" w:hAnsi="Arial"/>
+                <w:b/>
+                <w:bCs/>
+                <w:color w:val="1F3864"/>
+                <w:sz w:val="14"/>
+                <w:szCs w:val="14"/>
+              </w:rPr>
+              <w:t xml:space="preserve">SUB-STRAND 2.3 PLANT GASEOUS EXCHANGE AND RESPIRATION</w:t>
+            </w:r>
+          </w:p>
           <w:p>
             <w:pPr>
               <w:spacing w:after="60" w:before="0"/>
@@ -4137,7 +4638,7 @@
                 <w:sz w:val="17"/>
                 <w:szCs w:val="17"/>
               </w:rPr>
-              <w:t xml:space="preserve">G3</w:t>
+              <w:t xml:space="preserve">bio_2_3 G3 (group)</w:t>
             </w:r>
           </w:p>
           <w:p>
@@ -4175,7 +4676,7 @@
         </w:tc>
         <w:tc>
           <w:tcPr>
-            <w:tcW w:type="dxa" w:w="2000"/>
+            <w:tcW w:type="dxa" w:w="1700"/>
             <w:tcBorders>
               <w:top w:val="single" w:color="999999" w:sz="4"/>
               <w:left w:val="single" w:color="999999" w:sz="4"/>
@@ -4235,7 +4736,7 @@
         </w:tc>
         <w:tc>
           <w:tcPr>
-            <w:tcW w:type="dxa" w:w="4600"/>
+            <w:tcW w:type="dxa" w:w="4100"/>
             <w:tcBorders>
               <w:top w:val="single" w:color="999999" w:sz="4"/>
               <w:left w:val="single" w:color="999999" w:sz="4"/>
@@ -4591,7 +5092,7 @@
         </w:tc>
         <w:tc>
           <w:tcPr>
-            <w:tcW w:type="dxa" w:w="3150"/>
+            <w:tcW w:type="dxa" w:w="2700"/>
             <w:tcBorders>
               <w:top w:val="single" w:color="999999" w:sz="4"/>
               <w:left w:val="single" w:color="999999" w:sz="4"/>
@@ -4637,7 +5138,7 @@
         </w:tc>
         <w:tc>
           <w:tcPr>
-            <w:tcW w:type="dxa" w:w="1900"/>
+            <w:tcW w:type="dxa" w:w="1500"/>
             <w:tcBorders>
               <w:top w:val="single" w:color="999999" w:sz="4"/>
               <w:left w:val="single" w:color="999999" w:sz="4"/>
@@ -4667,46 +5168,144 @@
         </w:tc>
         <w:tc>
           <w:tcPr>
-            <w:tcW w:type="dxa" w:w="980"/>
-            <w:tcBorders>
-              <w:top w:val="single" w:color="999999" w:sz="4"/>
-              <w:left w:val="single" w:color="999999" w:sz="4"/>
-              <w:bottom w:val="single" w:color="999999" w:sz="4"/>
-              <w:right w:val="single" w:color="999999" w:sz="4"/>
-            </w:tcBorders>
-            <w:tcMar>
-              <w:top w:type="dxa" w:w="50"/>
-              <w:left w:type="dxa" w:w="80"/>
-              <w:bottom w:type="dxa" w:w="50"/>
-              <w:right w:type="dxa" w:w="80"/>
-            </w:tcMar>
-          </w:tcPr>
-          <w:p>
-            <w:pPr>
-              <w:spacing w:after="60" w:before="0"/>
-              <w:jc w:val="center"/>
-            </w:pPr>
-            <w:r>
-              <w:rPr>
-                <w:rFonts w:ascii="Arial" w:cs="Arial" w:eastAsia="Arial" w:hAnsi="Arial"/>
-                <w:sz w:val="22"/>
-                <w:szCs w:val="22"/>
-              </w:rPr>
-              <w:t xml:space="preserve">☐</w:t>
-            </w:r>
-          </w:p>
-          <w:p>
-            <w:pPr>
-              <w:spacing w:after="60" w:before="0"/>
-              <w:jc w:val="center"/>
-            </w:pPr>
-            <w:r>
-              <w:rPr>
-                <w:rFonts w:ascii="Arial" w:cs="Arial" w:eastAsia="Arial" w:hAnsi="Arial"/>
-                <w:sz w:val="13"/>
-                <w:szCs w:val="13"/>
-              </w:rPr>
-              <w:t xml:space="preserve">Accept / reject / edit</w:t>
+            <w:tcW w:type="dxa" w:w="2380"/>
+            <w:tcBorders>
+              <w:top w:val="single" w:color="999999" w:sz="4"/>
+              <w:left w:val="single" w:color="999999" w:sz="4"/>
+              <w:bottom w:val="single" w:color="999999" w:sz="4"/>
+              <w:right w:val="single" w:color="999999" w:sz="4"/>
+            </w:tcBorders>
+            <w:tcMar>
+              <w:top w:type="dxa" w:w="50"/>
+              <w:left w:type="dxa" w:w="80"/>
+              <w:bottom w:type="dxa" w:w="50"/>
+              <w:right w:type="dxa" w:w="80"/>
+            </w:tcMar>
+          </w:tcPr>
+          <w:p>
+            <w:pPr>
+              <w:spacing w:after="20" w:before="0"/>
+            </w:pPr>
+            <w:r>
+              <w:rPr>
+                <w:rFonts w:ascii="Arial" w:cs="Arial" w:eastAsia="Arial" w:hAnsi="Arial"/>
+                <w:color w:val="666666"/>
+                <w:sz w:val="14"/>
+                <w:szCs w:val="14"/>
+              </w:rPr>
+              <w:t xml:space="preserve">Tick ONE:</w:t>
+            </w:r>
+          </w:p>
+          <w:p>
+            <w:pPr>
+              <w:spacing w:after="40" w:before="40"/>
+            </w:pPr>
+            <w:sdt>
+              <w:sdtPr>
+                <w14:checkbox>
+                  <w14:checked w14:val="0"/>
+                  <w14:checkedState w14:val="2612" w14:font="MS Gothic"/>
+                  <w14:uncheckedState w14:val="2610" w14:font="MS Gothic"/>
+                </w14:checkbox>
+              </w:sdtPr>
+              <w:sdtContent>
+                <w:r>
+                  <w:sym w:char="2610" w:font="MS Gothic"/>
+                </w:r>
+              </w:sdtContent>
+            </w:sdt>
+            <w:r>
+              <w:rPr>
+                <w:rFonts w:ascii="Arial" w:cs="Arial" w:eastAsia="Arial" w:hAnsi="Arial"/>
+                <w:b/>
+                <w:bCs/>
+                <w:sz w:val="18"/>
+                <w:szCs w:val="18"/>
+              </w:rPr>
+              <w:t xml:space="preserve"> ACCEPT</w:t>
+            </w:r>
+          </w:p>
+          <w:p>
+            <w:pPr>
+              <w:spacing w:after="40" w:before="40"/>
+            </w:pPr>
+            <w:sdt>
+              <w:sdtPr>
+                <w14:checkbox>
+                  <w14:checked w14:val="0"/>
+                  <w14:checkedState w14:val="2612" w14:font="MS Gothic"/>
+                  <w14:uncheckedState w14:val="2610" w14:font="MS Gothic"/>
+                </w14:checkbox>
+              </w:sdtPr>
+              <w:sdtContent>
+                <w:r>
+                  <w:sym w:char="2610" w:font="MS Gothic"/>
+                </w:r>
+              </w:sdtContent>
+            </w:sdt>
+            <w:r>
+              <w:rPr>
+                <w:rFonts w:ascii="Arial" w:cs="Arial" w:eastAsia="Arial" w:hAnsi="Arial"/>
+                <w:b/>
+                <w:bCs/>
+                <w:sz w:val="18"/>
+                <w:szCs w:val="18"/>
+              </w:rPr>
+              <w:t xml:space="preserve"> EDIT</w:t>
+            </w:r>
+          </w:p>
+          <w:p>
+            <w:pPr>
+              <w:spacing w:after="20" w:before="80"/>
+            </w:pPr>
+            <w:r>
+              <w:rPr>
+                <w:rFonts w:ascii="Arial" w:cs="Arial" w:eastAsia="Arial" w:hAnsi="Arial"/>
+                <w:color w:val="666666"/>
+                <w:sz w:val="14"/>
+                <w:szCs w:val="14"/>
+              </w:rPr>
+              <w:t xml:space="preserve">If EDIT, type your requested change here:</w:t>
+            </w:r>
+          </w:p>
+          <w:p>
+            <w:pPr>
+              <w:spacing w:after="400" w:before="0"/>
+            </w:pPr>
+            <w:r>
+              <w:rPr>
+                <w:rFonts w:ascii="Arial" w:cs="Arial" w:eastAsia="Arial" w:hAnsi="Arial"/>
+                <w:sz w:val="17"/>
+                <w:szCs w:val="17"/>
+              </w:rPr>
+              <w:t xml:space="preserve"> </w:t>
+            </w:r>
+          </w:p>
+          <w:p>
+            <w:pPr>
+              <w:spacing w:after="400" w:before="0"/>
+            </w:pPr>
+            <w:r>
+              <w:rPr>
+                <w:rFonts w:ascii="Arial" w:cs="Arial" w:eastAsia="Arial" w:hAnsi="Arial"/>
+                <w:sz w:val="17"/>
+                <w:szCs w:val="17"/>
+              </w:rPr>
+              <w:t xml:space="preserve"> </w:t>
+            </w:r>
+          </w:p>
+          <w:p>
+            <w:pPr>
+              <w:spacing w:after="0" w:before="0"/>
+            </w:pPr>
+            <w:r>
+              <w:rPr>
+                <w:rFonts w:ascii="Arial" w:cs="Arial" w:eastAsia="Arial" w:hAnsi="Arial"/>
+                <w:color w:val="999999"/>
+                <w:sz w:val="12"/>
+                <w:szCs w:val="12"/>
+              </w:rPr>
+              <w:t xml:space="preserve">Item bio_2_3 G3</w:t>
             </w:r>
           </w:p>
         </w:tc>
@@ -4714,20 +5313,36 @@
       <w:tr>
         <w:tc>
           <w:tcPr>
-            <w:tcW w:type="dxa" w:w="1050"/>
-            <w:tcBorders>
-              <w:top w:val="single" w:color="999999" w:sz="4"/>
-              <w:left w:val="single" w:color="999999" w:sz="4"/>
-              <w:bottom w:val="single" w:color="999999" w:sz="4"/>
-              <w:right w:val="single" w:color="999999" w:sz="4"/>
-            </w:tcBorders>
-            <w:tcMar>
-              <w:top w:type="dxa" w:w="50"/>
-              <w:left w:type="dxa" w:w="80"/>
-              <w:bottom w:type="dxa" w:w="50"/>
-              <w:right w:type="dxa" w:w="80"/>
-            </w:tcMar>
-          </w:tcPr>
+            <w:tcW w:type="dxa" w:w="1300"/>
+            <w:tcBorders>
+              <w:top w:val="single" w:color="999999" w:sz="4"/>
+              <w:left w:val="single" w:color="999999" w:sz="4"/>
+              <w:bottom w:val="single" w:color="999999" w:sz="4"/>
+              <w:right w:val="single" w:color="999999" w:sz="4"/>
+            </w:tcBorders>
+            <w:tcMar>
+              <w:top w:type="dxa" w:w="50"/>
+              <w:left w:type="dxa" w:w="80"/>
+              <w:bottom w:type="dxa" w:w="50"/>
+              <w:right w:type="dxa" w:w="80"/>
+            </w:tcMar>
+          </w:tcPr>
+          <w:p>
+            <w:pPr>
+              <w:spacing w:after="20" w:before="0"/>
+            </w:pPr>
+            <w:r>
+              <w:rPr>
+                <w:rFonts w:ascii="Arial" w:cs="Arial" w:eastAsia="Arial" w:hAnsi="Arial"/>
+                <w:b/>
+                <w:bCs/>
+                <w:color w:val="1F3864"/>
+                <w:sz w:val="14"/>
+                <w:szCs w:val="14"/>
+              </w:rPr>
+              <w:t xml:space="preserve">SUB-STRAND 2.3 PLANT GASEOUS EXCHANGE AND RESPIRATION</w:t>
+            </w:r>
+          </w:p>
           <w:p>
             <w:pPr>
               <w:spacing w:after="60" w:before="0"/>
@@ -4740,13 +5355,13 @@
                 <w:sz w:val="17"/>
                 <w:szCs w:val="17"/>
               </w:rPr>
-              <w:t xml:space="preserve">070</w:t>
-            </w:r>
-          </w:p>
-        </w:tc>
-        <w:tc>
-          <w:tcPr>
-            <w:tcW w:type="dxa" w:w="2000"/>
+              <w:t xml:space="preserve">bio_2_3-070</w:t>
+            </w:r>
+          </w:p>
+        </w:tc>
+        <w:tc>
+          <w:tcPr>
+            <w:tcW w:type="dxa" w:w="1700"/>
             <w:tcBorders>
               <w:top w:val="single" w:color="999999" w:sz="4"/>
               <w:left w:val="single" w:color="999999" w:sz="4"/>
@@ -4791,7 +5406,7 @@
         </w:tc>
         <w:tc>
           <w:tcPr>
-            <w:tcW w:type="dxa" w:w="4600"/>
+            <w:tcW w:type="dxa" w:w="4100"/>
             <w:tcBorders>
               <w:top w:val="single" w:color="999999" w:sz="4"/>
               <w:left w:val="single" w:color="999999" w:sz="4"/>
@@ -4870,7 +5485,7 @@
         </w:tc>
         <w:tc>
           <w:tcPr>
-            <w:tcW w:type="dxa" w:w="3150"/>
+            <w:tcW w:type="dxa" w:w="2700"/>
             <w:tcBorders>
               <w:top w:val="single" w:color="999999" w:sz="4"/>
               <w:left w:val="single" w:color="999999" w:sz="4"/>
@@ -4916,7 +5531,7 @@
         </w:tc>
         <w:tc>
           <w:tcPr>
-            <w:tcW w:type="dxa" w:w="1900"/>
+            <w:tcW w:type="dxa" w:w="1500"/>
             <w:tcBorders>
               <w:top w:val="single" w:color="999999" w:sz="4"/>
               <w:left w:val="single" w:color="999999" w:sz="4"/>
@@ -4946,46 +5561,144 @@
         </w:tc>
         <w:tc>
           <w:tcPr>
-            <w:tcW w:type="dxa" w:w="980"/>
-            <w:tcBorders>
-              <w:top w:val="single" w:color="999999" w:sz="4"/>
-              <w:left w:val="single" w:color="999999" w:sz="4"/>
-              <w:bottom w:val="single" w:color="999999" w:sz="4"/>
-              <w:right w:val="single" w:color="999999" w:sz="4"/>
-            </w:tcBorders>
-            <w:tcMar>
-              <w:top w:type="dxa" w:w="50"/>
-              <w:left w:type="dxa" w:w="80"/>
-              <w:bottom w:type="dxa" w:w="50"/>
-              <w:right w:type="dxa" w:w="80"/>
-            </w:tcMar>
-          </w:tcPr>
-          <w:p>
-            <w:pPr>
-              <w:spacing w:after="60" w:before="0"/>
-              <w:jc w:val="center"/>
-            </w:pPr>
-            <w:r>
-              <w:rPr>
-                <w:rFonts w:ascii="Arial" w:cs="Arial" w:eastAsia="Arial" w:hAnsi="Arial"/>
-                <w:sz w:val="22"/>
-                <w:szCs w:val="22"/>
-              </w:rPr>
-              <w:t xml:space="preserve">☐</w:t>
-            </w:r>
-          </w:p>
-          <w:p>
-            <w:pPr>
-              <w:spacing w:after="60" w:before="0"/>
-              <w:jc w:val="center"/>
-            </w:pPr>
-            <w:r>
-              <w:rPr>
-                <w:rFonts w:ascii="Arial" w:cs="Arial" w:eastAsia="Arial" w:hAnsi="Arial"/>
-                <w:sz w:val="13"/>
-                <w:szCs w:val="13"/>
-              </w:rPr>
-              <w:t xml:space="preserve">Accept / reject / edit</w:t>
+            <w:tcW w:type="dxa" w:w="2380"/>
+            <w:tcBorders>
+              <w:top w:val="single" w:color="999999" w:sz="4"/>
+              <w:left w:val="single" w:color="999999" w:sz="4"/>
+              <w:bottom w:val="single" w:color="999999" w:sz="4"/>
+              <w:right w:val="single" w:color="999999" w:sz="4"/>
+            </w:tcBorders>
+            <w:tcMar>
+              <w:top w:type="dxa" w:w="50"/>
+              <w:left w:type="dxa" w:w="80"/>
+              <w:bottom w:type="dxa" w:w="50"/>
+              <w:right w:type="dxa" w:w="80"/>
+            </w:tcMar>
+          </w:tcPr>
+          <w:p>
+            <w:pPr>
+              <w:spacing w:after="20" w:before="0"/>
+            </w:pPr>
+            <w:r>
+              <w:rPr>
+                <w:rFonts w:ascii="Arial" w:cs="Arial" w:eastAsia="Arial" w:hAnsi="Arial"/>
+                <w:color w:val="666666"/>
+                <w:sz w:val="14"/>
+                <w:szCs w:val="14"/>
+              </w:rPr>
+              <w:t xml:space="preserve">Tick ONE:</w:t>
+            </w:r>
+          </w:p>
+          <w:p>
+            <w:pPr>
+              <w:spacing w:after="40" w:before="40"/>
+            </w:pPr>
+            <w:sdt>
+              <w:sdtPr>
+                <w14:checkbox>
+                  <w14:checked w14:val="0"/>
+                  <w14:checkedState w14:val="2612" w14:font="MS Gothic"/>
+                  <w14:uncheckedState w14:val="2610" w14:font="MS Gothic"/>
+                </w14:checkbox>
+              </w:sdtPr>
+              <w:sdtContent>
+                <w:r>
+                  <w:sym w:char="2610" w:font="MS Gothic"/>
+                </w:r>
+              </w:sdtContent>
+            </w:sdt>
+            <w:r>
+              <w:rPr>
+                <w:rFonts w:ascii="Arial" w:cs="Arial" w:eastAsia="Arial" w:hAnsi="Arial"/>
+                <w:b/>
+                <w:bCs/>
+                <w:sz w:val="18"/>
+                <w:szCs w:val="18"/>
+              </w:rPr>
+              <w:t xml:space="preserve"> ACCEPT</w:t>
+            </w:r>
+          </w:p>
+          <w:p>
+            <w:pPr>
+              <w:spacing w:after="40" w:before="40"/>
+            </w:pPr>
+            <w:sdt>
+              <w:sdtPr>
+                <w14:checkbox>
+                  <w14:checked w14:val="0"/>
+                  <w14:checkedState w14:val="2612" w14:font="MS Gothic"/>
+                  <w14:uncheckedState w14:val="2610" w14:font="MS Gothic"/>
+                </w14:checkbox>
+              </w:sdtPr>
+              <w:sdtContent>
+                <w:r>
+                  <w:sym w:char="2610" w:font="MS Gothic"/>
+                </w:r>
+              </w:sdtContent>
+            </w:sdt>
+            <w:r>
+              <w:rPr>
+                <w:rFonts w:ascii="Arial" w:cs="Arial" w:eastAsia="Arial" w:hAnsi="Arial"/>
+                <w:b/>
+                <w:bCs/>
+                <w:sz w:val="18"/>
+                <w:szCs w:val="18"/>
+              </w:rPr>
+              <w:t xml:space="preserve"> EDIT</w:t>
+            </w:r>
+          </w:p>
+          <w:p>
+            <w:pPr>
+              <w:spacing w:after="20" w:before="80"/>
+            </w:pPr>
+            <w:r>
+              <w:rPr>
+                <w:rFonts w:ascii="Arial" w:cs="Arial" w:eastAsia="Arial" w:hAnsi="Arial"/>
+                <w:color w:val="666666"/>
+                <w:sz w:val="14"/>
+                <w:szCs w:val="14"/>
+              </w:rPr>
+              <w:t xml:space="preserve">If EDIT, type your requested change here:</w:t>
+            </w:r>
+          </w:p>
+          <w:p>
+            <w:pPr>
+              <w:spacing w:after="400" w:before="0"/>
+            </w:pPr>
+            <w:r>
+              <w:rPr>
+                <w:rFonts w:ascii="Arial" w:cs="Arial" w:eastAsia="Arial" w:hAnsi="Arial"/>
+                <w:sz w:val="17"/>
+                <w:szCs w:val="17"/>
+              </w:rPr>
+              <w:t xml:space="preserve"> </w:t>
+            </w:r>
+          </w:p>
+          <w:p>
+            <w:pPr>
+              <w:spacing w:after="400" w:before="0"/>
+            </w:pPr>
+            <w:r>
+              <w:rPr>
+                <w:rFonts w:ascii="Arial" w:cs="Arial" w:eastAsia="Arial" w:hAnsi="Arial"/>
+                <w:sz w:val="17"/>
+                <w:szCs w:val="17"/>
+              </w:rPr>
+              <w:t xml:space="preserve"> </w:t>
+            </w:r>
+          </w:p>
+          <w:p>
+            <w:pPr>
+              <w:spacing w:after="0" w:before="0"/>
+            </w:pPr>
+            <w:r>
+              <w:rPr>
+                <w:rFonts w:ascii="Arial" w:cs="Arial" w:eastAsia="Arial" w:hAnsi="Arial"/>
+                <w:color w:val="999999"/>
+                <w:sz w:val="12"/>
+                <w:szCs w:val="12"/>
+              </w:rPr>
+              <w:t xml:space="preserve">Item bio_2_3-070</w:t>
             </w:r>
           </w:p>
         </w:tc>
@@ -4993,20 +5706,36 @@
       <w:tr>
         <w:tc>
           <w:tcPr>
-            <w:tcW w:type="dxa" w:w="1050"/>
-            <w:tcBorders>
-              <w:top w:val="single" w:color="999999" w:sz="4"/>
-              <w:left w:val="single" w:color="999999" w:sz="4"/>
-              <w:bottom w:val="single" w:color="999999" w:sz="4"/>
-              <w:right w:val="single" w:color="999999" w:sz="4"/>
-            </w:tcBorders>
-            <w:tcMar>
-              <w:top w:type="dxa" w:w="50"/>
-              <w:left w:type="dxa" w:w="80"/>
-              <w:bottom w:type="dxa" w:w="50"/>
-              <w:right w:type="dxa" w:w="80"/>
-            </w:tcMar>
-          </w:tcPr>
+            <w:tcW w:type="dxa" w:w="1300"/>
+            <w:tcBorders>
+              <w:top w:val="single" w:color="999999" w:sz="4"/>
+              <w:left w:val="single" w:color="999999" w:sz="4"/>
+              <w:bottom w:val="single" w:color="999999" w:sz="4"/>
+              <w:right w:val="single" w:color="999999" w:sz="4"/>
+            </w:tcBorders>
+            <w:tcMar>
+              <w:top w:type="dxa" w:w="50"/>
+              <w:left w:type="dxa" w:w="80"/>
+              <w:bottom w:type="dxa" w:w="50"/>
+              <w:right w:type="dxa" w:w="80"/>
+            </w:tcMar>
+          </w:tcPr>
+          <w:p>
+            <w:pPr>
+              <w:spacing w:after="20" w:before="0"/>
+            </w:pPr>
+            <w:r>
+              <w:rPr>
+                <w:rFonts w:ascii="Arial" w:cs="Arial" w:eastAsia="Arial" w:hAnsi="Arial"/>
+                <w:b/>
+                <w:bCs/>
+                <w:color w:val="1F3864"/>
+                <w:sz w:val="14"/>
+                <w:szCs w:val="14"/>
+              </w:rPr>
+              <w:t xml:space="preserve">SUB-STRAND 2.3 PLANT GASEOUS EXCHANGE AND RESPIRATION</w:t>
+            </w:r>
+          </w:p>
           <w:p>
             <w:pPr>
               <w:spacing w:after="60" w:before="0"/>
@@ -5019,7 +5748,7 @@
                 <w:sz w:val="17"/>
                 <w:szCs w:val="17"/>
               </w:rPr>
-              <w:t xml:space="preserve">G4</w:t>
+              <w:t xml:space="preserve">bio_2_3 G4 (group)</w:t>
             </w:r>
           </w:p>
           <w:p>
@@ -5057,7 +5786,7 @@
         </w:tc>
         <w:tc>
           <w:tcPr>
-            <w:tcW w:type="dxa" w:w="2000"/>
+            <w:tcW w:type="dxa" w:w="1700"/>
             <w:tcBorders>
               <w:top w:val="single" w:color="999999" w:sz="4"/>
               <w:left w:val="single" w:color="999999" w:sz="4"/>
@@ -5117,7 +5846,7 @@
         </w:tc>
         <w:tc>
           <w:tcPr>
-            <w:tcW w:type="dxa" w:w="4600"/>
+            <w:tcW w:type="dxa" w:w="4100"/>
             <w:tcBorders>
               <w:top w:val="single" w:color="999999" w:sz="4"/>
               <w:left w:val="single" w:color="999999" w:sz="4"/>
@@ -5347,7 +6076,7 @@
         </w:tc>
         <w:tc>
           <w:tcPr>
-            <w:tcW w:type="dxa" w:w="3150"/>
+            <w:tcW w:type="dxa" w:w="2700"/>
             <w:tcBorders>
               <w:top w:val="single" w:color="999999" w:sz="4"/>
               <w:left w:val="single" w:color="999999" w:sz="4"/>
@@ -5393,7 +6122,7 @@
         </w:tc>
         <w:tc>
           <w:tcPr>
-            <w:tcW w:type="dxa" w:w="1900"/>
+            <w:tcW w:type="dxa" w:w="1500"/>
             <w:tcBorders>
               <w:top w:val="single" w:color="999999" w:sz="4"/>
               <w:left w:val="single" w:color="999999" w:sz="4"/>
@@ -5423,46 +6152,144 @@
         </w:tc>
         <w:tc>
           <w:tcPr>
-            <w:tcW w:type="dxa" w:w="980"/>
-            <w:tcBorders>
-              <w:top w:val="single" w:color="999999" w:sz="4"/>
-              <w:left w:val="single" w:color="999999" w:sz="4"/>
-              <w:bottom w:val="single" w:color="999999" w:sz="4"/>
-              <w:right w:val="single" w:color="999999" w:sz="4"/>
-            </w:tcBorders>
-            <w:tcMar>
-              <w:top w:type="dxa" w:w="50"/>
-              <w:left w:type="dxa" w:w="80"/>
-              <w:bottom w:type="dxa" w:w="50"/>
-              <w:right w:type="dxa" w:w="80"/>
-            </w:tcMar>
-          </w:tcPr>
-          <w:p>
-            <w:pPr>
-              <w:spacing w:after="60" w:before="0"/>
-              <w:jc w:val="center"/>
-            </w:pPr>
-            <w:r>
-              <w:rPr>
-                <w:rFonts w:ascii="Arial" w:cs="Arial" w:eastAsia="Arial" w:hAnsi="Arial"/>
-                <w:sz w:val="22"/>
-                <w:szCs w:val="22"/>
-              </w:rPr>
-              <w:t xml:space="preserve">☐</w:t>
-            </w:r>
-          </w:p>
-          <w:p>
-            <w:pPr>
-              <w:spacing w:after="60" w:before="0"/>
-              <w:jc w:val="center"/>
-            </w:pPr>
-            <w:r>
-              <w:rPr>
-                <w:rFonts w:ascii="Arial" w:cs="Arial" w:eastAsia="Arial" w:hAnsi="Arial"/>
-                <w:sz w:val="13"/>
-                <w:szCs w:val="13"/>
-              </w:rPr>
-              <w:t xml:space="preserve">Accept / reject / edit</w:t>
+            <w:tcW w:type="dxa" w:w="2380"/>
+            <w:tcBorders>
+              <w:top w:val="single" w:color="999999" w:sz="4"/>
+              <w:left w:val="single" w:color="999999" w:sz="4"/>
+              <w:bottom w:val="single" w:color="999999" w:sz="4"/>
+              <w:right w:val="single" w:color="999999" w:sz="4"/>
+            </w:tcBorders>
+            <w:tcMar>
+              <w:top w:type="dxa" w:w="50"/>
+              <w:left w:type="dxa" w:w="80"/>
+              <w:bottom w:type="dxa" w:w="50"/>
+              <w:right w:type="dxa" w:w="80"/>
+            </w:tcMar>
+          </w:tcPr>
+          <w:p>
+            <w:pPr>
+              <w:spacing w:after="20" w:before="0"/>
+            </w:pPr>
+            <w:r>
+              <w:rPr>
+                <w:rFonts w:ascii="Arial" w:cs="Arial" w:eastAsia="Arial" w:hAnsi="Arial"/>
+                <w:color w:val="666666"/>
+                <w:sz w:val="14"/>
+                <w:szCs w:val="14"/>
+              </w:rPr>
+              <w:t xml:space="preserve">Tick ONE:</w:t>
+            </w:r>
+          </w:p>
+          <w:p>
+            <w:pPr>
+              <w:spacing w:after="40" w:before="40"/>
+            </w:pPr>
+            <w:sdt>
+              <w:sdtPr>
+                <w14:checkbox>
+                  <w14:checked w14:val="0"/>
+                  <w14:checkedState w14:val="2612" w14:font="MS Gothic"/>
+                  <w14:uncheckedState w14:val="2610" w14:font="MS Gothic"/>
+                </w14:checkbox>
+              </w:sdtPr>
+              <w:sdtContent>
+                <w:r>
+                  <w:sym w:char="2610" w:font="MS Gothic"/>
+                </w:r>
+              </w:sdtContent>
+            </w:sdt>
+            <w:r>
+              <w:rPr>
+                <w:rFonts w:ascii="Arial" w:cs="Arial" w:eastAsia="Arial" w:hAnsi="Arial"/>
+                <w:b/>
+                <w:bCs/>
+                <w:sz w:val="18"/>
+                <w:szCs w:val="18"/>
+              </w:rPr>
+              <w:t xml:space="preserve"> ACCEPT</w:t>
+            </w:r>
+          </w:p>
+          <w:p>
+            <w:pPr>
+              <w:spacing w:after="40" w:before="40"/>
+            </w:pPr>
+            <w:sdt>
+              <w:sdtPr>
+                <w14:checkbox>
+                  <w14:checked w14:val="0"/>
+                  <w14:checkedState w14:val="2612" w14:font="MS Gothic"/>
+                  <w14:uncheckedState w14:val="2610" w14:font="MS Gothic"/>
+                </w14:checkbox>
+              </w:sdtPr>
+              <w:sdtContent>
+                <w:r>
+                  <w:sym w:char="2610" w:font="MS Gothic"/>
+                </w:r>
+              </w:sdtContent>
+            </w:sdt>
+            <w:r>
+              <w:rPr>
+                <w:rFonts w:ascii="Arial" w:cs="Arial" w:eastAsia="Arial" w:hAnsi="Arial"/>
+                <w:b/>
+                <w:bCs/>
+                <w:sz w:val="18"/>
+                <w:szCs w:val="18"/>
+              </w:rPr>
+              <w:t xml:space="preserve"> EDIT</w:t>
+            </w:r>
+          </w:p>
+          <w:p>
+            <w:pPr>
+              <w:spacing w:after="20" w:before="80"/>
+            </w:pPr>
+            <w:r>
+              <w:rPr>
+                <w:rFonts w:ascii="Arial" w:cs="Arial" w:eastAsia="Arial" w:hAnsi="Arial"/>
+                <w:color w:val="666666"/>
+                <w:sz w:val="14"/>
+                <w:szCs w:val="14"/>
+              </w:rPr>
+              <w:t xml:space="preserve">If EDIT, type your requested change here:</w:t>
+            </w:r>
+          </w:p>
+          <w:p>
+            <w:pPr>
+              <w:spacing w:after="400" w:before="0"/>
+            </w:pPr>
+            <w:r>
+              <w:rPr>
+                <w:rFonts w:ascii="Arial" w:cs="Arial" w:eastAsia="Arial" w:hAnsi="Arial"/>
+                <w:sz w:val="17"/>
+                <w:szCs w:val="17"/>
+              </w:rPr>
+              <w:t xml:space="preserve"> </w:t>
+            </w:r>
+          </w:p>
+          <w:p>
+            <w:pPr>
+              <w:spacing w:after="400" w:before="0"/>
+            </w:pPr>
+            <w:r>
+              <w:rPr>
+                <w:rFonts w:ascii="Arial" w:cs="Arial" w:eastAsia="Arial" w:hAnsi="Arial"/>
+                <w:sz w:val="17"/>
+                <w:szCs w:val="17"/>
+              </w:rPr>
+              <w:t xml:space="preserve"> </w:t>
+            </w:r>
+          </w:p>
+          <w:p>
+            <w:pPr>
+              <w:spacing w:after="0" w:before="0"/>
+            </w:pPr>
+            <w:r>
+              <w:rPr>
+                <w:rFonts w:ascii="Arial" w:cs="Arial" w:eastAsia="Arial" w:hAnsi="Arial"/>
+                <w:color w:val="999999"/>
+                <w:sz w:val="12"/>
+                <w:szCs w:val="12"/>
+              </w:rPr>
+              <w:t xml:space="preserve">Item bio_2_3 G4</w:t>
             </w:r>
           </w:p>
         </w:tc>
@@ -5470,20 +6297,36 @@
       <w:tr>
         <w:tc>
           <w:tcPr>
-            <w:tcW w:type="dxa" w:w="1050"/>
-            <w:tcBorders>
-              <w:top w:val="single" w:color="999999" w:sz="4"/>
-              <w:left w:val="single" w:color="999999" w:sz="4"/>
-              <w:bottom w:val="single" w:color="999999" w:sz="4"/>
-              <w:right w:val="single" w:color="999999" w:sz="4"/>
-            </w:tcBorders>
-            <w:tcMar>
-              <w:top w:type="dxa" w:w="50"/>
-              <w:left w:type="dxa" w:w="80"/>
-              <w:bottom w:type="dxa" w:w="50"/>
-              <w:right w:type="dxa" w:w="80"/>
-            </w:tcMar>
-          </w:tcPr>
+            <w:tcW w:type="dxa" w:w="1300"/>
+            <w:tcBorders>
+              <w:top w:val="single" w:color="999999" w:sz="4"/>
+              <w:left w:val="single" w:color="999999" w:sz="4"/>
+              <w:bottom w:val="single" w:color="999999" w:sz="4"/>
+              <w:right w:val="single" w:color="999999" w:sz="4"/>
+            </w:tcBorders>
+            <w:tcMar>
+              <w:top w:type="dxa" w:w="50"/>
+              <w:left w:type="dxa" w:w="80"/>
+              <w:bottom w:type="dxa" w:w="50"/>
+              <w:right w:type="dxa" w:w="80"/>
+            </w:tcMar>
+          </w:tcPr>
+          <w:p>
+            <w:pPr>
+              <w:spacing w:after="20" w:before="0"/>
+            </w:pPr>
+            <w:r>
+              <w:rPr>
+                <w:rFonts w:ascii="Arial" w:cs="Arial" w:eastAsia="Arial" w:hAnsi="Arial"/>
+                <w:b/>
+                <w:bCs/>
+                <w:color w:val="1F3864"/>
+                <w:sz w:val="14"/>
+                <w:szCs w:val="14"/>
+              </w:rPr>
+              <w:t xml:space="preserve">SUB-STRAND 2.3 PLANT GASEOUS EXCHANGE AND RESPIRATION</w:t>
+            </w:r>
+          </w:p>
           <w:p>
             <w:pPr>
               <w:spacing w:after="60" w:before="0"/>
@@ -5496,13 +6339,13 @@
                 <w:sz w:val="17"/>
                 <w:szCs w:val="17"/>
               </w:rPr>
-              <w:t xml:space="preserve">077</w:t>
-            </w:r>
-          </w:p>
-        </w:tc>
-        <w:tc>
-          <w:tcPr>
-            <w:tcW w:type="dxa" w:w="2000"/>
+              <w:t xml:space="preserve">bio_2_3-077</w:t>
+            </w:r>
+          </w:p>
+        </w:tc>
+        <w:tc>
+          <w:tcPr>
+            <w:tcW w:type="dxa" w:w="1700"/>
             <w:tcBorders>
               <w:top w:val="single" w:color="999999" w:sz="4"/>
               <w:left w:val="single" w:color="999999" w:sz="4"/>
@@ -5547,7 +6390,7 @@
         </w:tc>
         <w:tc>
           <w:tcPr>
-            <w:tcW w:type="dxa" w:w="4600"/>
+            <w:tcW w:type="dxa" w:w="4100"/>
             <w:tcBorders>
               <w:top w:val="single" w:color="999999" w:sz="4"/>
               <w:left w:val="single" w:color="999999" w:sz="4"/>
@@ -5626,7 +6469,7 @@
         </w:tc>
         <w:tc>
           <w:tcPr>
-            <w:tcW w:type="dxa" w:w="3150"/>
+            <w:tcW w:type="dxa" w:w="2700"/>
             <w:tcBorders>
               <w:top w:val="single" w:color="999999" w:sz="4"/>
               <w:left w:val="single" w:color="999999" w:sz="4"/>
@@ -5672,7 +6515,7 @@
         </w:tc>
         <w:tc>
           <w:tcPr>
-            <w:tcW w:type="dxa" w:w="1900"/>
+            <w:tcW w:type="dxa" w:w="1500"/>
             <w:tcBorders>
               <w:top w:val="single" w:color="999999" w:sz="4"/>
               <w:left w:val="single" w:color="999999" w:sz="4"/>
@@ -5702,46 +6545,144 @@
         </w:tc>
         <w:tc>
           <w:tcPr>
-            <w:tcW w:type="dxa" w:w="980"/>
-            <w:tcBorders>
-              <w:top w:val="single" w:color="999999" w:sz="4"/>
-              <w:left w:val="single" w:color="999999" w:sz="4"/>
-              <w:bottom w:val="single" w:color="999999" w:sz="4"/>
-              <w:right w:val="single" w:color="999999" w:sz="4"/>
-            </w:tcBorders>
-            <w:tcMar>
-              <w:top w:type="dxa" w:w="50"/>
-              <w:left w:type="dxa" w:w="80"/>
-              <w:bottom w:type="dxa" w:w="50"/>
-              <w:right w:type="dxa" w:w="80"/>
-            </w:tcMar>
-          </w:tcPr>
-          <w:p>
-            <w:pPr>
-              <w:spacing w:after="60" w:before="0"/>
-              <w:jc w:val="center"/>
-            </w:pPr>
-            <w:r>
-              <w:rPr>
-                <w:rFonts w:ascii="Arial" w:cs="Arial" w:eastAsia="Arial" w:hAnsi="Arial"/>
-                <w:sz w:val="22"/>
-                <w:szCs w:val="22"/>
-              </w:rPr>
-              <w:t xml:space="preserve">☐</w:t>
-            </w:r>
-          </w:p>
-          <w:p>
-            <w:pPr>
-              <w:spacing w:after="60" w:before="0"/>
-              <w:jc w:val="center"/>
-            </w:pPr>
-            <w:r>
-              <w:rPr>
-                <w:rFonts w:ascii="Arial" w:cs="Arial" w:eastAsia="Arial" w:hAnsi="Arial"/>
-                <w:sz w:val="13"/>
-                <w:szCs w:val="13"/>
-              </w:rPr>
-              <w:t xml:space="preserve">Accept / reject / edit</w:t>
+            <w:tcW w:type="dxa" w:w="2380"/>
+            <w:tcBorders>
+              <w:top w:val="single" w:color="999999" w:sz="4"/>
+              <w:left w:val="single" w:color="999999" w:sz="4"/>
+              <w:bottom w:val="single" w:color="999999" w:sz="4"/>
+              <w:right w:val="single" w:color="999999" w:sz="4"/>
+            </w:tcBorders>
+            <w:tcMar>
+              <w:top w:type="dxa" w:w="50"/>
+              <w:left w:type="dxa" w:w="80"/>
+              <w:bottom w:type="dxa" w:w="50"/>
+              <w:right w:type="dxa" w:w="80"/>
+            </w:tcMar>
+          </w:tcPr>
+          <w:p>
+            <w:pPr>
+              <w:spacing w:after="20" w:before="0"/>
+            </w:pPr>
+            <w:r>
+              <w:rPr>
+                <w:rFonts w:ascii="Arial" w:cs="Arial" w:eastAsia="Arial" w:hAnsi="Arial"/>
+                <w:color w:val="666666"/>
+                <w:sz w:val="14"/>
+                <w:szCs w:val="14"/>
+              </w:rPr>
+              <w:t xml:space="preserve">Tick ONE:</w:t>
+            </w:r>
+          </w:p>
+          <w:p>
+            <w:pPr>
+              <w:spacing w:after="40" w:before="40"/>
+            </w:pPr>
+            <w:sdt>
+              <w:sdtPr>
+                <w14:checkbox>
+                  <w14:checked w14:val="0"/>
+                  <w14:checkedState w14:val="2612" w14:font="MS Gothic"/>
+                  <w14:uncheckedState w14:val="2610" w14:font="MS Gothic"/>
+                </w14:checkbox>
+              </w:sdtPr>
+              <w:sdtContent>
+                <w:r>
+                  <w:sym w:char="2610" w:font="MS Gothic"/>
+                </w:r>
+              </w:sdtContent>
+            </w:sdt>
+            <w:r>
+              <w:rPr>
+                <w:rFonts w:ascii="Arial" w:cs="Arial" w:eastAsia="Arial" w:hAnsi="Arial"/>
+                <w:b/>
+                <w:bCs/>
+                <w:sz w:val="18"/>
+                <w:szCs w:val="18"/>
+              </w:rPr>
+              <w:t xml:space="preserve"> ACCEPT</w:t>
+            </w:r>
+          </w:p>
+          <w:p>
+            <w:pPr>
+              <w:spacing w:after="40" w:before="40"/>
+            </w:pPr>
+            <w:sdt>
+              <w:sdtPr>
+                <w14:checkbox>
+                  <w14:checked w14:val="0"/>
+                  <w14:checkedState w14:val="2612" w14:font="MS Gothic"/>
+                  <w14:uncheckedState w14:val="2610" w14:font="MS Gothic"/>
+                </w14:checkbox>
+              </w:sdtPr>
+              <w:sdtContent>
+                <w:r>
+                  <w:sym w:char="2610" w:font="MS Gothic"/>
+                </w:r>
+              </w:sdtContent>
+            </w:sdt>
+            <w:r>
+              <w:rPr>
+                <w:rFonts w:ascii="Arial" w:cs="Arial" w:eastAsia="Arial" w:hAnsi="Arial"/>
+                <w:b/>
+                <w:bCs/>
+                <w:sz w:val="18"/>
+                <w:szCs w:val="18"/>
+              </w:rPr>
+              <w:t xml:space="preserve"> EDIT</w:t>
+            </w:r>
+          </w:p>
+          <w:p>
+            <w:pPr>
+              <w:spacing w:after="20" w:before="80"/>
+            </w:pPr>
+            <w:r>
+              <w:rPr>
+                <w:rFonts w:ascii="Arial" w:cs="Arial" w:eastAsia="Arial" w:hAnsi="Arial"/>
+                <w:color w:val="666666"/>
+                <w:sz w:val="14"/>
+                <w:szCs w:val="14"/>
+              </w:rPr>
+              <w:t xml:space="preserve">If EDIT, type your requested change here:</w:t>
+            </w:r>
+          </w:p>
+          <w:p>
+            <w:pPr>
+              <w:spacing w:after="400" w:before="0"/>
+            </w:pPr>
+            <w:r>
+              <w:rPr>
+                <w:rFonts w:ascii="Arial" w:cs="Arial" w:eastAsia="Arial" w:hAnsi="Arial"/>
+                <w:sz w:val="17"/>
+                <w:szCs w:val="17"/>
+              </w:rPr>
+              <w:t xml:space="preserve"> </w:t>
+            </w:r>
+          </w:p>
+          <w:p>
+            <w:pPr>
+              <w:spacing w:after="400" w:before="0"/>
+            </w:pPr>
+            <w:r>
+              <w:rPr>
+                <w:rFonts w:ascii="Arial" w:cs="Arial" w:eastAsia="Arial" w:hAnsi="Arial"/>
+                <w:sz w:val="17"/>
+                <w:szCs w:val="17"/>
+              </w:rPr>
+              <w:t xml:space="preserve"> </w:t>
+            </w:r>
+          </w:p>
+          <w:p>
+            <w:pPr>
+              <w:spacing w:after="0" w:before="0"/>
+            </w:pPr>
+            <w:r>
+              <w:rPr>
+                <w:rFonts w:ascii="Arial" w:cs="Arial" w:eastAsia="Arial" w:hAnsi="Arial"/>
+                <w:color w:val="999999"/>
+                <w:sz w:val="12"/>
+                <w:szCs w:val="12"/>
+              </w:rPr>
+              <w:t xml:space="preserve">Item bio_2_3-077</w:t>
             </w:r>
           </w:p>
         </w:tc>
@@ -5749,20 +6690,36 @@
       <w:tr>
         <w:tc>
           <w:tcPr>
-            <w:tcW w:type="dxa" w:w="1050"/>
-            <w:tcBorders>
-              <w:top w:val="single" w:color="999999" w:sz="4"/>
-              <w:left w:val="single" w:color="999999" w:sz="4"/>
-              <w:bottom w:val="single" w:color="999999" w:sz="4"/>
-              <w:right w:val="single" w:color="999999" w:sz="4"/>
-            </w:tcBorders>
-            <w:tcMar>
-              <w:top w:type="dxa" w:w="50"/>
-              <w:left w:type="dxa" w:w="80"/>
-              <w:bottom w:type="dxa" w:w="50"/>
-              <w:right w:type="dxa" w:w="80"/>
-            </w:tcMar>
-          </w:tcPr>
+            <w:tcW w:type="dxa" w:w="1300"/>
+            <w:tcBorders>
+              <w:top w:val="single" w:color="999999" w:sz="4"/>
+              <w:left w:val="single" w:color="999999" w:sz="4"/>
+              <w:bottom w:val="single" w:color="999999" w:sz="4"/>
+              <w:right w:val="single" w:color="999999" w:sz="4"/>
+            </w:tcBorders>
+            <w:tcMar>
+              <w:top w:type="dxa" w:w="50"/>
+              <w:left w:type="dxa" w:w="80"/>
+              <w:bottom w:type="dxa" w:w="50"/>
+              <w:right w:type="dxa" w:w="80"/>
+            </w:tcMar>
+          </w:tcPr>
+          <w:p>
+            <w:pPr>
+              <w:spacing w:after="20" w:before="0"/>
+            </w:pPr>
+            <w:r>
+              <w:rPr>
+                <w:rFonts w:ascii="Arial" w:cs="Arial" w:eastAsia="Arial" w:hAnsi="Arial"/>
+                <w:b/>
+                <w:bCs/>
+                <w:color w:val="1F3864"/>
+                <w:sz w:val="14"/>
+                <w:szCs w:val="14"/>
+              </w:rPr>
+              <w:t xml:space="preserve">SUB-STRAND 2.3 PLANT GASEOUS EXCHANGE AND RESPIRATION</w:t>
+            </w:r>
+          </w:p>
           <w:p>
             <w:pPr>
               <w:spacing w:after="60" w:before="0"/>
@@ -5775,13 +6732,13 @@
                 <w:sz w:val="17"/>
                 <w:szCs w:val="17"/>
               </w:rPr>
-              <w:t xml:space="preserve">078</w:t>
-            </w:r>
-          </w:p>
-        </w:tc>
-        <w:tc>
-          <w:tcPr>
-            <w:tcW w:type="dxa" w:w="2000"/>
+              <w:t xml:space="preserve">bio_2_3-078</w:t>
+            </w:r>
+          </w:p>
+        </w:tc>
+        <w:tc>
+          <w:tcPr>
+            <w:tcW w:type="dxa" w:w="1700"/>
             <w:tcBorders>
               <w:top w:val="single" w:color="999999" w:sz="4"/>
               <w:left w:val="single" w:color="999999" w:sz="4"/>
@@ -5826,7 +6783,7 @@
         </w:tc>
         <w:tc>
           <w:tcPr>
-            <w:tcW w:type="dxa" w:w="4600"/>
+            <w:tcW w:type="dxa" w:w="4100"/>
             <w:tcBorders>
               <w:top w:val="single" w:color="999999" w:sz="4"/>
               <w:left w:val="single" w:color="999999" w:sz="4"/>
@@ -5905,7 +6862,7 @@
         </w:tc>
         <w:tc>
           <w:tcPr>
-            <w:tcW w:type="dxa" w:w="3150"/>
+            <w:tcW w:type="dxa" w:w="2700"/>
             <w:tcBorders>
               <w:top w:val="single" w:color="999999" w:sz="4"/>
               <w:left w:val="single" w:color="999999" w:sz="4"/>
@@ -5951,7 +6908,7 @@
         </w:tc>
         <w:tc>
           <w:tcPr>
-            <w:tcW w:type="dxa" w:w="1900"/>
+            <w:tcW w:type="dxa" w:w="1500"/>
             <w:tcBorders>
               <w:top w:val="single" w:color="999999" w:sz="4"/>
               <w:left w:val="single" w:color="999999" w:sz="4"/>
@@ -5981,46 +6938,144 @@
         </w:tc>
         <w:tc>
           <w:tcPr>
-            <w:tcW w:type="dxa" w:w="980"/>
-            <w:tcBorders>
-              <w:top w:val="single" w:color="999999" w:sz="4"/>
-              <w:left w:val="single" w:color="999999" w:sz="4"/>
-              <w:bottom w:val="single" w:color="999999" w:sz="4"/>
-              <w:right w:val="single" w:color="999999" w:sz="4"/>
-            </w:tcBorders>
-            <w:tcMar>
-              <w:top w:type="dxa" w:w="50"/>
-              <w:left w:type="dxa" w:w="80"/>
-              <w:bottom w:type="dxa" w:w="50"/>
-              <w:right w:type="dxa" w:w="80"/>
-            </w:tcMar>
-          </w:tcPr>
-          <w:p>
-            <w:pPr>
-              <w:spacing w:after="60" w:before="0"/>
-              <w:jc w:val="center"/>
-            </w:pPr>
-            <w:r>
-              <w:rPr>
-                <w:rFonts w:ascii="Arial" w:cs="Arial" w:eastAsia="Arial" w:hAnsi="Arial"/>
-                <w:sz w:val="22"/>
-                <w:szCs w:val="22"/>
-              </w:rPr>
-              <w:t xml:space="preserve">☐</w:t>
-            </w:r>
-          </w:p>
-          <w:p>
-            <w:pPr>
-              <w:spacing w:after="60" w:before="0"/>
-              <w:jc w:val="center"/>
-            </w:pPr>
-            <w:r>
-              <w:rPr>
-                <w:rFonts w:ascii="Arial" w:cs="Arial" w:eastAsia="Arial" w:hAnsi="Arial"/>
-                <w:sz w:val="13"/>
-                <w:szCs w:val="13"/>
-              </w:rPr>
-              <w:t xml:space="preserve">Accept / reject / edit</w:t>
+            <w:tcW w:type="dxa" w:w="2380"/>
+            <w:tcBorders>
+              <w:top w:val="single" w:color="999999" w:sz="4"/>
+              <w:left w:val="single" w:color="999999" w:sz="4"/>
+              <w:bottom w:val="single" w:color="999999" w:sz="4"/>
+              <w:right w:val="single" w:color="999999" w:sz="4"/>
+            </w:tcBorders>
+            <w:tcMar>
+              <w:top w:type="dxa" w:w="50"/>
+              <w:left w:type="dxa" w:w="80"/>
+              <w:bottom w:type="dxa" w:w="50"/>
+              <w:right w:type="dxa" w:w="80"/>
+            </w:tcMar>
+          </w:tcPr>
+          <w:p>
+            <w:pPr>
+              <w:spacing w:after="20" w:before="0"/>
+            </w:pPr>
+            <w:r>
+              <w:rPr>
+                <w:rFonts w:ascii="Arial" w:cs="Arial" w:eastAsia="Arial" w:hAnsi="Arial"/>
+                <w:color w:val="666666"/>
+                <w:sz w:val="14"/>
+                <w:szCs w:val="14"/>
+              </w:rPr>
+              <w:t xml:space="preserve">Tick ONE:</w:t>
+            </w:r>
+          </w:p>
+          <w:p>
+            <w:pPr>
+              <w:spacing w:after="40" w:before="40"/>
+            </w:pPr>
+            <w:sdt>
+              <w:sdtPr>
+                <w14:checkbox>
+                  <w14:checked w14:val="0"/>
+                  <w14:checkedState w14:val="2612" w14:font="MS Gothic"/>
+                  <w14:uncheckedState w14:val="2610" w14:font="MS Gothic"/>
+                </w14:checkbox>
+              </w:sdtPr>
+              <w:sdtContent>
+                <w:r>
+                  <w:sym w:char="2610" w:font="MS Gothic"/>
+                </w:r>
+              </w:sdtContent>
+            </w:sdt>
+            <w:r>
+              <w:rPr>
+                <w:rFonts w:ascii="Arial" w:cs="Arial" w:eastAsia="Arial" w:hAnsi="Arial"/>
+                <w:b/>
+                <w:bCs/>
+                <w:sz w:val="18"/>
+                <w:szCs w:val="18"/>
+              </w:rPr>
+              <w:t xml:space="preserve"> ACCEPT</w:t>
+            </w:r>
+          </w:p>
+          <w:p>
+            <w:pPr>
+              <w:spacing w:after="40" w:before="40"/>
+            </w:pPr>
+            <w:sdt>
+              <w:sdtPr>
+                <w14:checkbox>
+                  <w14:checked w14:val="0"/>
+                  <w14:checkedState w14:val="2612" w14:font="MS Gothic"/>
+                  <w14:uncheckedState w14:val="2610" w14:font="MS Gothic"/>
+                </w14:checkbox>
+              </w:sdtPr>
+              <w:sdtContent>
+                <w:r>
+                  <w:sym w:char="2610" w:font="MS Gothic"/>
+                </w:r>
+              </w:sdtContent>
+            </w:sdt>
+            <w:r>
+              <w:rPr>
+                <w:rFonts w:ascii="Arial" w:cs="Arial" w:eastAsia="Arial" w:hAnsi="Arial"/>
+                <w:b/>
+                <w:bCs/>
+                <w:sz w:val="18"/>
+                <w:szCs w:val="18"/>
+              </w:rPr>
+              <w:t xml:space="preserve"> EDIT</w:t>
+            </w:r>
+          </w:p>
+          <w:p>
+            <w:pPr>
+              <w:spacing w:after="20" w:before="80"/>
+            </w:pPr>
+            <w:r>
+              <w:rPr>
+                <w:rFonts w:ascii="Arial" w:cs="Arial" w:eastAsia="Arial" w:hAnsi="Arial"/>
+                <w:color w:val="666666"/>
+                <w:sz w:val="14"/>
+                <w:szCs w:val="14"/>
+              </w:rPr>
+              <w:t xml:space="preserve">If EDIT, type your requested change here:</w:t>
+            </w:r>
+          </w:p>
+          <w:p>
+            <w:pPr>
+              <w:spacing w:after="400" w:before="0"/>
+            </w:pPr>
+            <w:r>
+              <w:rPr>
+                <w:rFonts w:ascii="Arial" w:cs="Arial" w:eastAsia="Arial" w:hAnsi="Arial"/>
+                <w:sz w:val="17"/>
+                <w:szCs w:val="17"/>
+              </w:rPr>
+              <w:t xml:space="preserve"> </w:t>
+            </w:r>
+          </w:p>
+          <w:p>
+            <w:pPr>
+              <w:spacing w:after="400" w:before="0"/>
+            </w:pPr>
+            <w:r>
+              <w:rPr>
+                <w:rFonts w:ascii="Arial" w:cs="Arial" w:eastAsia="Arial" w:hAnsi="Arial"/>
+                <w:sz w:val="17"/>
+                <w:szCs w:val="17"/>
+              </w:rPr>
+              <w:t xml:space="preserve"> </w:t>
+            </w:r>
+          </w:p>
+          <w:p>
+            <w:pPr>
+              <w:spacing w:after="0" w:before="0"/>
+            </w:pPr>
+            <w:r>
+              <w:rPr>
+                <w:rFonts w:ascii="Arial" w:cs="Arial" w:eastAsia="Arial" w:hAnsi="Arial"/>
+                <w:color w:val="999999"/>
+                <w:sz w:val="12"/>
+                <w:szCs w:val="12"/>
+              </w:rPr>
+              <w:t xml:space="preserve">Item bio_2_3-078</w:t>
             </w:r>
           </w:p>
         </w:tc>
@@ -6028,20 +7083,36 @@
       <w:tr>
         <w:tc>
           <w:tcPr>
-            <w:tcW w:type="dxa" w:w="1050"/>
-            <w:tcBorders>
-              <w:top w:val="single" w:color="999999" w:sz="4"/>
-              <w:left w:val="single" w:color="999999" w:sz="4"/>
-              <w:bottom w:val="single" w:color="999999" w:sz="4"/>
-              <w:right w:val="single" w:color="999999" w:sz="4"/>
-            </w:tcBorders>
-            <w:tcMar>
-              <w:top w:type="dxa" w:w="50"/>
-              <w:left w:type="dxa" w:w="80"/>
-              <w:bottom w:type="dxa" w:w="50"/>
-              <w:right w:type="dxa" w:w="80"/>
-            </w:tcMar>
-          </w:tcPr>
+            <w:tcW w:type="dxa" w:w="1300"/>
+            <w:tcBorders>
+              <w:top w:val="single" w:color="999999" w:sz="4"/>
+              <w:left w:val="single" w:color="999999" w:sz="4"/>
+              <w:bottom w:val="single" w:color="999999" w:sz="4"/>
+              <w:right w:val="single" w:color="999999" w:sz="4"/>
+            </w:tcBorders>
+            <w:tcMar>
+              <w:top w:type="dxa" w:w="50"/>
+              <w:left w:type="dxa" w:w="80"/>
+              <w:bottom w:type="dxa" w:w="50"/>
+              <w:right w:type="dxa" w:w="80"/>
+            </w:tcMar>
+          </w:tcPr>
+          <w:p>
+            <w:pPr>
+              <w:spacing w:after="20" w:before="0"/>
+            </w:pPr>
+            <w:r>
+              <w:rPr>
+                <w:rFonts w:ascii="Arial" w:cs="Arial" w:eastAsia="Arial" w:hAnsi="Arial"/>
+                <w:b/>
+                <w:bCs/>
+                <w:color w:val="1F3864"/>
+                <w:sz w:val="14"/>
+                <w:szCs w:val="14"/>
+              </w:rPr>
+              <w:t xml:space="preserve">SUB-STRAND 2.3 PLANT GASEOUS EXCHANGE AND RESPIRATION</w:t>
+            </w:r>
+          </w:p>
           <w:p>
             <w:pPr>
               <w:spacing w:after="60" w:before="0"/>
@@ -6054,13 +7125,13 @@
                 <w:sz w:val="17"/>
                 <w:szCs w:val="17"/>
               </w:rPr>
-              <w:t xml:space="preserve">079</w:t>
-            </w:r>
-          </w:p>
-        </w:tc>
-        <w:tc>
-          <w:tcPr>
-            <w:tcW w:type="dxa" w:w="2000"/>
+              <w:t xml:space="preserve">bio_2_3-079</w:t>
+            </w:r>
+          </w:p>
+        </w:tc>
+        <w:tc>
+          <w:tcPr>
+            <w:tcW w:type="dxa" w:w="1700"/>
             <w:tcBorders>
               <w:top w:val="single" w:color="999999" w:sz="4"/>
               <w:left w:val="single" w:color="999999" w:sz="4"/>
@@ -6105,7 +7176,7 @@
         </w:tc>
         <w:tc>
           <w:tcPr>
-            <w:tcW w:type="dxa" w:w="4600"/>
+            <w:tcW w:type="dxa" w:w="4100"/>
             <w:tcBorders>
               <w:top w:val="single" w:color="999999" w:sz="4"/>
               <w:left w:val="single" w:color="999999" w:sz="4"/>
@@ -6184,7 +7255,7 @@
         </w:tc>
         <w:tc>
           <w:tcPr>
-            <w:tcW w:type="dxa" w:w="3150"/>
+            <w:tcW w:type="dxa" w:w="2700"/>
             <w:tcBorders>
               <w:top w:val="single" w:color="999999" w:sz="4"/>
               <w:left w:val="single" w:color="999999" w:sz="4"/>
@@ -6230,7 +7301,7 @@
         </w:tc>
         <w:tc>
           <w:tcPr>
-            <w:tcW w:type="dxa" w:w="1900"/>
+            <w:tcW w:type="dxa" w:w="1500"/>
             <w:tcBorders>
               <w:top w:val="single" w:color="999999" w:sz="4"/>
               <w:left w:val="single" w:color="999999" w:sz="4"/>
@@ -6260,46 +7331,144 @@
         </w:tc>
         <w:tc>
           <w:tcPr>
-            <w:tcW w:type="dxa" w:w="980"/>
-            <w:tcBorders>
-              <w:top w:val="single" w:color="999999" w:sz="4"/>
-              <w:left w:val="single" w:color="999999" w:sz="4"/>
-              <w:bottom w:val="single" w:color="999999" w:sz="4"/>
-              <w:right w:val="single" w:color="999999" w:sz="4"/>
-            </w:tcBorders>
-            <w:tcMar>
-              <w:top w:type="dxa" w:w="50"/>
-              <w:left w:type="dxa" w:w="80"/>
-              <w:bottom w:type="dxa" w:w="50"/>
-              <w:right w:type="dxa" w:w="80"/>
-            </w:tcMar>
-          </w:tcPr>
-          <w:p>
-            <w:pPr>
-              <w:spacing w:after="60" w:before="0"/>
-              <w:jc w:val="center"/>
-            </w:pPr>
-            <w:r>
-              <w:rPr>
-                <w:rFonts w:ascii="Arial" w:cs="Arial" w:eastAsia="Arial" w:hAnsi="Arial"/>
-                <w:sz w:val="22"/>
-                <w:szCs w:val="22"/>
-              </w:rPr>
-              <w:t xml:space="preserve">☐</w:t>
-            </w:r>
-          </w:p>
-          <w:p>
-            <w:pPr>
-              <w:spacing w:after="60" w:before="0"/>
-              <w:jc w:val="center"/>
-            </w:pPr>
-            <w:r>
-              <w:rPr>
-                <w:rFonts w:ascii="Arial" w:cs="Arial" w:eastAsia="Arial" w:hAnsi="Arial"/>
-                <w:sz w:val="13"/>
-                <w:szCs w:val="13"/>
-              </w:rPr>
-              <w:t xml:space="preserve">Accept / reject / edit</w:t>
+            <w:tcW w:type="dxa" w:w="2380"/>
+            <w:tcBorders>
+              <w:top w:val="single" w:color="999999" w:sz="4"/>
+              <w:left w:val="single" w:color="999999" w:sz="4"/>
+              <w:bottom w:val="single" w:color="999999" w:sz="4"/>
+              <w:right w:val="single" w:color="999999" w:sz="4"/>
+            </w:tcBorders>
+            <w:tcMar>
+              <w:top w:type="dxa" w:w="50"/>
+              <w:left w:type="dxa" w:w="80"/>
+              <w:bottom w:type="dxa" w:w="50"/>
+              <w:right w:type="dxa" w:w="80"/>
+            </w:tcMar>
+          </w:tcPr>
+          <w:p>
+            <w:pPr>
+              <w:spacing w:after="20" w:before="0"/>
+            </w:pPr>
+            <w:r>
+              <w:rPr>
+                <w:rFonts w:ascii="Arial" w:cs="Arial" w:eastAsia="Arial" w:hAnsi="Arial"/>
+                <w:color w:val="666666"/>
+                <w:sz w:val="14"/>
+                <w:szCs w:val="14"/>
+              </w:rPr>
+              <w:t xml:space="preserve">Tick ONE:</w:t>
+            </w:r>
+          </w:p>
+          <w:p>
+            <w:pPr>
+              <w:spacing w:after="40" w:before="40"/>
+            </w:pPr>
+            <w:sdt>
+              <w:sdtPr>
+                <w14:checkbox>
+                  <w14:checked w14:val="0"/>
+                  <w14:checkedState w14:val="2612" w14:font="MS Gothic"/>
+                  <w14:uncheckedState w14:val="2610" w14:font="MS Gothic"/>
+                </w14:checkbox>
+              </w:sdtPr>
+              <w:sdtContent>
+                <w:r>
+                  <w:sym w:char="2610" w:font="MS Gothic"/>
+                </w:r>
+              </w:sdtContent>
+            </w:sdt>
+            <w:r>
+              <w:rPr>
+                <w:rFonts w:ascii="Arial" w:cs="Arial" w:eastAsia="Arial" w:hAnsi="Arial"/>
+                <w:b/>
+                <w:bCs/>
+                <w:sz w:val="18"/>
+                <w:szCs w:val="18"/>
+              </w:rPr>
+              <w:t xml:space="preserve"> ACCEPT</w:t>
+            </w:r>
+          </w:p>
+          <w:p>
+            <w:pPr>
+              <w:spacing w:after="40" w:before="40"/>
+            </w:pPr>
+            <w:sdt>
+              <w:sdtPr>
+                <w14:checkbox>
+                  <w14:checked w14:val="0"/>
+                  <w14:checkedState w14:val="2612" w14:font="MS Gothic"/>
+                  <w14:uncheckedState w14:val="2610" w14:font="MS Gothic"/>
+                </w14:checkbox>
+              </w:sdtPr>
+              <w:sdtContent>
+                <w:r>
+                  <w:sym w:char="2610" w:font="MS Gothic"/>
+                </w:r>
+              </w:sdtContent>
+            </w:sdt>
+            <w:r>
+              <w:rPr>
+                <w:rFonts w:ascii="Arial" w:cs="Arial" w:eastAsia="Arial" w:hAnsi="Arial"/>
+                <w:b/>
+                <w:bCs/>
+                <w:sz w:val="18"/>
+                <w:szCs w:val="18"/>
+              </w:rPr>
+              <w:t xml:space="preserve"> EDIT</w:t>
+            </w:r>
+          </w:p>
+          <w:p>
+            <w:pPr>
+              <w:spacing w:after="20" w:before="80"/>
+            </w:pPr>
+            <w:r>
+              <w:rPr>
+                <w:rFonts w:ascii="Arial" w:cs="Arial" w:eastAsia="Arial" w:hAnsi="Arial"/>
+                <w:color w:val="666666"/>
+                <w:sz w:val="14"/>
+                <w:szCs w:val="14"/>
+              </w:rPr>
+              <w:t xml:space="preserve">If EDIT, type your requested change here:</w:t>
+            </w:r>
+          </w:p>
+          <w:p>
+            <w:pPr>
+              <w:spacing w:after="400" w:before="0"/>
+            </w:pPr>
+            <w:r>
+              <w:rPr>
+                <w:rFonts w:ascii="Arial" w:cs="Arial" w:eastAsia="Arial" w:hAnsi="Arial"/>
+                <w:sz w:val="17"/>
+                <w:szCs w:val="17"/>
+              </w:rPr>
+              <w:t xml:space="preserve"> </w:t>
+            </w:r>
+          </w:p>
+          <w:p>
+            <w:pPr>
+              <w:spacing w:after="400" w:before="0"/>
+            </w:pPr>
+            <w:r>
+              <w:rPr>
+                <w:rFonts w:ascii="Arial" w:cs="Arial" w:eastAsia="Arial" w:hAnsi="Arial"/>
+                <w:sz w:val="17"/>
+                <w:szCs w:val="17"/>
+              </w:rPr>
+              <w:t xml:space="preserve"> </w:t>
+            </w:r>
+          </w:p>
+          <w:p>
+            <w:pPr>
+              <w:spacing w:after="0" w:before="0"/>
+            </w:pPr>
+            <w:r>
+              <w:rPr>
+                <w:rFonts w:ascii="Arial" w:cs="Arial" w:eastAsia="Arial" w:hAnsi="Arial"/>
+                <w:color w:val="999999"/>
+                <w:sz w:val="12"/>
+                <w:szCs w:val="12"/>
+              </w:rPr>
+              <w:t xml:space="preserve">Item bio_2_3-079</w:t>
             </w:r>
           </w:p>
         </w:tc>
@@ -6307,20 +7476,36 @@
       <w:tr>
         <w:tc>
           <w:tcPr>
-            <w:tcW w:type="dxa" w:w="1050"/>
-            <w:tcBorders>
-              <w:top w:val="single" w:color="999999" w:sz="4"/>
-              <w:left w:val="single" w:color="999999" w:sz="4"/>
-              <w:bottom w:val="single" w:color="999999" w:sz="4"/>
-              <w:right w:val="single" w:color="999999" w:sz="4"/>
-            </w:tcBorders>
-            <w:tcMar>
-              <w:top w:type="dxa" w:w="50"/>
-              <w:left w:type="dxa" w:w="80"/>
-              <w:bottom w:type="dxa" w:w="50"/>
-              <w:right w:type="dxa" w:w="80"/>
-            </w:tcMar>
-          </w:tcPr>
+            <w:tcW w:type="dxa" w:w="1300"/>
+            <w:tcBorders>
+              <w:top w:val="single" w:color="999999" w:sz="4"/>
+              <w:left w:val="single" w:color="999999" w:sz="4"/>
+              <w:bottom w:val="single" w:color="999999" w:sz="4"/>
+              <w:right w:val="single" w:color="999999" w:sz="4"/>
+            </w:tcBorders>
+            <w:tcMar>
+              <w:top w:type="dxa" w:w="50"/>
+              <w:left w:type="dxa" w:w="80"/>
+              <w:bottom w:type="dxa" w:w="50"/>
+              <w:right w:type="dxa" w:w="80"/>
+            </w:tcMar>
+          </w:tcPr>
+          <w:p>
+            <w:pPr>
+              <w:spacing w:after="20" w:before="0"/>
+            </w:pPr>
+            <w:r>
+              <w:rPr>
+                <w:rFonts w:ascii="Arial" w:cs="Arial" w:eastAsia="Arial" w:hAnsi="Arial"/>
+                <w:b/>
+                <w:bCs/>
+                <w:color w:val="1F3864"/>
+                <w:sz w:val="14"/>
+                <w:szCs w:val="14"/>
+              </w:rPr>
+              <w:t xml:space="preserve">SUB-STRAND 2.3 PLANT GASEOUS EXCHANGE AND RESPIRATION</w:t>
+            </w:r>
+          </w:p>
           <w:p>
             <w:pPr>
               <w:spacing w:after="60" w:before="0"/>
@@ -6333,7 +7518,7 @@
                 <w:sz w:val="17"/>
                 <w:szCs w:val="17"/>
               </w:rPr>
-              <w:t xml:space="preserve">G5</w:t>
+              <w:t xml:space="preserve">bio_2_3 G5 (group)</w:t>
             </w:r>
           </w:p>
           <w:p>
@@ -6371,7 +7556,7 @@
         </w:tc>
         <w:tc>
           <w:tcPr>
-            <w:tcW w:type="dxa" w:w="2000"/>
+            <w:tcW w:type="dxa" w:w="1700"/>
             <w:tcBorders>
               <w:top w:val="single" w:color="999999" w:sz="4"/>
               <w:left w:val="single" w:color="999999" w:sz="4"/>
@@ -6431,7 +7616,7 @@
         </w:tc>
         <w:tc>
           <w:tcPr>
-            <w:tcW w:type="dxa" w:w="4600"/>
+            <w:tcW w:type="dxa" w:w="4100"/>
             <w:tcBorders>
               <w:top w:val="single" w:color="999999" w:sz="4"/>
               <w:left w:val="single" w:color="999999" w:sz="4"/>
@@ -7069,7 +8254,7 @@
         </w:tc>
         <w:tc>
           <w:tcPr>
-            <w:tcW w:type="dxa" w:w="3150"/>
+            <w:tcW w:type="dxa" w:w="2700"/>
             <w:tcBorders>
               <w:top w:val="single" w:color="999999" w:sz="4"/>
               <w:left w:val="single" w:color="999999" w:sz="4"/>
@@ -7115,7 +8300,7 @@
         </w:tc>
         <w:tc>
           <w:tcPr>
-            <w:tcW w:type="dxa" w:w="1900"/>
+            <w:tcW w:type="dxa" w:w="1500"/>
             <w:tcBorders>
               <w:top w:val="single" w:color="999999" w:sz="4"/>
               <w:left w:val="single" w:color="999999" w:sz="4"/>
@@ -7145,46 +8330,144 @@
         </w:tc>
         <w:tc>
           <w:tcPr>
-            <w:tcW w:type="dxa" w:w="980"/>
-            <w:tcBorders>
-              <w:top w:val="single" w:color="999999" w:sz="4"/>
-              <w:left w:val="single" w:color="999999" w:sz="4"/>
-              <w:bottom w:val="single" w:color="999999" w:sz="4"/>
-              <w:right w:val="single" w:color="999999" w:sz="4"/>
-            </w:tcBorders>
-            <w:tcMar>
-              <w:top w:type="dxa" w:w="50"/>
-              <w:left w:type="dxa" w:w="80"/>
-              <w:bottom w:type="dxa" w:w="50"/>
-              <w:right w:type="dxa" w:w="80"/>
-            </w:tcMar>
-          </w:tcPr>
-          <w:p>
-            <w:pPr>
-              <w:spacing w:after="60" w:before="0"/>
-              <w:jc w:val="center"/>
-            </w:pPr>
-            <w:r>
-              <w:rPr>
-                <w:rFonts w:ascii="Arial" w:cs="Arial" w:eastAsia="Arial" w:hAnsi="Arial"/>
-                <w:sz w:val="22"/>
-                <w:szCs w:val="22"/>
-              </w:rPr>
-              <w:t xml:space="preserve">☐</w:t>
-            </w:r>
-          </w:p>
-          <w:p>
-            <w:pPr>
-              <w:spacing w:after="60" w:before="0"/>
-              <w:jc w:val="center"/>
-            </w:pPr>
-            <w:r>
-              <w:rPr>
-                <w:rFonts w:ascii="Arial" w:cs="Arial" w:eastAsia="Arial" w:hAnsi="Arial"/>
-                <w:sz w:val="13"/>
-                <w:szCs w:val="13"/>
-              </w:rPr>
-              <w:t xml:space="preserve">Accept / reject / edit</w:t>
+            <w:tcW w:type="dxa" w:w="2380"/>
+            <w:tcBorders>
+              <w:top w:val="single" w:color="999999" w:sz="4"/>
+              <w:left w:val="single" w:color="999999" w:sz="4"/>
+              <w:bottom w:val="single" w:color="999999" w:sz="4"/>
+              <w:right w:val="single" w:color="999999" w:sz="4"/>
+            </w:tcBorders>
+            <w:tcMar>
+              <w:top w:type="dxa" w:w="50"/>
+              <w:left w:type="dxa" w:w="80"/>
+              <w:bottom w:type="dxa" w:w="50"/>
+              <w:right w:type="dxa" w:w="80"/>
+            </w:tcMar>
+          </w:tcPr>
+          <w:p>
+            <w:pPr>
+              <w:spacing w:after="20" w:before="0"/>
+            </w:pPr>
+            <w:r>
+              <w:rPr>
+                <w:rFonts w:ascii="Arial" w:cs="Arial" w:eastAsia="Arial" w:hAnsi="Arial"/>
+                <w:color w:val="666666"/>
+                <w:sz w:val="14"/>
+                <w:szCs w:val="14"/>
+              </w:rPr>
+              <w:t xml:space="preserve">Tick ONE:</w:t>
+            </w:r>
+          </w:p>
+          <w:p>
+            <w:pPr>
+              <w:spacing w:after="40" w:before="40"/>
+            </w:pPr>
+            <w:sdt>
+              <w:sdtPr>
+                <w14:checkbox>
+                  <w14:checked w14:val="0"/>
+                  <w14:checkedState w14:val="2612" w14:font="MS Gothic"/>
+                  <w14:uncheckedState w14:val="2610" w14:font="MS Gothic"/>
+                </w14:checkbox>
+              </w:sdtPr>
+              <w:sdtContent>
+                <w:r>
+                  <w:sym w:char="2610" w:font="MS Gothic"/>
+                </w:r>
+              </w:sdtContent>
+            </w:sdt>
+            <w:r>
+              <w:rPr>
+                <w:rFonts w:ascii="Arial" w:cs="Arial" w:eastAsia="Arial" w:hAnsi="Arial"/>
+                <w:b/>
+                <w:bCs/>
+                <w:sz w:val="18"/>
+                <w:szCs w:val="18"/>
+              </w:rPr>
+              <w:t xml:space="preserve"> ACCEPT</w:t>
+            </w:r>
+          </w:p>
+          <w:p>
+            <w:pPr>
+              <w:spacing w:after="40" w:before="40"/>
+            </w:pPr>
+            <w:sdt>
+              <w:sdtPr>
+                <w14:checkbox>
+                  <w14:checked w14:val="0"/>
+                  <w14:checkedState w14:val="2612" w14:font="MS Gothic"/>
+                  <w14:uncheckedState w14:val="2610" w14:font="MS Gothic"/>
+                </w14:checkbox>
+              </w:sdtPr>
+              <w:sdtContent>
+                <w:r>
+                  <w:sym w:char="2610" w:font="MS Gothic"/>
+                </w:r>
+              </w:sdtContent>
+            </w:sdt>
+            <w:r>
+              <w:rPr>
+                <w:rFonts w:ascii="Arial" w:cs="Arial" w:eastAsia="Arial" w:hAnsi="Arial"/>
+                <w:b/>
+                <w:bCs/>
+                <w:sz w:val="18"/>
+                <w:szCs w:val="18"/>
+              </w:rPr>
+              <w:t xml:space="preserve"> EDIT</w:t>
+            </w:r>
+          </w:p>
+          <w:p>
+            <w:pPr>
+              <w:spacing w:after="20" w:before="80"/>
+            </w:pPr>
+            <w:r>
+              <w:rPr>
+                <w:rFonts w:ascii="Arial" w:cs="Arial" w:eastAsia="Arial" w:hAnsi="Arial"/>
+                <w:color w:val="666666"/>
+                <w:sz w:val="14"/>
+                <w:szCs w:val="14"/>
+              </w:rPr>
+              <w:t xml:space="preserve">If EDIT, type your requested change here:</w:t>
+            </w:r>
+          </w:p>
+          <w:p>
+            <w:pPr>
+              <w:spacing w:after="400" w:before="0"/>
+            </w:pPr>
+            <w:r>
+              <w:rPr>
+                <w:rFonts w:ascii="Arial" w:cs="Arial" w:eastAsia="Arial" w:hAnsi="Arial"/>
+                <w:sz w:val="17"/>
+                <w:szCs w:val="17"/>
+              </w:rPr>
+              <w:t xml:space="preserve"> </w:t>
+            </w:r>
+          </w:p>
+          <w:p>
+            <w:pPr>
+              <w:spacing w:after="400" w:before="0"/>
+            </w:pPr>
+            <w:r>
+              <w:rPr>
+                <w:rFonts w:ascii="Arial" w:cs="Arial" w:eastAsia="Arial" w:hAnsi="Arial"/>
+                <w:sz w:val="17"/>
+                <w:szCs w:val="17"/>
+              </w:rPr>
+              <w:t xml:space="preserve"> </w:t>
+            </w:r>
+          </w:p>
+          <w:p>
+            <w:pPr>
+              <w:spacing w:after="0" w:before="0"/>
+            </w:pPr>
+            <w:r>
+              <w:rPr>
+                <w:rFonts w:ascii="Arial" w:cs="Arial" w:eastAsia="Arial" w:hAnsi="Arial"/>
+                <w:color w:val="999999"/>
+                <w:sz w:val="12"/>
+                <w:szCs w:val="12"/>
+              </w:rPr>
+              <w:t xml:space="preserve">Item bio_2_3 G5</w:t>
             </w:r>
           </w:p>
         </w:tc>
@@ -7192,20 +8475,36 @@
       <w:tr>
         <w:tc>
           <w:tcPr>
-            <w:tcW w:type="dxa" w:w="1050"/>
-            <w:tcBorders>
-              <w:top w:val="single" w:color="999999" w:sz="4"/>
-              <w:left w:val="single" w:color="999999" w:sz="4"/>
-              <w:bottom w:val="single" w:color="999999" w:sz="4"/>
-              <w:right w:val="single" w:color="999999" w:sz="4"/>
-            </w:tcBorders>
-            <w:tcMar>
-              <w:top w:type="dxa" w:w="50"/>
-              <w:left w:type="dxa" w:w="80"/>
-              <w:bottom w:type="dxa" w:w="50"/>
-              <w:right w:type="dxa" w:w="80"/>
-            </w:tcMar>
-          </w:tcPr>
+            <w:tcW w:type="dxa" w:w="1300"/>
+            <w:tcBorders>
+              <w:top w:val="single" w:color="999999" w:sz="4"/>
+              <w:left w:val="single" w:color="999999" w:sz="4"/>
+              <w:bottom w:val="single" w:color="999999" w:sz="4"/>
+              <w:right w:val="single" w:color="999999" w:sz="4"/>
+            </w:tcBorders>
+            <w:tcMar>
+              <w:top w:type="dxa" w:w="50"/>
+              <w:left w:type="dxa" w:w="80"/>
+              <w:bottom w:type="dxa" w:w="50"/>
+              <w:right w:type="dxa" w:w="80"/>
+            </w:tcMar>
+          </w:tcPr>
+          <w:p>
+            <w:pPr>
+              <w:spacing w:after="20" w:before="0"/>
+            </w:pPr>
+            <w:r>
+              <w:rPr>
+                <w:rFonts w:ascii="Arial" w:cs="Arial" w:eastAsia="Arial" w:hAnsi="Arial"/>
+                <w:b/>
+                <w:bCs/>
+                <w:color w:val="1F3864"/>
+                <w:sz w:val="14"/>
+                <w:szCs w:val="14"/>
+              </w:rPr>
+              <w:t xml:space="preserve">SUB-STRAND 2.3 PLANT GASEOUS EXCHANGE AND RESPIRATION</w:t>
+            </w:r>
+          </w:p>
           <w:p>
             <w:pPr>
               <w:spacing w:after="60" w:before="0"/>
@@ -7218,7 +8517,7 @@
                 <w:sz w:val="17"/>
                 <w:szCs w:val="17"/>
               </w:rPr>
-              <w:t xml:space="preserve">G6</w:t>
+              <w:t xml:space="preserve">bio_2_3 G6 (group)</w:t>
             </w:r>
           </w:p>
           <w:p>
@@ -7240,7 +8539,7 @@
         </w:tc>
         <w:tc>
           <w:tcPr>
-            <w:tcW w:type="dxa" w:w="2000"/>
+            <w:tcW w:type="dxa" w:w="1700"/>
             <w:tcBorders>
               <w:top w:val="single" w:color="999999" w:sz="4"/>
               <w:left w:val="single" w:color="999999" w:sz="4"/>
@@ -7300,7 +8599,7 @@
         </w:tc>
         <w:tc>
           <w:tcPr>
-            <w:tcW w:type="dxa" w:w="4600"/>
+            <w:tcW w:type="dxa" w:w="4100"/>
             <w:tcBorders>
               <w:top w:val="single" w:color="999999" w:sz="4"/>
               <w:left w:val="single" w:color="999999" w:sz="4"/>
@@ -7650,7 +8949,7 @@
         </w:tc>
         <w:tc>
           <w:tcPr>
-            <w:tcW w:type="dxa" w:w="3150"/>
+            <w:tcW w:type="dxa" w:w="2700"/>
             <w:tcBorders>
               <w:top w:val="single" w:color="999999" w:sz="4"/>
               <w:left w:val="single" w:color="999999" w:sz="4"/>
@@ -7696,7 +8995,7 @@
         </w:tc>
         <w:tc>
           <w:tcPr>
-            <w:tcW w:type="dxa" w:w="1900"/>
+            <w:tcW w:type="dxa" w:w="1500"/>
             <w:tcBorders>
               <w:top w:val="single" w:color="999999" w:sz="4"/>
               <w:left w:val="single" w:color="999999" w:sz="4"/>
@@ -7726,46 +9025,144 @@
         </w:tc>
         <w:tc>
           <w:tcPr>
-            <w:tcW w:type="dxa" w:w="980"/>
-            <w:tcBorders>
-              <w:top w:val="single" w:color="999999" w:sz="4"/>
-              <w:left w:val="single" w:color="999999" w:sz="4"/>
-              <w:bottom w:val="single" w:color="999999" w:sz="4"/>
-              <w:right w:val="single" w:color="999999" w:sz="4"/>
-            </w:tcBorders>
-            <w:tcMar>
-              <w:top w:type="dxa" w:w="50"/>
-              <w:left w:type="dxa" w:w="80"/>
-              <w:bottom w:type="dxa" w:w="50"/>
-              <w:right w:type="dxa" w:w="80"/>
-            </w:tcMar>
-          </w:tcPr>
-          <w:p>
-            <w:pPr>
-              <w:spacing w:after="60" w:before="0"/>
-              <w:jc w:val="center"/>
-            </w:pPr>
-            <w:r>
-              <w:rPr>
-                <w:rFonts w:ascii="Arial" w:cs="Arial" w:eastAsia="Arial" w:hAnsi="Arial"/>
-                <w:sz w:val="22"/>
-                <w:szCs w:val="22"/>
-              </w:rPr>
-              <w:t xml:space="preserve">☐</w:t>
-            </w:r>
-          </w:p>
-          <w:p>
-            <w:pPr>
-              <w:spacing w:after="60" w:before="0"/>
-              <w:jc w:val="center"/>
-            </w:pPr>
-            <w:r>
-              <w:rPr>
-                <w:rFonts w:ascii="Arial" w:cs="Arial" w:eastAsia="Arial" w:hAnsi="Arial"/>
-                <w:sz w:val="13"/>
-                <w:szCs w:val="13"/>
-              </w:rPr>
-              <w:t xml:space="preserve">Accept / reject / edit</w:t>
+            <w:tcW w:type="dxa" w:w="2380"/>
+            <w:tcBorders>
+              <w:top w:val="single" w:color="999999" w:sz="4"/>
+              <w:left w:val="single" w:color="999999" w:sz="4"/>
+              <w:bottom w:val="single" w:color="999999" w:sz="4"/>
+              <w:right w:val="single" w:color="999999" w:sz="4"/>
+            </w:tcBorders>
+            <w:tcMar>
+              <w:top w:type="dxa" w:w="50"/>
+              <w:left w:type="dxa" w:w="80"/>
+              <w:bottom w:type="dxa" w:w="50"/>
+              <w:right w:type="dxa" w:w="80"/>
+            </w:tcMar>
+          </w:tcPr>
+          <w:p>
+            <w:pPr>
+              <w:spacing w:after="20" w:before="0"/>
+            </w:pPr>
+            <w:r>
+              <w:rPr>
+                <w:rFonts w:ascii="Arial" w:cs="Arial" w:eastAsia="Arial" w:hAnsi="Arial"/>
+                <w:color w:val="666666"/>
+                <w:sz w:val="14"/>
+                <w:szCs w:val="14"/>
+              </w:rPr>
+              <w:t xml:space="preserve">Tick ONE:</w:t>
+            </w:r>
+          </w:p>
+          <w:p>
+            <w:pPr>
+              <w:spacing w:after="40" w:before="40"/>
+            </w:pPr>
+            <w:sdt>
+              <w:sdtPr>
+                <w14:checkbox>
+                  <w14:checked w14:val="0"/>
+                  <w14:checkedState w14:val="2612" w14:font="MS Gothic"/>
+                  <w14:uncheckedState w14:val="2610" w14:font="MS Gothic"/>
+                </w14:checkbox>
+              </w:sdtPr>
+              <w:sdtContent>
+                <w:r>
+                  <w:sym w:char="2610" w:font="MS Gothic"/>
+                </w:r>
+              </w:sdtContent>
+            </w:sdt>
+            <w:r>
+              <w:rPr>
+                <w:rFonts w:ascii="Arial" w:cs="Arial" w:eastAsia="Arial" w:hAnsi="Arial"/>
+                <w:b/>
+                <w:bCs/>
+                <w:sz w:val="18"/>
+                <w:szCs w:val="18"/>
+              </w:rPr>
+              <w:t xml:space="preserve"> ACCEPT</w:t>
+            </w:r>
+          </w:p>
+          <w:p>
+            <w:pPr>
+              <w:spacing w:after="40" w:before="40"/>
+            </w:pPr>
+            <w:sdt>
+              <w:sdtPr>
+                <w14:checkbox>
+                  <w14:checked w14:val="0"/>
+                  <w14:checkedState w14:val="2612" w14:font="MS Gothic"/>
+                  <w14:uncheckedState w14:val="2610" w14:font="MS Gothic"/>
+                </w14:checkbox>
+              </w:sdtPr>
+              <w:sdtContent>
+                <w:r>
+                  <w:sym w:char="2610" w:font="MS Gothic"/>
+                </w:r>
+              </w:sdtContent>
+            </w:sdt>
+            <w:r>
+              <w:rPr>
+                <w:rFonts w:ascii="Arial" w:cs="Arial" w:eastAsia="Arial" w:hAnsi="Arial"/>
+                <w:b/>
+                <w:bCs/>
+                <w:sz w:val="18"/>
+                <w:szCs w:val="18"/>
+              </w:rPr>
+              <w:t xml:space="preserve"> EDIT</w:t>
+            </w:r>
+          </w:p>
+          <w:p>
+            <w:pPr>
+              <w:spacing w:after="20" w:before="80"/>
+            </w:pPr>
+            <w:r>
+              <w:rPr>
+                <w:rFonts w:ascii="Arial" w:cs="Arial" w:eastAsia="Arial" w:hAnsi="Arial"/>
+                <w:color w:val="666666"/>
+                <w:sz w:val="14"/>
+                <w:szCs w:val="14"/>
+              </w:rPr>
+              <w:t xml:space="preserve">If EDIT, type your requested change here:</w:t>
+            </w:r>
+          </w:p>
+          <w:p>
+            <w:pPr>
+              <w:spacing w:after="400" w:before="0"/>
+            </w:pPr>
+            <w:r>
+              <w:rPr>
+                <w:rFonts w:ascii="Arial" w:cs="Arial" w:eastAsia="Arial" w:hAnsi="Arial"/>
+                <w:sz w:val="17"/>
+                <w:szCs w:val="17"/>
+              </w:rPr>
+              <w:t xml:space="preserve"> </w:t>
+            </w:r>
+          </w:p>
+          <w:p>
+            <w:pPr>
+              <w:spacing w:after="400" w:before="0"/>
+            </w:pPr>
+            <w:r>
+              <w:rPr>
+                <w:rFonts w:ascii="Arial" w:cs="Arial" w:eastAsia="Arial" w:hAnsi="Arial"/>
+                <w:sz w:val="17"/>
+                <w:szCs w:val="17"/>
+              </w:rPr>
+              <w:t xml:space="preserve"> </w:t>
+            </w:r>
+          </w:p>
+          <w:p>
+            <w:pPr>
+              <w:spacing w:after="0" w:before="0"/>
+            </w:pPr>
+            <w:r>
+              <w:rPr>
+                <w:rFonts w:ascii="Arial" w:cs="Arial" w:eastAsia="Arial" w:hAnsi="Arial"/>
+                <w:color w:val="999999"/>
+                <w:sz w:val="12"/>
+                <w:szCs w:val="12"/>
+              </w:rPr>
+              <w:t xml:space="preserve">Item bio_2_3 G6</w:t>
             </w:r>
           </w:p>
         </w:tc>
@@ -7773,7 +9170,7 @@
       <w:tr>
         <w:tc>
           <w:tcPr>
-            <w:tcW w:type="dxa" w:w="1050"/>
+            <w:tcW w:type="dxa" w:w="1300"/>
             <w:tcBorders>
               <w:top w:val="single" w:color="999999" w:sz="4"/>
               <w:left w:val="single" w:color="999999" w:sz="4"/>
@@ -7790,6 +9187,22 @@
           </w:tcPr>
           <w:p>
             <w:pPr>
+              <w:spacing w:after="20" w:before="0"/>
+            </w:pPr>
+            <w:r>
+              <w:rPr>
+                <w:rFonts w:ascii="Arial" w:cs="Arial" w:eastAsia="Arial" w:hAnsi="Arial"/>
+                <w:b/>
+                <w:bCs/>
+                <w:color w:val="1F3864"/>
+                <w:sz w:val="14"/>
+                <w:szCs w:val="14"/>
+              </w:rPr>
+              <w:t xml:space="preserve">SUB-STRAND 2.3 PLANT GASEOUS EXCHANGE AND RESPIRATION</w:t>
+            </w:r>
+          </w:p>
+          <w:p>
+            <w:pPr>
               <w:spacing w:after="60" w:before="0"/>
             </w:pPr>
             <w:r>
@@ -7800,7 +9213,7 @@
                 <w:sz w:val="17"/>
                 <w:szCs w:val="17"/>
               </w:rPr>
-              <w:t xml:space="preserve">G7</w:t>
+              <w:t xml:space="preserve">bio_2_3 G7 (group)</w:t>
             </w:r>
           </w:p>
           <w:p>
@@ -7854,7 +9267,7 @@
         </w:tc>
         <w:tc>
           <w:tcPr>
-            <w:tcW w:type="dxa" w:w="2000"/>
+            <w:tcW w:type="dxa" w:w="1700"/>
             <w:tcBorders>
               <w:top w:val="single" w:color="999999" w:sz="4"/>
               <w:left w:val="single" w:color="999999" w:sz="4"/>
@@ -7915,7 +9328,7 @@
         </w:tc>
         <w:tc>
           <w:tcPr>
-            <w:tcW w:type="dxa" w:w="4600"/>
+            <w:tcW w:type="dxa" w:w="4100"/>
             <w:tcBorders>
               <w:top w:val="single" w:color="999999" w:sz="4"/>
               <w:left w:val="single" w:color="999999" w:sz="4"/>
@@ -8482,7 +9895,7 @@
         </w:tc>
         <w:tc>
           <w:tcPr>
-            <w:tcW w:type="dxa" w:w="3150"/>
+            <w:tcW w:type="dxa" w:w="2700"/>
             <w:tcBorders>
               <w:top w:val="single" w:color="999999" w:sz="4"/>
               <w:left w:val="single" w:color="999999" w:sz="4"/>
@@ -8529,7 +9942,7 @@
         </w:tc>
         <w:tc>
           <w:tcPr>
-            <w:tcW w:type="dxa" w:w="1900"/>
+            <w:tcW w:type="dxa" w:w="1500"/>
             <w:tcBorders>
               <w:top w:val="single" w:color="999999" w:sz="4"/>
               <w:left w:val="single" w:color="999999" w:sz="4"/>
@@ -8560,7 +9973,7 @@
         </w:tc>
         <w:tc>
           <w:tcPr>
-            <w:tcW w:type="dxa" w:w="980"/>
+            <w:tcW w:type="dxa" w:w="2380"/>
             <w:tcBorders>
               <w:top w:val="single" w:color="999999" w:sz="4"/>
               <w:left w:val="single" w:color="999999" w:sz="4"/>
@@ -8577,30 +9990,128 @@
           </w:tcPr>
           <w:p>
             <w:pPr>
-              <w:spacing w:after="60" w:before="0"/>
-              <w:jc w:val="center"/>
-            </w:pPr>
-            <w:r>
-              <w:rPr>
-                <w:rFonts w:ascii="Arial" w:cs="Arial" w:eastAsia="Arial" w:hAnsi="Arial"/>
-                <w:sz w:val="22"/>
-                <w:szCs w:val="22"/>
-              </w:rPr>
-              <w:t xml:space="preserve">☐</w:t>
-            </w:r>
-          </w:p>
-          <w:p>
-            <w:pPr>
-              <w:spacing w:after="60" w:before="0"/>
-              <w:jc w:val="center"/>
-            </w:pPr>
-            <w:r>
-              <w:rPr>
-                <w:rFonts w:ascii="Arial" w:cs="Arial" w:eastAsia="Arial" w:hAnsi="Arial"/>
-                <w:sz w:val="13"/>
-                <w:szCs w:val="13"/>
-              </w:rPr>
-              <w:t xml:space="preserve">Accept / reject / edit</w:t>
+              <w:spacing w:after="20" w:before="0"/>
+            </w:pPr>
+            <w:r>
+              <w:rPr>
+                <w:rFonts w:ascii="Arial" w:cs="Arial" w:eastAsia="Arial" w:hAnsi="Arial"/>
+                <w:color w:val="666666"/>
+                <w:sz w:val="14"/>
+                <w:szCs w:val="14"/>
+              </w:rPr>
+              <w:t xml:space="preserve">Tick ONE:</w:t>
+            </w:r>
+          </w:p>
+          <w:p>
+            <w:pPr>
+              <w:spacing w:after="40" w:before="40"/>
+            </w:pPr>
+            <w:sdt>
+              <w:sdtPr>
+                <w14:checkbox>
+                  <w14:checked w14:val="0"/>
+                  <w14:checkedState w14:val="2612" w14:font="MS Gothic"/>
+                  <w14:uncheckedState w14:val="2610" w14:font="MS Gothic"/>
+                </w14:checkbox>
+              </w:sdtPr>
+              <w:sdtContent>
+                <w:r>
+                  <w:sym w:char="2610" w:font="MS Gothic"/>
+                </w:r>
+              </w:sdtContent>
+            </w:sdt>
+            <w:r>
+              <w:rPr>
+                <w:rFonts w:ascii="Arial" w:cs="Arial" w:eastAsia="Arial" w:hAnsi="Arial"/>
+                <w:b/>
+                <w:bCs/>
+                <w:sz w:val="18"/>
+                <w:szCs w:val="18"/>
+              </w:rPr>
+              <w:t xml:space="preserve"> ACCEPT</w:t>
+            </w:r>
+          </w:p>
+          <w:p>
+            <w:pPr>
+              <w:spacing w:after="40" w:before="40"/>
+            </w:pPr>
+            <w:sdt>
+              <w:sdtPr>
+                <w14:checkbox>
+                  <w14:checked w14:val="0"/>
+                  <w14:checkedState w14:val="2612" w14:font="MS Gothic"/>
+                  <w14:uncheckedState w14:val="2610" w14:font="MS Gothic"/>
+                </w14:checkbox>
+              </w:sdtPr>
+              <w:sdtContent>
+                <w:r>
+                  <w:sym w:char="2610" w:font="MS Gothic"/>
+                </w:r>
+              </w:sdtContent>
+            </w:sdt>
+            <w:r>
+              <w:rPr>
+                <w:rFonts w:ascii="Arial" w:cs="Arial" w:eastAsia="Arial" w:hAnsi="Arial"/>
+                <w:b/>
+                <w:bCs/>
+                <w:sz w:val="18"/>
+                <w:szCs w:val="18"/>
+              </w:rPr>
+              <w:t xml:space="preserve"> EDIT</w:t>
+            </w:r>
+          </w:p>
+          <w:p>
+            <w:pPr>
+              <w:spacing w:after="20" w:before="80"/>
+            </w:pPr>
+            <w:r>
+              <w:rPr>
+                <w:rFonts w:ascii="Arial" w:cs="Arial" w:eastAsia="Arial" w:hAnsi="Arial"/>
+                <w:color w:val="666666"/>
+                <w:sz w:val="14"/>
+                <w:szCs w:val="14"/>
+              </w:rPr>
+              <w:t xml:space="preserve">If EDIT, type your requested change here:</w:t>
+            </w:r>
+          </w:p>
+          <w:p>
+            <w:pPr>
+              <w:spacing w:after="400" w:before="0"/>
+            </w:pPr>
+            <w:r>
+              <w:rPr>
+                <w:rFonts w:ascii="Arial" w:cs="Arial" w:eastAsia="Arial" w:hAnsi="Arial"/>
+                <w:sz w:val="17"/>
+                <w:szCs w:val="17"/>
+              </w:rPr>
+              <w:t xml:space="preserve"> </w:t>
+            </w:r>
+          </w:p>
+          <w:p>
+            <w:pPr>
+              <w:spacing w:after="400" w:before="0"/>
+            </w:pPr>
+            <w:r>
+              <w:rPr>
+                <w:rFonts w:ascii="Arial" w:cs="Arial" w:eastAsia="Arial" w:hAnsi="Arial"/>
+                <w:sz w:val="17"/>
+                <w:szCs w:val="17"/>
+              </w:rPr>
+              <w:t xml:space="preserve"> </w:t>
+            </w:r>
+          </w:p>
+          <w:p>
+            <w:pPr>
+              <w:spacing w:after="0" w:before="0"/>
+            </w:pPr>
+            <w:r>
+              <w:rPr>
+                <w:rFonts w:ascii="Arial" w:cs="Arial" w:eastAsia="Arial" w:hAnsi="Arial"/>
+                <w:color w:val="999999"/>
+                <w:sz w:val="12"/>
+                <w:szCs w:val="12"/>
+              </w:rPr>
+              <w:t xml:space="preserve">Item bio_2_3 G7</w:t>
             </w:r>
           </w:p>
         </w:tc>
@@ -8608,7 +10119,7 @@
       <w:tr>
         <w:tc>
           <w:tcPr>
-            <w:tcW w:type="dxa" w:w="1050"/>
+            <w:tcW w:type="dxa" w:w="1300"/>
             <w:tcBorders>
               <w:top w:val="single" w:color="999999" w:sz="4"/>
               <w:left w:val="single" w:color="999999" w:sz="4"/>
@@ -8625,6 +10136,22 @@
           </w:tcPr>
           <w:p>
             <w:pPr>
+              <w:spacing w:after="20" w:before="0"/>
+            </w:pPr>
+            <w:r>
+              <w:rPr>
+                <w:rFonts w:ascii="Arial" w:cs="Arial" w:eastAsia="Arial" w:hAnsi="Arial"/>
+                <w:b/>
+                <w:bCs/>
+                <w:color w:val="1F3864"/>
+                <w:sz w:val="14"/>
+                <w:szCs w:val="14"/>
+              </w:rPr>
+              <w:t xml:space="preserve">SUB-STRAND 2.3 PLANT GASEOUS EXCHANGE AND RESPIRATION</w:t>
+            </w:r>
+          </w:p>
+          <w:p>
+            <w:pPr>
               <w:spacing w:after="60" w:before="0"/>
             </w:pPr>
             <w:r>
@@ -8635,7 +10162,7 @@
                 <w:sz w:val="17"/>
                 <w:szCs w:val="17"/>
               </w:rPr>
-              <w:t xml:space="preserve">G8</w:t>
+              <w:t xml:space="preserve">bio_2_3 G8 (group)</w:t>
             </w:r>
           </w:p>
           <w:p>
@@ -8673,7 +10200,7 @@
         </w:tc>
         <w:tc>
           <w:tcPr>
-            <w:tcW w:type="dxa" w:w="2000"/>
+            <w:tcW w:type="dxa" w:w="1700"/>
             <w:tcBorders>
               <w:top w:val="single" w:color="999999" w:sz="4"/>
               <w:left w:val="single" w:color="999999" w:sz="4"/>
@@ -8734,7 +10261,7 @@
         </w:tc>
         <w:tc>
           <w:tcPr>
-            <w:tcW w:type="dxa" w:w="4600"/>
+            <w:tcW w:type="dxa" w:w="4100"/>
             <w:tcBorders>
               <w:top w:val="single" w:color="999999" w:sz="4"/>
               <w:left w:val="single" w:color="999999" w:sz="4"/>
@@ -8893,7 +10420,7 @@
         </w:tc>
         <w:tc>
           <w:tcPr>
-            <w:tcW w:type="dxa" w:w="3150"/>
+            <w:tcW w:type="dxa" w:w="2700"/>
             <w:tcBorders>
               <w:top w:val="single" w:color="999999" w:sz="4"/>
               <w:left w:val="single" w:color="999999" w:sz="4"/>
@@ -8940,7 +10467,7 @@
         </w:tc>
         <w:tc>
           <w:tcPr>
-            <w:tcW w:type="dxa" w:w="1900"/>
+            <w:tcW w:type="dxa" w:w="1500"/>
             <w:tcBorders>
               <w:top w:val="single" w:color="999999" w:sz="4"/>
               <w:left w:val="single" w:color="999999" w:sz="4"/>
@@ -8971,7 +10498,7 @@
         </w:tc>
         <w:tc>
           <w:tcPr>
-            <w:tcW w:type="dxa" w:w="980"/>
+            <w:tcW w:type="dxa" w:w="2380"/>
             <w:tcBorders>
               <w:top w:val="single" w:color="999999" w:sz="4"/>
               <w:left w:val="single" w:color="999999" w:sz="4"/>
@@ -8988,30 +10515,128 @@
           </w:tcPr>
           <w:p>
             <w:pPr>
-              <w:spacing w:after="60" w:before="0"/>
-              <w:jc w:val="center"/>
-            </w:pPr>
-            <w:r>
-              <w:rPr>
-                <w:rFonts w:ascii="Arial" w:cs="Arial" w:eastAsia="Arial" w:hAnsi="Arial"/>
-                <w:sz w:val="22"/>
-                <w:szCs w:val="22"/>
-              </w:rPr>
-              <w:t xml:space="preserve">☐</w:t>
-            </w:r>
-          </w:p>
-          <w:p>
-            <w:pPr>
-              <w:spacing w:after="60" w:before="0"/>
-              <w:jc w:val="center"/>
-            </w:pPr>
-            <w:r>
-              <w:rPr>
-                <w:rFonts w:ascii="Arial" w:cs="Arial" w:eastAsia="Arial" w:hAnsi="Arial"/>
-                <w:sz w:val="13"/>
-                <w:szCs w:val="13"/>
-              </w:rPr>
-              <w:t xml:space="preserve">Accept / reject / edit</w:t>
+              <w:spacing w:after="20" w:before="0"/>
+            </w:pPr>
+            <w:r>
+              <w:rPr>
+                <w:rFonts w:ascii="Arial" w:cs="Arial" w:eastAsia="Arial" w:hAnsi="Arial"/>
+                <w:color w:val="666666"/>
+                <w:sz w:val="14"/>
+                <w:szCs w:val="14"/>
+              </w:rPr>
+              <w:t xml:space="preserve">Tick ONE:</w:t>
+            </w:r>
+          </w:p>
+          <w:p>
+            <w:pPr>
+              <w:spacing w:after="40" w:before="40"/>
+            </w:pPr>
+            <w:sdt>
+              <w:sdtPr>
+                <w14:checkbox>
+                  <w14:checked w14:val="0"/>
+                  <w14:checkedState w14:val="2612" w14:font="MS Gothic"/>
+                  <w14:uncheckedState w14:val="2610" w14:font="MS Gothic"/>
+                </w14:checkbox>
+              </w:sdtPr>
+              <w:sdtContent>
+                <w:r>
+                  <w:sym w:char="2610" w:font="MS Gothic"/>
+                </w:r>
+              </w:sdtContent>
+            </w:sdt>
+            <w:r>
+              <w:rPr>
+                <w:rFonts w:ascii="Arial" w:cs="Arial" w:eastAsia="Arial" w:hAnsi="Arial"/>
+                <w:b/>
+                <w:bCs/>
+                <w:sz w:val="18"/>
+                <w:szCs w:val="18"/>
+              </w:rPr>
+              <w:t xml:space="preserve"> ACCEPT</w:t>
+            </w:r>
+          </w:p>
+          <w:p>
+            <w:pPr>
+              <w:spacing w:after="40" w:before="40"/>
+            </w:pPr>
+            <w:sdt>
+              <w:sdtPr>
+                <w14:checkbox>
+                  <w14:checked w14:val="0"/>
+                  <w14:checkedState w14:val="2612" w14:font="MS Gothic"/>
+                  <w14:uncheckedState w14:val="2610" w14:font="MS Gothic"/>
+                </w14:checkbox>
+              </w:sdtPr>
+              <w:sdtContent>
+                <w:r>
+                  <w:sym w:char="2610" w:font="MS Gothic"/>
+                </w:r>
+              </w:sdtContent>
+            </w:sdt>
+            <w:r>
+              <w:rPr>
+                <w:rFonts w:ascii="Arial" w:cs="Arial" w:eastAsia="Arial" w:hAnsi="Arial"/>
+                <w:b/>
+                <w:bCs/>
+                <w:sz w:val="18"/>
+                <w:szCs w:val="18"/>
+              </w:rPr>
+              <w:t xml:space="preserve"> EDIT</w:t>
+            </w:r>
+          </w:p>
+          <w:p>
+            <w:pPr>
+              <w:spacing w:after="20" w:before="80"/>
+            </w:pPr>
+            <w:r>
+              <w:rPr>
+                <w:rFonts w:ascii="Arial" w:cs="Arial" w:eastAsia="Arial" w:hAnsi="Arial"/>
+                <w:color w:val="666666"/>
+                <w:sz w:val="14"/>
+                <w:szCs w:val="14"/>
+              </w:rPr>
+              <w:t xml:space="preserve">If EDIT, type your requested change here:</w:t>
+            </w:r>
+          </w:p>
+          <w:p>
+            <w:pPr>
+              <w:spacing w:after="400" w:before="0"/>
+            </w:pPr>
+            <w:r>
+              <w:rPr>
+                <w:rFonts w:ascii="Arial" w:cs="Arial" w:eastAsia="Arial" w:hAnsi="Arial"/>
+                <w:sz w:val="17"/>
+                <w:szCs w:val="17"/>
+              </w:rPr>
+              <w:t xml:space="preserve"> </w:t>
+            </w:r>
+          </w:p>
+          <w:p>
+            <w:pPr>
+              <w:spacing w:after="400" w:before="0"/>
+            </w:pPr>
+            <w:r>
+              <w:rPr>
+                <w:rFonts w:ascii="Arial" w:cs="Arial" w:eastAsia="Arial" w:hAnsi="Arial"/>
+                <w:sz w:val="17"/>
+                <w:szCs w:val="17"/>
+              </w:rPr>
+              <w:t xml:space="preserve"> </w:t>
+            </w:r>
+          </w:p>
+          <w:p>
+            <w:pPr>
+              <w:spacing w:after="0" w:before="0"/>
+            </w:pPr>
+            <w:r>
+              <w:rPr>
+                <w:rFonts w:ascii="Arial" w:cs="Arial" w:eastAsia="Arial" w:hAnsi="Arial"/>
+                <w:color w:val="999999"/>
+                <w:sz w:val="12"/>
+                <w:szCs w:val="12"/>
+              </w:rPr>
+              <w:t xml:space="preserve">Item bio_2_3 G8</w:t>
             </w:r>
           </w:p>
         </w:tc>
@@ -9019,20 +10644,36 @@
       <w:tr>
         <w:tc>
           <w:tcPr>
-            <w:tcW w:type="dxa" w:w="1050"/>
-            <w:tcBorders>
-              <w:top w:val="single" w:color="999999" w:sz="4"/>
-              <w:left w:val="single" w:color="999999" w:sz="4"/>
-              <w:bottom w:val="single" w:color="999999" w:sz="4"/>
-              <w:right w:val="single" w:color="999999" w:sz="4"/>
-            </w:tcBorders>
-            <w:tcMar>
-              <w:top w:type="dxa" w:w="50"/>
-              <w:left w:type="dxa" w:w="80"/>
-              <w:bottom w:type="dxa" w:w="50"/>
-              <w:right w:type="dxa" w:w="80"/>
-            </w:tcMar>
-          </w:tcPr>
+            <w:tcW w:type="dxa" w:w="1300"/>
+            <w:tcBorders>
+              <w:top w:val="single" w:color="999999" w:sz="4"/>
+              <w:left w:val="single" w:color="999999" w:sz="4"/>
+              <w:bottom w:val="single" w:color="999999" w:sz="4"/>
+              <w:right w:val="single" w:color="999999" w:sz="4"/>
+            </w:tcBorders>
+            <w:tcMar>
+              <w:top w:type="dxa" w:w="50"/>
+              <w:left w:type="dxa" w:w="80"/>
+              <w:bottom w:type="dxa" w:w="50"/>
+              <w:right w:type="dxa" w:w="80"/>
+            </w:tcMar>
+          </w:tcPr>
+          <w:p>
+            <w:pPr>
+              <w:spacing w:after="20" w:before="0"/>
+            </w:pPr>
+            <w:r>
+              <w:rPr>
+                <w:rFonts w:ascii="Arial" w:cs="Arial" w:eastAsia="Arial" w:hAnsi="Arial"/>
+                <w:b/>
+                <w:bCs/>
+                <w:color w:val="1F3864"/>
+                <w:sz w:val="14"/>
+                <w:szCs w:val="14"/>
+              </w:rPr>
+              <w:t xml:space="preserve">SUB-STRAND 2.3 PLANT GASEOUS EXCHANGE AND RESPIRATION</w:t>
+            </w:r>
+          </w:p>
           <w:p>
             <w:pPr>
               <w:spacing w:after="60" w:before="0"/>
@@ -9045,13 +10686,13 @@
                 <w:sz w:val="17"/>
                 <w:szCs w:val="17"/>
               </w:rPr>
-              <w:t xml:space="preserve">136</w:t>
-            </w:r>
-          </w:p>
-        </w:tc>
-        <w:tc>
-          <w:tcPr>
-            <w:tcW w:type="dxa" w:w="2000"/>
+              <w:t xml:space="preserve">bio_2_3-136</w:t>
+            </w:r>
+          </w:p>
+        </w:tc>
+        <w:tc>
+          <w:tcPr>
+            <w:tcW w:type="dxa" w:w="1700"/>
             <w:tcBorders>
               <w:top w:val="single" w:color="999999" w:sz="4"/>
               <w:left w:val="single" w:color="999999" w:sz="4"/>
@@ -9096,7 +10737,7 @@
         </w:tc>
         <w:tc>
           <w:tcPr>
-            <w:tcW w:type="dxa" w:w="4600"/>
+            <w:tcW w:type="dxa" w:w="4100"/>
             <w:tcBorders>
               <w:top w:val="single" w:color="999999" w:sz="4"/>
               <w:left w:val="single" w:color="999999" w:sz="4"/>
@@ -9175,7 +10816,7 @@
         </w:tc>
         <w:tc>
           <w:tcPr>
-            <w:tcW w:type="dxa" w:w="3150"/>
+            <w:tcW w:type="dxa" w:w="2700"/>
             <w:tcBorders>
               <w:top w:val="single" w:color="999999" w:sz="4"/>
               <w:left w:val="single" w:color="999999" w:sz="4"/>
@@ -9221,7 +10862,7 @@
         </w:tc>
         <w:tc>
           <w:tcPr>
-            <w:tcW w:type="dxa" w:w="1900"/>
+            <w:tcW w:type="dxa" w:w="1500"/>
             <w:tcBorders>
               <w:top w:val="single" w:color="999999" w:sz="4"/>
               <w:left w:val="single" w:color="999999" w:sz="4"/>
@@ -9251,46 +10892,144 @@
         </w:tc>
         <w:tc>
           <w:tcPr>
-            <w:tcW w:type="dxa" w:w="980"/>
-            <w:tcBorders>
-              <w:top w:val="single" w:color="999999" w:sz="4"/>
-              <w:left w:val="single" w:color="999999" w:sz="4"/>
-              <w:bottom w:val="single" w:color="999999" w:sz="4"/>
-              <w:right w:val="single" w:color="999999" w:sz="4"/>
-            </w:tcBorders>
-            <w:tcMar>
-              <w:top w:type="dxa" w:w="50"/>
-              <w:left w:type="dxa" w:w="80"/>
-              <w:bottom w:type="dxa" w:w="50"/>
-              <w:right w:type="dxa" w:w="80"/>
-            </w:tcMar>
-          </w:tcPr>
-          <w:p>
-            <w:pPr>
-              <w:spacing w:after="60" w:before="0"/>
-              <w:jc w:val="center"/>
-            </w:pPr>
-            <w:r>
-              <w:rPr>
-                <w:rFonts w:ascii="Arial" w:cs="Arial" w:eastAsia="Arial" w:hAnsi="Arial"/>
-                <w:sz w:val="22"/>
-                <w:szCs w:val="22"/>
-              </w:rPr>
-              <w:t xml:space="preserve">☐</w:t>
-            </w:r>
-          </w:p>
-          <w:p>
-            <w:pPr>
-              <w:spacing w:after="60" w:before="0"/>
-              <w:jc w:val="center"/>
-            </w:pPr>
-            <w:r>
-              <w:rPr>
-                <w:rFonts w:ascii="Arial" w:cs="Arial" w:eastAsia="Arial" w:hAnsi="Arial"/>
-                <w:sz w:val="13"/>
-                <w:szCs w:val="13"/>
-              </w:rPr>
-              <w:t xml:space="preserve">Accept / reject / edit</w:t>
+            <w:tcW w:type="dxa" w:w="2380"/>
+            <w:tcBorders>
+              <w:top w:val="single" w:color="999999" w:sz="4"/>
+              <w:left w:val="single" w:color="999999" w:sz="4"/>
+              <w:bottom w:val="single" w:color="999999" w:sz="4"/>
+              <w:right w:val="single" w:color="999999" w:sz="4"/>
+            </w:tcBorders>
+            <w:tcMar>
+              <w:top w:type="dxa" w:w="50"/>
+              <w:left w:type="dxa" w:w="80"/>
+              <w:bottom w:type="dxa" w:w="50"/>
+              <w:right w:type="dxa" w:w="80"/>
+            </w:tcMar>
+          </w:tcPr>
+          <w:p>
+            <w:pPr>
+              <w:spacing w:after="20" w:before="0"/>
+            </w:pPr>
+            <w:r>
+              <w:rPr>
+                <w:rFonts w:ascii="Arial" w:cs="Arial" w:eastAsia="Arial" w:hAnsi="Arial"/>
+                <w:color w:val="666666"/>
+                <w:sz w:val="14"/>
+                <w:szCs w:val="14"/>
+              </w:rPr>
+              <w:t xml:space="preserve">Tick ONE:</w:t>
+            </w:r>
+          </w:p>
+          <w:p>
+            <w:pPr>
+              <w:spacing w:after="40" w:before="40"/>
+            </w:pPr>
+            <w:sdt>
+              <w:sdtPr>
+                <w14:checkbox>
+                  <w14:checked w14:val="0"/>
+                  <w14:checkedState w14:val="2612" w14:font="MS Gothic"/>
+                  <w14:uncheckedState w14:val="2610" w14:font="MS Gothic"/>
+                </w14:checkbox>
+              </w:sdtPr>
+              <w:sdtContent>
+                <w:r>
+                  <w:sym w:char="2610" w:font="MS Gothic"/>
+                </w:r>
+              </w:sdtContent>
+            </w:sdt>
+            <w:r>
+              <w:rPr>
+                <w:rFonts w:ascii="Arial" w:cs="Arial" w:eastAsia="Arial" w:hAnsi="Arial"/>
+                <w:b/>
+                <w:bCs/>
+                <w:sz w:val="18"/>
+                <w:szCs w:val="18"/>
+              </w:rPr>
+              <w:t xml:space="preserve"> ACCEPT</w:t>
+            </w:r>
+          </w:p>
+          <w:p>
+            <w:pPr>
+              <w:spacing w:after="40" w:before="40"/>
+            </w:pPr>
+            <w:sdt>
+              <w:sdtPr>
+                <w14:checkbox>
+                  <w14:checked w14:val="0"/>
+                  <w14:checkedState w14:val="2612" w14:font="MS Gothic"/>
+                  <w14:uncheckedState w14:val="2610" w14:font="MS Gothic"/>
+                </w14:checkbox>
+              </w:sdtPr>
+              <w:sdtContent>
+                <w:r>
+                  <w:sym w:char="2610" w:font="MS Gothic"/>
+                </w:r>
+              </w:sdtContent>
+            </w:sdt>
+            <w:r>
+              <w:rPr>
+                <w:rFonts w:ascii="Arial" w:cs="Arial" w:eastAsia="Arial" w:hAnsi="Arial"/>
+                <w:b/>
+                <w:bCs/>
+                <w:sz w:val="18"/>
+                <w:szCs w:val="18"/>
+              </w:rPr>
+              <w:t xml:space="preserve"> EDIT</w:t>
+            </w:r>
+          </w:p>
+          <w:p>
+            <w:pPr>
+              <w:spacing w:after="20" w:before="80"/>
+            </w:pPr>
+            <w:r>
+              <w:rPr>
+                <w:rFonts w:ascii="Arial" w:cs="Arial" w:eastAsia="Arial" w:hAnsi="Arial"/>
+                <w:color w:val="666666"/>
+                <w:sz w:val="14"/>
+                <w:szCs w:val="14"/>
+              </w:rPr>
+              <w:t xml:space="preserve">If EDIT, type your requested change here:</w:t>
+            </w:r>
+          </w:p>
+          <w:p>
+            <w:pPr>
+              <w:spacing w:after="400" w:before="0"/>
+            </w:pPr>
+            <w:r>
+              <w:rPr>
+                <w:rFonts w:ascii="Arial" w:cs="Arial" w:eastAsia="Arial" w:hAnsi="Arial"/>
+                <w:sz w:val="17"/>
+                <w:szCs w:val="17"/>
+              </w:rPr>
+              <w:t xml:space="preserve"> </w:t>
+            </w:r>
+          </w:p>
+          <w:p>
+            <w:pPr>
+              <w:spacing w:after="400" w:before="0"/>
+            </w:pPr>
+            <w:r>
+              <w:rPr>
+                <w:rFonts w:ascii="Arial" w:cs="Arial" w:eastAsia="Arial" w:hAnsi="Arial"/>
+                <w:sz w:val="17"/>
+                <w:szCs w:val="17"/>
+              </w:rPr>
+              <w:t xml:space="preserve"> </w:t>
+            </w:r>
+          </w:p>
+          <w:p>
+            <w:pPr>
+              <w:spacing w:after="0" w:before="0"/>
+            </w:pPr>
+            <w:r>
+              <w:rPr>
+                <w:rFonts w:ascii="Arial" w:cs="Arial" w:eastAsia="Arial" w:hAnsi="Arial"/>
+                <w:color w:val="999999"/>
+                <w:sz w:val="12"/>
+                <w:szCs w:val="12"/>
+              </w:rPr>
+              <w:t xml:space="preserve">Item bio_2_3-136</w:t>
             </w:r>
           </w:p>
         </w:tc>
@@ -9298,20 +11037,36 @@
       <w:tr>
         <w:tc>
           <w:tcPr>
-            <w:tcW w:type="dxa" w:w="1050"/>
-            <w:tcBorders>
-              <w:top w:val="single" w:color="999999" w:sz="4"/>
-              <w:left w:val="single" w:color="999999" w:sz="4"/>
-              <w:bottom w:val="single" w:color="999999" w:sz="4"/>
-              <w:right w:val="single" w:color="999999" w:sz="4"/>
-            </w:tcBorders>
-            <w:tcMar>
-              <w:top w:type="dxa" w:w="50"/>
-              <w:left w:type="dxa" w:w="80"/>
-              <w:bottom w:type="dxa" w:w="50"/>
-              <w:right w:type="dxa" w:w="80"/>
-            </w:tcMar>
-          </w:tcPr>
+            <w:tcW w:type="dxa" w:w="1300"/>
+            <w:tcBorders>
+              <w:top w:val="single" w:color="999999" w:sz="4"/>
+              <w:left w:val="single" w:color="999999" w:sz="4"/>
+              <w:bottom w:val="single" w:color="999999" w:sz="4"/>
+              <w:right w:val="single" w:color="999999" w:sz="4"/>
+            </w:tcBorders>
+            <w:tcMar>
+              <w:top w:type="dxa" w:w="50"/>
+              <w:left w:type="dxa" w:w="80"/>
+              <w:bottom w:type="dxa" w:w="50"/>
+              <w:right w:type="dxa" w:w="80"/>
+            </w:tcMar>
+          </w:tcPr>
+          <w:p>
+            <w:pPr>
+              <w:spacing w:after="20" w:before="0"/>
+            </w:pPr>
+            <w:r>
+              <w:rPr>
+                <w:rFonts w:ascii="Arial" w:cs="Arial" w:eastAsia="Arial" w:hAnsi="Arial"/>
+                <w:b/>
+                <w:bCs/>
+                <w:color w:val="1F3864"/>
+                <w:sz w:val="14"/>
+                <w:szCs w:val="14"/>
+              </w:rPr>
+              <w:t xml:space="preserve">SUB-STRAND 2.3 PLANT GASEOUS EXCHANGE AND RESPIRATION</w:t>
+            </w:r>
+          </w:p>
           <w:p>
             <w:pPr>
               <w:spacing w:after="60" w:before="0"/>
@@ -9324,13 +11079,13 @@
                 <w:sz w:val="17"/>
                 <w:szCs w:val="17"/>
               </w:rPr>
-              <w:t xml:space="preserve">137</w:t>
-            </w:r>
-          </w:p>
-        </w:tc>
-        <w:tc>
-          <w:tcPr>
-            <w:tcW w:type="dxa" w:w="2000"/>
+              <w:t xml:space="preserve">bio_2_3-137</w:t>
+            </w:r>
+          </w:p>
+        </w:tc>
+        <w:tc>
+          <w:tcPr>
+            <w:tcW w:type="dxa" w:w="1700"/>
             <w:tcBorders>
               <w:top w:val="single" w:color="999999" w:sz="4"/>
               <w:left w:val="single" w:color="999999" w:sz="4"/>
@@ -9375,7 +11130,7 @@
         </w:tc>
         <w:tc>
           <w:tcPr>
-            <w:tcW w:type="dxa" w:w="4600"/>
+            <w:tcW w:type="dxa" w:w="4100"/>
             <w:tcBorders>
               <w:top w:val="single" w:color="999999" w:sz="4"/>
               <w:left w:val="single" w:color="999999" w:sz="4"/>
@@ -9454,7 +11209,7 @@
         </w:tc>
         <w:tc>
           <w:tcPr>
-            <w:tcW w:type="dxa" w:w="3150"/>
+            <w:tcW w:type="dxa" w:w="2700"/>
             <w:tcBorders>
               <w:top w:val="single" w:color="999999" w:sz="4"/>
               <w:left w:val="single" w:color="999999" w:sz="4"/>
@@ -9500,7 +11255,7 @@
         </w:tc>
         <w:tc>
           <w:tcPr>
-            <w:tcW w:type="dxa" w:w="1900"/>
+            <w:tcW w:type="dxa" w:w="1500"/>
             <w:tcBorders>
               <w:top w:val="single" w:color="999999" w:sz="4"/>
               <w:left w:val="single" w:color="999999" w:sz="4"/>
@@ -9530,46 +11285,144 @@
         </w:tc>
         <w:tc>
           <w:tcPr>
-            <w:tcW w:type="dxa" w:w="980"/>
-            <w:tcBorders>
-              <w:top w:val="single" w:color="999999" w:sz="4"/>
-              <w:left w:val="single" w:color="999999" w:sz="4"/>
-              <w:bottom w:val="single" w:color="999999" w:sz="4"/>
-              <w:right w:val="single" w:color="999999" w:sz="4"/>
-            </w:tcBorders>
-            <w:tcMar>
-              <w:top w:type="dxa" w:w="50"/>
-              <w:left w:type="dxa" w:w="80"/>
-              <w:bottom w:type="dxa" w:w="50"/>
-              <w:right w:type="dxa" w:w="80"/>
-            </w:tcMar>
-          </w:tcPr>
-          <w:p>
-            <w:pPr>
-              <w:spacing w:after="60" w:before="0"/>
-              <w:jc w:val="center"/>
-            </w:pPr>
-            <w:r>
-              <w:rPr>
-                <w:rFonts w:ascii="Arial" w:cs="Arial" w:eastAsia="Arial" w:hAnsi="Arial"/>
-                <w:sz w:val="22"/>
-                <w:szCs w:val="22"/>
-              </w:rPr>
-              <w:t xml:space="preserve">☐</w:t>
-            </w:r>
-          </w:p>
-          <w:p>
-            <w:pPr>
-              <w:spacing w:after="60" w:before="0"/>
-              <w:jc w:val="center"/>
-            </w:pPr>
-            <w:r>
-              <w:rPr>
-                <w:rFonts w:ascii="Arial" w:cs="Arial" w:eastAsia="Arial" w:hAnsi="Arial"/>
-                <w:sz w:val="13"/>
-                <w:szCs w:val="13"/>
-              </w:rPr>
-              <w:t xml:space="preserve">Accept / reject / edit</w:t>
+            <w:tcW w:type="dxa" w:w="2380"/>
+            <w:tcBorders>
+              <w:top w:val="single" w:color="999999" w:sz="4"/>
+              <w:left w:val="single" w:color="999999" w:sz="4"/>
+              <w:bottom w:val="single" w:color="999999" w:sz="4"/>
+              <w:right w:val="single" w:color="999999" w:sz="4"/>
+            </w:tcBorders>
+            <w:tcMar>
+              <w:top w:type="dxa" w:w="50"/>
+              <w:left w:type="dxa" w:w="80"/>
+              <w:bottom w:type="dxa" w:w="50"/>
+              <w:right w:type="dxa" w:w="80"/>
+            </w:tcMar>
+          </w:tcPr>
+          <w:p>
+            <w:pPr>
+              <w:spacing w:after="20" w:before="0"/>
+            </w:pPr>
+            <w:r>
+              <w:rPr>
+                <w:rFonts w:ascii="Arial" w:cs="Arial" w:eastAsia="Arial" w:hAnsi="Arial"/>
+                <w:color w:val="666666"/>
+                <w:sz w:val="14"/>
+                <w:szCs w:val="14"/>
+              </w:rPr>
+              <w:t xml:space="preserve">Tick ONE:</w:t>
+            </w:r>
+          </w:p>
+          <w:p>
+            <w:pPr>
+              <w:spacing w:after="40" w:before="40"/>
+            </w:pPr>
+            <w:sdt>
+              <w:sdtPr>
+                <w14:checkbox>
+                  <w14:checked w14:val="0"/>
+                  <w14:checkedState w14:val="2612" w14:font="MS Gothic"/>
+                  <w14:uncheckedState w14:val="2610" w14:font="MS Gothic"/>
+                </w14:checkbox>
+              </w:sdtPr>
+              <w:sdtContent>
+                <w:r>
+                  <w:sym w:char="2610" w:font="MS Gothic"/>
+                </w:r>
+              </w:sdtContent>
+            </w:sdt>
+            <w:r>
+              <w:rPr>
+                <w:rFonts w:ascii="Arial" w:cs="Arial" w:eastAsia="Arial" w:hAnsi="Arial"/>
+                <w:b/>
+                <w:bCs/>
+                <w:sz w:val="18"/>
+                <w:szCs w:val="18"/>
+              </w:rPr>
+              <w:t xml:space="preserve"> ACCEPT</w:t>
+            </w:r>
+          </w:p>
+          <w:p>
+            <w:pPr>
+              <w:spacing w:after="40" w:before="40"/>
+            </w:pPr>
+            <w:sdt>
+              <w:sdtPr>
+                <w14:checkbox>
+                  <w14:checked w14:val="0"/>
+                  <w14:checkedState w14:val="2612" w14:font="MS Gothic"/>
+                  <w14:uncheckedState w14:val="2610" w14:font="MS Gothic"/>
+                </w14:checkbox>
+              </w:sdtPr>
+              <w:sdtContent>
+                <w:r>
+                  <w:sym w:char="2610" w:font="MS Gothic"/>
+                </w:r>
+              </w:sdtContent>
+            </w:sdt>
+            <w:r>
+              <w:rPr>
+                <w:rFonts w:ascii="Arial" w:cs="Arial" w:eastAsia="Arial" w:hAnsi="Arial"/>
+                <w:b/>
+                <w:bCs/>
+                <w:sz w:val="18"/>
+                <w:szCs w:val="18"/>
+              </w:rPr>
+              <w:t xml:space="preserve"> EDIT</w:t>
+            </w:r>
+          </w:p>
+          <w:p>
+            <w:pPr>
+              <w:spacing w:after="20" w:before="80"/>
+            </w:pPr>
+            <w:r>
+              <w:rPr>
+                <w:rFonts w:ascii="Arial" w:cs="Arial" w:eastAsia="Arial" w:hAnsi="Arial"/>
+                <w:color w:val="666666"/>
+                <w:sz w:val="14"/>
+                <w:szCs w:val="14"/>
+              </w:rPr>
+              <w:t xml:space="preserve">If EDIT, type your requested change here:</w:t>
+            </w:r>
+          </w:p>
+          <w:p>
+            <w:pPr>
+              <w:spacing w:after="400" w:before="0"/>
+            </w:pPr>
+            <w:r>
+              <w:rPr>
+                <w:rFonts w:ascii="Arial" w:cs="Arial" w:eastAsia="Arial" w:hAnsi="Arial"/>
+                <w:sz w:val="17"/>
+                <w:szCs w:val="17"/>
+              </w:rPr>
+              <w:t xml:space="preserve"> </w:t>
+            </w:r>
+          </w:p>
+          <w:p>
+            <w:pPr>
+              <w:spacing w:after="400" w:before="0"/>
+            </w:pPr>
+            <w:r>
+              <w:rPr>
+                <w:rFonts w:ascii="Arial" w:cs="Arial" w:eastAsia="Arial" w:hAnsi="Arial"/>
+                <w:sz w:val="17"/>
+                <w:szCs w:val="17"/>
+              </w:rPr>
+              <w:t xml:space="preserve"> </w:t>
+            </w:r>
+          </w:p>
+          <w:p>
+            <w:pPr>
+              <w:spacing w:after="0" w:before="0"/>
+            </w:pPr>
+            <w:r>
+              <w:rPr>
+                <w:rFonts w:ascii="Arial" w:cs="Arial" w:eastAsia="Arial" w:hAnsi="Arial"/>
+                <w:color w:val="999999"/>
+                <w:sz w:val="12"/>
+                <w:szCs w:val="12"/>
+              </w:rPr>
+              <w:t xml:space="preserve">Item bio_2_3-137</w:t>
             </w:r>
           </w:p>
         </w:tc>
@@ -9577,20 +11430,36 @@
       <w:tr>
         <w:tc>
           <w:tcPr>
-            <w:tcW w:type="dxa" w:w="1050"/>
-            <w:tcBorders>
-              <w:top w:val="single" w:color="999999" w:sz="4"/>
-              <w:left w:val="single" w:color="999999" w:sz="4"/>
-              <w:bottom w:val="single" w:color="999999" w:sz="4"/>
-              <w:right w:val="single" w:color="999999" w:sz="4"/>
-            </w:tcBorders>
-            <w:tcMar>
-              <w:top w:type="dxa" w:w="50"/>
-              <w:left w:type="dxa" w:w="80"/>
-              <w:bottom w:type="dxa" w:w="50"/>
-              <w:right w:type="dxa" w:w="80"/>
-            </w:tcMar>
-          </w:tcPr>
+            <w:tcW w:type="dxa" w:w="1300"/>
+            <w:tcBorders>
+              <w:top w:val="single" w:color="999999" w:sz="4"/>
+              <w:left w:val="single" w:color="999999" w:sz="4"/>
+              <w:bottom w:val="single" w:color="999999" w:sz="4"/>
+              <w:right w:val="single" w:color="999999" w:sz="4"/>
+            </w:tcBorders>
+            <w:tcMar>
+              <w:top w:type="dxa" w:w="50"/>
+              <w:left w:type="dxa" w:w="80"/>
+              <w:bottom w:type="dxa" w:w="50"/>
+              <w:right w:type="dxa" w:w="80"/>
+            </w:tcMar>
+          </w:tcPr>
+          <w:p>
+            <w:pPr>
+              <w:spacing w:after="20" w:before="0"/>
+            </w:pPr>
+            <w:r>
+              <w:rPr>
+                <w:rFonts w:ascii="Arial" w:cs="Arial" w:eastAsia="Arial" w:hAnsi="Arial"/>
+                <w:b/>
+                <w:bCs/>
+                <w:color w:val="1F3864"/>
+                <w:sz w:val="14"/>
+                <w:szCs w:val="14"/>
+              </w:rPr>
+              <w:t xml:space="preserve">SUB-STRAND 2.3 PLANT GASEOUS EXCHANGE AND RESPIRATION</w:t>
+            </w:r>
+          </w:p>
           <w:p>
             <w:pPr>
               <w:spacing w:after="60" w:before="0"/>
@@ -9603,13 +11472,13 @@
                 <w:sz w:val="17"/>
                 <w:szCs w:val="17"/>
               </w:rPr>
-              <w:t xml:space="preserve">138</w:t>
-            </w:r>
-          </w:p>
-        </w:tc>
-        <w:tc>
-          <w:tcPr>
-            <w:tcW w:type="dxa" w:w="2000"/>
+              <w:t xml:space="preserve">bio_2_3-138</w:t>
+            </w:r>
+          </w:p>
+        </w:tc>
+        <w:tc>
+          <w:tcPr>
+            <w:tcW w:type="dxa" w:w="1700"/>
             <w:tcBorders>
               <w:top w:val="single" w:color="999999" w:sz="4"/>
               <w:left w:val="single" w:color="999999" w:sz="4"/>
@@ -9654,7 +11523,7 @@
         </w:tc>
         <w:tc>
           <w:tcPr>
-            <w:tcW w:type="dxa" w:w="4600"/>
+            <w:tcW w:type="dxa" w:w="4100"/>
             <w:tcBorders>
               <w:top w:val="single" w:color="999999" w:sz="4"/>
               <w:left w:val="single" w:color="999999" w:sz="4"/>
@@ -9733,7 +11602,7 @@
         </w:tc>
         <w:tc>
           <w:tcPr>
-            <w:tcW w:type="dxa" w:w="3150"/>
+            <w:tcW w:type="dxa" w:w="2700"/>
             <w:tcBorders>
               <w:top w:val="single" w:color="999999" w:sz="4"/>
               <w:left w:val="single" w:color="999999" w:sz="4"/>
@@ -9779,7 +11648,7 @@
         </w:tc>
         <w:tc>
           <w:tcPr>
-            <w:tcW w:type="dxa" w:w="1900"/>
+            <w:tcW w:type="dxa" w:w="1500"/>
             <w:tcBorders>
               <w:top w:val="single" w:color="999999" w:sz="4"/>
               <w:left w:val="single" w:color="999999" w:sz="4"/>
@@ -9809,46 +11678,144 @@
         </w:tc>
         <w:tc>
           <w:tcPr>
-            <w:tcW w:type="dxa" w:w="980"/>
-            <w:tcBorders>
-              <w:top w:val="single" w:color="999999" w:sz="4"/>
-              <w:left w:val="single" w:color="999999" w:sz="4"/>
-              <w:bottom w:val="single" w:color="999999" w:sz="4"/>
-              <w:right w:val="single" w:color="999999" w:sz="4"/>
-            </w:tcBorders>
-            <w:tcMar>
-              <w:top w:type="dxa" w:w="50"/>
-              <w:left w:type="dxa" w:w="80"/>
-              <w:bottom w:type="dxa" w:w="50"/>
-              <w:right w:type="dxa" w:w="80"/>
-            </w:tcMar>
-          </w:tcPr>
-          <w:p>
-            <w:pPr>
-              <w:spacing w:after="60" w:before="0"/>
-              <w:jc w:val="center"/>
-            </w:pPr>
-            <w:r>
-              <w:rPr>
-                <w:rFonts w:ascii="Arial" w:cs="Arial" w:eastAsia="Arial" w:hAnsi="Arial"/>
-                <w:sz w:val="22"/>
-                <w:szCs w:val="22"/>
-              </w:rPr>
-              <w:t xml:space="preserve">☐</w:t>
-            </w:r>
-          </w:p>
-          <w:p>
-            <w:pPr>
-              <w:spacing w:after="60" w:before="0"/>
-              <w:jc w:val="center"/>
-            </w:pPr>
-            <w:r>
-              <w:rPr>
-                <w:rFonts w:ascii="Arial" w:cs="Arial" w:eastAsia="Arial" w:hAnsi="Arial"/>
-                <w:sz w:val="13"/>
-                <w:szCs w:val="13"/>
-              </w:rPr>
-              <w:t xml:space="preserve">Accept / reject / edit</w:t>
+            <w:tcW w:type="dxa" w:w="2380"/>
+            <w:tcBorders>
+              <w:top w:val="single" w:color="999999" w:sz="4"/>
+              <w:left w:val="single" w:color="999999" w:sz="4"/>
+              <w:bottom w:val="single" w:color="999999" w:sz="4"/>
+              <w:right w:val="single" w:color="999999" w:sz="4"/>
+            </w:tcBorders>
+            <w:tcMar>
+              <w:top w:type="dxa" w:w="50"/>
+              <w:left w:type="dxa" w:w="80"/>
+              <w:bottom w:type="dxa" w:w="50"/>
+              <w:right w:type="dxa" w:w="80"/>
+            </w:tcMar>
+          </w:tcPr>
+          <w:p>
+            <w:pPr>
+              <w:spacing w:after="20" w:before="0"/>
+            </w:pPr>
+            <w:r>
+              <w:rPr>
+                <w:rFonts w:ascii="Arial" w:cs="Arial" w:eastAsia="Arial" w:hAnsi="Arial"/>
+                <w:color w:val="666666"/>
+                <w:sz w:val="14"/>
+                <w:szCs w:val="14"/>
+              </w:rPr>
+              <w:t xml:space="preserve">Tick ONE:</w:t>
+            </w:r>
+          </w:p>
+          <w:p>
+            <w:pPr>
+              <w:spacing w:after="40" w:before="40"/>
+            </w:pPr>
+            <w:sdt>
+              <w:sdtPr>
+                <w14:checkbox>
+                  <w14:checked w14:val="0"/>
+                  <w14:checkedState w14:val="2612" w14:font="MS Gothic"/>
+                  <w14:uncheckedState w14:val="2610" w14:font="MS Gothic"/>
+                </w14:checkbox>
+              </w:sdtPr>
+              <w:sdtContent>
+                <w:r>
+                  <w:sym w:char="2610" w:font="MS Gothic"/>
+                </w:r>
+              </w:sdtContent>
+            </w:sdt>
+            <w:r>
+              <w:rPr>
+                <w:rFonts w:ascii="Arial" w:cs="Arial" w:eastAsia="Arial" w:hAnsi="Arial"/>
+                <w:b/>
+                <w:bCs/>
+                <w:sz w:val="18"/>
+                <w:szCs w:val="18"/>
+              </w:rPr>
+              <w:t xml:space="preserve"> ACCEPT</w:t>
+            </w:r>
+          </w:p>
+          <w:p>
+            <w:pPr>
+              <w:spacing w:after="40" w:before="40"/>
+            </w:pPr>
+            <w:sdt>
+              <w:sdtPr>
+                <w14:checkbox>
+                  <w14:checked w14:val="0"/>
+                  <w14:checkedState w14:val="2612" w14:font="MS Gothic"/>
+                  <w14:uncheckedState w14:val="2610" w14:font="MS Gothic"/>
+                </w14:checkbox>
+              </w:sdtPr>
+              <w:sdtContent>
+                <w:r>
+                  <w:sym w:char="2610" w:font="MS Gothic"/>
+                </w:r>
+              </w:sdtContent>
+            </w:sdt>
+            <w:r>
+              <w:rPr>
+                <w:rFonts w:ascii="Arial" w:cs="Arial" w:eastAsia="Arial" w:hAnsi="Arial"/>
+                <w:b/>
+                <w:bCs/>
+                <w:sz w:val="18"/>
+                <w:szCs w:val="18"/>
+              </w:rPr>
+              <w:t xml:space="preserve"> EDIT</w:t>
+            </w:r>
+          </w:p>
+          <w:p>
+            <w:pPr>
+              <w:spacing w:after="20" w:before="80"/>
+            </w:pPr>
+            <w:r>
+              <w:rPr>
+                <w:rFonts w:ascii="Arial" w:cs="Arial" w:eastAsia="Arial" w:hAnsi="Arial"/>
+                <w:color w:val="666666"/>
+                <w:sz w:val="14"/>
+                <w:szCs w:val="14"/>
+              </w:rPr>
+              <w:t xml:space="preserve">If EDIT, type your requested change here:</w:t>
+            </w:r>
+          </w:p>
+          <w:p>
+            <w:pPr>
+              <w:spacing w:after="400" w:before="0"/>
+            </w:pPr>
+            <w:r>
+              <w:rPr>
+                <w:rFonts w:ascii="Arial" w:cs="Arial" w:eastAsia="Arial" w:hAnsi="Arial"/>
+                <w:sz w:val="17"/>
+                <w:szCs w:val="17"/>
+              </w:rPr>
+              <w:t xml:space="preserve"> </w:t>
+            </w:r>
+          </w:p>
+          <w:p>
+            <w:pPr>
+              <w:spacing w:after="400" w:before="0"/>
+            </w:pPr>
+            <w:r>
+              <w:rPr>
+                <w:rFonts w:ascii="Arial" w:cs="Arial" w:eastAsia="Arial" w:hAnsi="Arial"/>
+                <w:sz w:val="17"/>
+                <w:szCs w:val="17"/>
+              </w:rPr>
+              <w:t xml:space="preserve"> </w:t>
+            </w:r>
+          </w:p>
+          <w:p>
+            <w:pPr>
+              <w:spacing w:after="0" w:before="0"/>
+            </w:pPr>
+            <w:r>
+              <w:rPr>
+                <w:rFonts w:ascii="Arial" w:cs="Arial" w:eastAsia="Arial" w:hAnsi="Arial"/>
+                <w:color w:val="999999"/>
+                <w:sz w:val="12"/>
+                <w:szCs w:val="12"/>
+              </w:rPr>
+              <w:t xml:space="preserve">Item bio_2_3-138</w:t>
             </w:r>
           </w:p>
         </w:tc>
@@ -9856,7 +11823,7 @@
       <w:tr>
         <w:tc>
           <w:tcPr>
-            <w:tcW w:type="dxa" w:w="1050"/>
+            <w:tcW w:type="dxa" w:w="1300"/>
             <w:tcBorders>
               <w:top w:val="single" w:color="999999" w:sz="4"/>
               <w:left w:val="single" w:color="999999" w:sz="4"/>
@@ -9873,6 +11840,22 @@
           </w:tcPr>
           <w:p>
             <w:pPr>
+              <w:spacing w:after="20" w:before="0"/>
+            </w:pPr>
+            <w:r>
+              <w:rPr>
+                <w:rFonts w:ascii="Arial" w:cs="Arial" w:eastAsia="Arial" w:hAnsi="Arial"/>
+                <w:b/>
+                <w:bCs/>
+                <w:color w:val="1F3864"/>
+                <w:sz w:val="14"/>
+                <w:szCs w:val="14"/>
+              </w:rPr>
+              <w:t xml:space="preserve">SUB-STRAND 2.3 PLANT GASEOUS EXCHANGE AND RESPIRATION</w:t>
+            </w:r>
+          </w:p>
+          <w:p>
+            <w:pPr>
               <w:spacing w:after="60" w:before="0"/>
             </w:pPr>
             <w:r>
@@ -9883,7 +11866,7 @@
                 <w:sz w:val="17"/>
                 <w:szCs w:val="17"/>
               </w:rPr>
-              <w:t xml:space="preserve">139</w:t>
+              <w:t xml:space="preserve">bio_2_3-139</w:t>
             </w:r>
           </w:p>
           <w:p>
@@ -9905,7 +11888,7 @@
         </w:tc>
         <w:tc>
           <w:tcPr>
-            <w:tcW w:type="dxa" w:w="2000"/>
+            <w:tcW w:type="dxa" w:w="1700"/>
             <w:tcBorders>
               <w:top w:val="single" w:color="999999" w:sz="4"/>
               <w:left w:val="single" w:color="999999" w:sz="4"/>
@@ -9951,7 +11934,7 @@
         </w:tc>
         <w:tc>
           <w:tcPr>
-            <w:tcW w:type="dxa" w:w="4600"/>
+            <w:tcW w:type="dxa" w:w="4100"/>
             <w:tcBorders>
               <w:top w:val="single" w:color="999999" w:sz="4"/>
               <w:left w:val="single" w:color="999999" w:sz="4"/>
@@ -10031,7 +12014,7 @@
         </w:tc>
         <w:tc>
           <w:tcPr>
-            <w:tcW w:type="dxa" w:w="3150"/>
+            <w:tcW w:type="dxa" w:w="2700"/>
             <w:tcBorders>
               <w:top w:val="single" w:color="999999" w:sz="4"/>
               <w:left w:val="single" w:color="999999" w:sz="4"/>
@@ -10078,7 +12061,7 @@
         </w:tc>
         <w:tc>
           <w:tcPr>
-            <w:tcW w:type="dxa" w:w="1900"/>
+            <w:tcW w:type="dxa" w:w="1500"/>
             <w:tcBorders>
               <w:top w:val="single" w:color="999999" w:sz="4"/>
               <w:left w:val="single" w:color="999999" w:sz="4"/>
@@ -10109,7 +12092,7 @@
         </w:tc>
         <w:tc>
           <w:tcPr>
-            <w:tcW w:type="dxa" w:w="980"/>
+            <w:tcW w:type="dxa" w:w="2380"/>
             <w:tcBorders>
               <w:top w:val="single" w:color="999999" w:sz="4"/>
               <w:left w:val="single" w:color="999999" w:sz="4"/>
@@ -10126,30 +12109,128 @@
           </w:tcPr>
           <w:p>
             <w:pPr>
-              <w:spacing w:after="60" w:before="0"/>
-              <w:jc w:val="center"/>
-            </w:pPr>
-            <w:r>
-              <w:rPr>
-                <w:rFonts w:ascii="Arial" w:cs="Arial" w:eastAsia="Arial" w:hAnsi="Arial"/>
-                <w:sz w:val="22"/>
-                <w:szCs w:val="22"/>
-              </w:rPr>
-              <w:t xml:space="preserve">☐</w:t>
-            </w:r>
-          </w:p>
-          <w:p>
-            <w:pPr>
-              <w:spacing w:after="60" w:before="0"/>
-              <w:jc w:val="center"/>
-            </w:pPr>
-            <w:r>
-              <w:rPr>
-                <w:rFonts w:ascii="Arial" w:cs="Arial" w:eastAsia="Arial" w:hAnsi="Arial"/>
-                <w:sz w:val="13"/>
-                <w:szCs w:val="13"/>
-              </w:rPr>
-              <w:t xml:space="preserve">Accept / reject / edit</w:t>
+              <w:spacing w:after="20" w:before="0"/>
+            </w:pPr>
+            <w:r>
+              <w:rPr>
+                <w:rFonts w:ascii="Arial" w:cs="Arial" w:eastAsia="Arial" w:hAnsi="Arial"/>
+                <w:color w:val="666666"/>
+                <w:sz w:val="14"/>
+                <w:szCs w:val="14"/>
+              </w:rPr>
+              <w:t xml:space="preserve">Tick ONE:</w:t>
+            </w:r>
+          </w:p>
+          <w:p>
+            <w:pPr>
+              <w:spacing w:after="40" w:before="40"/>
+            </w:pPr>
+            <w:sdt>
+              <w:sdtPr>
+                <w14:checkbox>
+                  <w14:checked w14:val="0"/>
+                  <w14:checkedState w14:val="2612" w14:font="MS Gothic"/>
+                  <w14:uncheckedState w14:val="2610" w14:font="MS Gothic"/>
+                </w14:checkbox>
+              </w:sdtPr>
+              <w:sdtContent>
+                <w:r>
+                  <w:sym w:char="2610" w:font="MS Gothic"/>
+                </w:r>
+              </w:sdtContent>
+            </w:sdt>
+            <w:r>
+              <w:rPr>
+                <w:rFonts w:ascii="Arial" w:cs="Arial" w:eastAsia="Arial" w:hAnsi="Arial"/>
+                <w:b/>
+                <w:bCs/>
+                <w:sz w:val="18"/>
+                <w:szCs w:val="18"/>
+              </w:rPr>
+              <w:t xml:space="preserve"> ACCEPT</w:t>
+            </w:r>
+          </w:p>
+          <w:p>
+            <w:pPr>
+              <w:spacing w:after="40" w:before="40"/>
+            </w:pPr>
+            <w:sdt>
+              <w:sdtPr>
+                <w14:checkbox>
+                  <w14:checked w14:val="0"/>
+                  <w14:checkedState w14:val="2612" w14:font="MS Gothic"/>
+                  <w14:uncheckedState w14:val="2610" w14:font="MS Gothic"/>
+                </w14:checkbox>
+              </w:sdtPr>
+              <w:sdtContent>
+                <w:r>
+                  <w:sym w:char="2610" w:font="MS Gothic"/>
+                </w:r>
+              </w:sdtContent>
+            </w:sdt>
+            <w:r>
+              <w:rPr>
+                <w:rFonts w:ascii="Arial" w:cs="Arial" w:eastAsia="Arial" w:hAnsi="Arial"/>
+                <w:b/>
+                <w:bCs/>
+                <w:sz w:val="18"/>
+                <w:szCs w:val="18"/>
+              </w:rPr>
+              <w:t xml:space="preserve"> EDIT</w:t>
+            </w:r>
+          </w:p>
+          <w:p>
+            <w:pPr>
+              <w:spacing w:after="20" w:before="80"/>
+            </w:pPr>
+            <w:r>
+              <w:rPr>
+                <w:rFonts w:ascii="Arial" w:cs="Arial" w:eastAsia="Arial" w:hAnsi="Arial"/>
+                <w:color w:val="666666"/>
+                <w:sz w:val="14"/>
+                <w:szCs w:val="14"/>
+              </w:rPr>
+              <w:t xml:space="preserve">If EDIT, type your requested change here:</w:t>
+            </w:r>
+          </w:p>
+          <w:p>
+            <w:pPr>
+              <w:spacing w:after="400" w:before="0"/>
+            </w:pPr>
+            <w:r>
+              <w:rPr>
+                <w:rFonts w:ascii="Arial" w:cs="Arial" w:eastAsia="Arial" w:hAnsi="Arial"/>
+                <w:sz w:val="17"/>
+                <w:szCs w:val="17"/>
+              </w:rPr>
+              <w:t xml:space="preserve"> </w:t>
+            </w:r>
+          </w:p>
+          <w:p>
+            <w:pPr>
+              <w:spacing w:after="400" w:before="0"/>
+            </w:pPr>
+            <w:r>
+              <w:rPr>
+                <w:rFonts w:ascii="Arial" w:cs="Arial" w:eastAsia="Arial" w:hAnsi="Arial"/>
+                <w:sz w:val="17"/>
+                <w:szCs w:val="17"/>
+              </w:rPr>
+              <w:t xml:space="preserve"> </w:t>
+            </w:r>
+          </w:p>
+          <w:p>
+            <w:pPr>
+              <w:spacing w:after="0" w:before="0"/>
+            </w:pPr>
+            <w:r>
+              <w:rPr>
+                <w:rFonts w:ascii="Arial" w:cs="Arial" w:eastAsia="Arial" w:hAnsi="Arial"/>
+                <w:color w:val="999999"/>
+                <w:sz w:val="12"/>
+                <w:szCs w:val="12"/>
+              </w:rPr>
+              <w:t xml:space="preserve">Item bio_2_3-139</w:t>
             </w:r>
           </w:p>
         </w:tc>
@@ -10157,20 +12238,36 @@
       <w:tr>
         <w:tc>
           <w:tcPr>
-            <w:tcW w:type="dxa" w:w="1050"/>
-            <w:tcBorders>
-              <w:top w:val="single" w:color="999999" w:sz="4"/>
-              <w:left w:val="single" w:color="999999" w:sz="4"/>
-              <w:bottom w:val="single" w:color="999999" w:sz="4"/>
-              <w:right w:val="single" w:color="999999" w:sz="4"/>
-            </w:tcBorders>
-            <w:tcMar>
-              <w:top w:type="dxa" w:w="50"/>
-              <w:left w:type="dxa" w:w="80"/>
-              <w:bottom w:type="dxa" w:w="50"/>
-              <w:right w:type="dxa" w:w="80"/>
-            </w:tcMar>
-          </w:tcPr>
+            <w:tcW w:type="dxa" w:w="1300"/>
+            <w:tcBorders>
+              <w:top w:val="single" w:color="999999" w:sz="4"/>
+              <w:left w:val="single" w:color="999999" w:sz="4"/>
+              <w:bottom w:val="single" w:color="999999" w:sz="4"/>
+              <w:right w:val="single" w:color="999999" w:sz="4"/>
+            </w:tcBorders>
+            <w:tcMar>
+              <w:top w:type="dxa" w:w="50"/>
+              <w:left w:type="dxa" w:w="80"/>
+              <w:bottom w:type="dxa" w:w="50"/>
+              <w:right w:type="dxa" w:w="80"/>
+            </w:tcMar>
+          </w:tcPr>
+          <w:p>
+            <w:pPr>
+              <w:spacing w:after="20" w:before="0"/>
+            </w:pPr>
+            <w:r>
+              <w:rPr>
+                <w:rFonts w:ascii="Arial" w:cs="Arial" w:eastAsia="Arial" w:hAnsi="Arial"/>
+                <w:b/>
+                <w:bCs/>
+                <w:color w:val="1F3864"/>
+                <w:sz w:val="14"/>
+                <w:szCs w:val="14"/>
+              </w:rPr>
+              <w:t xml:space="preserve">SUB-STRAND 2.3 PLANT GASEOUS EXCHANGE AND RESPIRATION</w:t>
+            </w:r>
+          </w:p>
           <w:p>
             <w:pPr>
               <w:spacing w:after="60" w:before="0"/>
@@ -10183,13 +12280,13 @@
                 <w:sz w:val="17"/>
                 <w:szCs w:val="17"/>
               </w:rPr>
-              <w:t xml:space="preserve">140</w:t>
-            </w:r>
-          </w:p>
-        </w:tc>
-        <w:tc>
-          <w:tcPr>
-            <w:tcW w:type="dxa" w:w="2000"/>
+              <w:t xml:space="preserve">bio_2_3-140</w:t>
+            </w:r>
+          </w:p>
+        </w:tc>
+        <w:tc>
+          <w:tcPr>
+            <w:tcW w:type="dxa" w:w="1700"/>
             <w:tcBorders>
               <w:top w:val="single" w:color="999999" w:sz="4"/>
               <w:left w:val="single" w:color="999999" w:sz="4"/>
@@ -10234,7 +12331,7 @@
         </w:tc>
         <w:tc>
           <w:tcPr>
-            <w:tcW w:type="dxa" w:w="4600"/>
+            <w:tcW w:type="dxa" w:w="4100"/>
             <w:tcBorders>
               <w:top w:val="single" w:color="999999" w:sz="4"/>
               <w:left w:val="single" w:color="999999" w:sz="4"/>
@@ -10313,7 +12410,7 @@
         </w:tc>
         <w:tc>
           <w:tcPr>
-            <w:tcW w:type="dxa" w:w="3150"/>
+            <w:tcW w:type="dxa" w:w="2700"/>
             <w:tcBorders>
               <w:top w:val="single" w:color="999999" w:sz="4"/>
               <w:left w:val="single" w:color="999999" w:sz="4"/>
@@ -10359,7 +12456,7 @@
         </w:tc>
         <w:tc>
           <w:tcPr>
-            <w:tcW w:type="dxa" w:w="1900"/>
+            <w:tcW w:type="dxa" w:w="1500"/>
             <w:tcBorders>
               <w:top w:val="single" w:color="999999" w:sz="4"/>
               <w:left w:val="single" w:color="999999" w:sz="4"/>
@@ -10389,46 +12486,144 @@
         </w:tc>
         <w:tc>
           <w:tcPr>
-            <w:tcW w:type="dxa" w:w="980"/>
-            <w:tcBorders>
-              <w:top w:val="single" w:color="999999" w:sz="4"/>
-              <w:left w:val="single" w:color="999999" w:sz="4"/>
-              <w:bottom w:val="single" w:color="999999" w:sz="4"/>
-              <w:right w:val="single" w:color="999999" w:sz="4"/>
-            </w:tcBorders>
-            <w:tcMar>
-              <w:top w:type="dxa" w:w="50"/>
-              <w:left w:type="dxa" w:w="80"/>
-              <w:bottom w:type="dxa" w:w="50"/>
-              <w:right w:type="dxa" w:w="80"/>
-            </w:tcMar>
-          </w:tcPr>
-          <w:p>
-            <w:pPr>
-              <w:spacing w:after="60" w:before="0"/>
-              <w:jc w:val="center"/>
-            </w:pPr>
-            <w:r>
-              <w:rPr>
-                <w:rFonts w:ascii="Arial" w:cs="Arial" w:eastAsia="Arial" w:hAnsi="Arial"/>
-                <w:sz w:val="22"/>
-                <w:szCs w:val="22"/>
-              </w:rPr>
-              <w:t xml:space="preserve">☐</w:t>
-            </w:r>
-          </w:p>
-          <w:p>
-            <w:pPr>
-              <w:spacing w:after="60" w:before="0"/>
-              <w:jc w:val="center"/>
-            </w:pPr>
-            <w:r>
-              <w:rPr>
-                <w:rFonts w:ascii="Arial" w:cs="Arial" w:eastAsia="Arial" w:hAnsi="Arial"/>
-                <w:sz w:val="13"/>
-                <w:szCs w:val="13"/>
-              </w:rPr>
-              <w:t xml:space="preserve">Accept / reject / edit</w:t>
+            <w:tcW w:type="dxa" w:w="2380"/>
+            <w:tcBorders>
+              <w:top w:val="single" w:color="999999" w:sz="4"/>
+              <w:left w:val="single" w:color="999999" w:sz="4"/>
+              <w:bottom w:val="single" w:color="999999" w:sz="4"/>
+              <w:right w:val="single" w:color="999999" w:sz="4"/>
+            </w:tcBorders>
+            <w:tcMar>
+              <w:top w:type="dxa" w:w="50"/>
+              <w:left w:type="dxa" w:w="80"/>
+              <w:bottom w:type="dxa" w:w="50"/>
+              <w:right w:type="dxa" w:w="80"/>
+            </w:tcMar>
+          </w:tcPr>
+          <w:p>
+            <w:pPr>
+              <w:spacing w:after="20" w:before="0"/>
+            </w:pPr>
+            <w:r>
+              <w:rPr>
+                <w:rFonts w:ascii="Arial" w:cs="Arial" w:eastAsia="Arial" w:hAnsi="Arial"/>
+                <w:color w:val="666666"/>
+                <w:sz w:val="14"/>
+                <w:szCs w:val="14"/>
+              </w:rPr>
+              <w:t xml:space="preserve">Tick ONE:</w:t>
+            </w:r>
+          </w:p>
+          <w:p>
+            <w:pPr>
+              <w:spacing w:after="40" w:before="40"/>
+            </w:pPr>
+            <w:sdt>
+              <w:sdtPr>
+                <w14:checkbox>
+                  <w14:checked w14:val="0"/>
+                  <w14:checkedState w14:val="2612" w14:font="MS Gothic"/>
+                  <w14:uncheckedState w14:val="2610" w14:font="MS Gothic"/>
+                </w14:checkbox>
+              </w:sdtPr>
+              <w:sdtContent>
+                <w:r>
+                  <w:sym w:char="2610" w:font="MS Gothic"/>
+                </w:r>
+              </w:sdtContent>
+            </w:sdt>
+            <w:r>
+              <w:rPr>
+                <w:rFonts w:ascii="Arial" w:cs="Arial" w:eastAsia="Arial" w:hAnsi="Arial"/>
+                <w:b/>
+                <w:bCs/>
+                <w:sz w:val="18"/>
+                <w:szCs w:val="18"/>
+              </w:rPr>
+              <w:t xml:space="preserve"> ACCEPT</w:t>
+            </w:r>
+          </w:p>
+          <w:p>
+            <w:pPr>
+              <w:spacing w:after="40" w:before="40"/>
+            </w:pPr>
+            <w:sdt>
+              <w:sdtPr>
+                <w14:checkbox>
+                  <w14:checked w14:val="0"/>
+                  <w14:checkedState w14:val="2612" w14:font="MS Gothic"/>
+                  <w14:uncheckedState w14:val="2610" w14:font="MS Gothic"/>
+                </w14:checkbox>
+              </w:sdtPr>
+              <w:sdtContent>
+                <w:r>
+                  <w:sym w:char="2610" w:font="MS Gothic"/>
+                </w:r>
+              </w:sdtContent>
+            </w:sdt>
+            <w:r>
+              <w:rPr>
+                <w:rFonts w:ascii="Arial" w:cs="Arial" w:eastAsia="Arial" w:hAnsi="Arial"/>
+                <w:b/>
+                <w:bCs/>
+                <w:sz w:val="18"/>
+                <w:szCs w:val="18"/>
+              </w:rPr>
+              <w:t xml:space="preserve"> EDIT</w:t>
+            </w:r>
+          </w:p>
+          <w:p>
+            <w:pPr>
+              <w:spacing w:after="20" w:before="80"/>
+            </w:pPr>
+            <w:r>
+              <w:rPr>
+                <w:rFonts w:ascii="Arial" w:cs="Arial" w:eastAsia="Arial" w:hAnsi="Arial"/>
+                <w:color w:val="666666"/>
+                <w:sz w:val="14"/>
+                <w:szCs w:val="14"/>
+              </w:rPr>
+              <w:t xml:space="preserve">If EDIT, type your requested change here:</w:t>
+            </w:r>
+          </w:p>
+          <w:p>
+            <w:pPr>
+              <w:spacing w:after="400" w:before="0"/>
+            </w:pPr>
+            <w:r>
+              <w:rPr>
+                <w:rFonts w:ascii="Arial" w:cs="Arial" w:eastAsia="Arial" w:hAnsi="Arial"/>
+                <w:sz w:val="17"/>
+                <w:szCs w:val="17"/>
+              </w:rPr>
+              <w:t xml:space="preserve"> </w:t>
+            </w:r>
+          </w:p>
+          <w:p>
+            <w:pPr>
+              <w:spacing w:after="400" w:before="0"/>
+            </w:pPr>
+            <w:r>
+              <w:rPr>
+                <w:rFonts w:ascii="Arial" w:cs="Arial" w:eastAsia="Arial" w:hAnsi="Arial"/>
+                <w:sz w:val="17"/>
+                <w:szCs w:val="17"/>
+              </w:rPr>
+              <w:t xml:space="preserve"> </w:t>
+            </w:r>
+          </w:p>
+          <w:p>
+            <w:pPr>
+              <w:spacing w:after="0" w:before="0"/>
+            </w:pPr>
+            <w:r>
+              <w:rPr>
+                <w:rFonts w:ascii="Arial" w:cs="Arial" w:eastAsia="Arial" w:hAnsi="Arial"/>
+                <w:color w:val="999999"/>
+                <w:sz w:val="12"/>
+                <w:szCs w:val="12"/>
+              </w:rPr>
+              <w:t xml:space="preserve">Item bio_2_3-140</w:t>
             </w:r>
           </w:p>
         </w:tc>
@@ -10436,20 +12631,36 @@
       <w:tr>
         <w:tc>
           <w:tcPr>
-            <w:tcW w:type="dxa" w:w="1050"/>
-            <w:tcBorders>
-              <w:top w:val="single" w:color="999999" w:sz="4"/>
-              <w:left w:val="single" w:color="999999" w:sz="4"/>
-              <w:bottom w:val="single" w:color="999999" w:sz="4"/>
-              <w:right w:val="single" w:color="999999" w:sz="4"/>
-            </w:tcBorders>
-            <w:tcMar>
-              <w:top w:type="dxa" w:w="50"/>
-              <w:left w:type="dxa" w:w="80"/>
-              <w:bottom w:type="dxa" w:w="50"/>
-              <w:right w:type="dxa" w:w="80"/>
-            </w:tcMar>
-          </w:tcPr>
+            <w:tcW w:type="dxa" w:w="1300"/>
+            <w:tcBorders>
+              <w:top w:val="single" w:color="999999" w:sz="4"/>
+              <w:left w:val="single" w:color="999999" w:sz="4"/>
+              <w:bottom w:val="single" w:color="999999" w:sz="4"/>
+              <w:right w:val="single" w:color="999999" w:sz="4"/>
+            </w:tcBorders>
+            <w:tcMar>
+              <w:top w:type="dxa" w:w="50"/>
+              <w:left w:type="dxa" w:w="80"/>
+              <w:bottom w:type="dxa" w:w="50"/>
+              <w:right w:type="dxa" w:w="80"/>
+            </w:tcMar>
+          </w:tcPr>
+          <w:p>
+            <w:pPr>
+              <w:spacing w:after="20" w:before="0"/>
+            </w:pPr>
+            <w:r>
+              <w:rPr>
+                <w:rFonts w:ascii="Arial" w:cs="Arial" w:eastAsia="Arial" w:hAnsi="Arial"/>
+                <w:b/>
+                <w:bCs/>
+                <w:color w:val="1F3864"/>
+                <w:sz w:val="14"/>
+                <w:szCs w:val="14"/>
+              </w:rPr>
+              <w:t xml:space="preserve">SUB-STRAND 2.3 PLANT GASEOUS EXCHANGE AND RESPIRATION</w:t>
+            </w:r>
+          </w:p>
           <w:p>
             <w:pPr>
               <w:spacing w:after="60" w:before="0"/>
@@ -10462,13 +12673,13 @@
                 <w:sz w:val="17"/>
                 <w:szCs w:val="17"/>
               </w:rPr>
-              <w:t xml:space="preserve">141</w:t>
-            </w:r>
-          </w:p>
-        </w:tc>
-        <w:tc>
-          <w:tcPr>
-            <w:tcW w:type="dxa" w:w="2000"/>
+              <w:t xml:space="preserve">bio_2_3-141</w:t>
+            </w:r>
+          </w:p>
+        </w:tc>
+        <w:tc>
+          <w:tcPr>
+            <w:tcW w:type="dxa" w:w="1700"/>
             <w:tcBorders>
               <w:top w:val="single" w:color="999999" w:sz="4"/>
               <w:left w:val="single" w:color="999999" w:sz="4"/>
@@ -10513,7 +12724,7 @@
         </w:tc>
         <w:tc>
           <w:tcPr>
-            <w:tcW w:type="dxa" w:w="4600"/>
+            <w:tcW w:type="dxa" w:w="4100"/>
             <w:tcBorders>
               <w:top w:val="single" w:color="999999" w:sz="4"/>
               <w:left w:val="single" w:color="999999" w:sz="4"/>
@@ -10592,7 +12803,7 @@
         </w:tc>
         <w:tc>
           <w:tcPr>
-            <w:tcW w:type="dxa" w:w="3150"/>
+            <w:tcW w:type="dxa" w:w="2700"/>
             <w:tcBorders>
               <w:top w:val="single" w:color="999999" w:sz="4"/>
               <w:left w:val="single" w:color="999999" w:sz="4"/>
@@ -10638,7 +12849,7 @@
         </w:tc>
         <w:tc>
           <w:tcPr>
-            <w:tcW w:type="dxa" w:w="1900"/>
+            <w:tcW w:type="dxa" w:w="1500"/>
             <w:tcBorders>
               <w:top w:val="single" w:color="999999" w:sz="4"/>
               <w:left w:val="single" w:color="999999" w:sz="4"/>
@@ -10668,46 +12879,144 @@
         </w:tc>
         <w:tc>
           <w:tcPr>
-            <w:tcW w:type="dxa" w:w="980"/>
-            <w:tcBorders>
-              <w:top w:val="single" w:color="999999" w:sz="4"/>
-              <w:left w:val="single" w:color="999999" w:sz="4"/>
-              <w:bottom w:val="single" w:color="999999" w:sz="4"/>
-              <w:right w:val="single" w:color="999999" w:sz="4"/>
-            </w:tcBorders>
-            <w:tcMar>
-              <w:top w:type="dxa" w:w="50"/>
-              <w:left w:type="dxa" w:w="80"/>
-              <w:bottom w:type="dxa" w:w="50"/>
-              <w:right w:type="dxa" w:w="80"/>
-            </w:tcMar>
-          </w:tcPr>
-          <w:p>
-            <w:pPr>
-              <w:spacing w:after="60" w:before="0"/>
-              <w:jc w:val="center"/>
-            </w:pPr>
-            <w:r>
-              <w:rPr>
-                <w:rFonts w:ascii="Arial" w:cs="Arial" w:eastAsia="Arial" w:hAnsi="Arial"/>
-                <w:sz w:val="22"/>
-                <w:szCs w:val="22"/>
-              </w:rPr>
-              <w:t xml:space="preserve">☐</w:t>
-            </w:r>
-          </w:p>
-          <w:p>
-            <w:pPr>
-              <w:spacing w:after="60" w:before="0"/>
-              <w:jc w:val="center"/>
-            </w:pPr>
-            <w:r>
-              <w:rPr>
-                <w:rFonts w:ascii="Arial" w:cs="Arial" w:eastAsia="Arial" w:hAnsi="Arial"/>
-                <w:sz w:val="13"/>
-                <w:szCs w:val="13"/>
-              </w:rPr>
-              <w:t xml:space="preserve">Accept / reject / edit</w:t>
+            <w:tcW w:type="dxa" w:w="2380"/>
+            <w:tcBorders>
+              <w:top w:val="single" w:color="999999" w:sz="4"/>
+              <w:left w:val="single" w:color="999999" w:sz="4"/>
+              <w:bottom w:val="single" w:color="999999" w:sz="4"/>
+              <w:right w:val="single" w:color="999999" w:sz="4"/>
+            </w:tcBorders>
+            <w:tcMar>
+              <w:top w:type="dxa" w:w="50"/>
+              <w:left w:type="dxa" w:w="80"/>
+              <w:bottom w:type="dxa" w:w="50"/>
+              <w:right w:type="dxa" w:w="80"/>
+            </w:tcMar>
+          </w:tcPr>
+          <w:p>
+            <w:pPr>
+              <w:spacing w:after="20" w:before="0"/>
+            </w:pPr>
+            <w:r>
+              <w:rPr>
+                <w:rFonts w:ascii="Arial" w:cs="Arial" w:eastAsia="Arial" w:hAnsi="Arial"/>
+                <w:color w:val="666666"/>
+                <w:sz w:val="14"/>
+                <w:szCs w:val="14"/>
+              </w:rPr>
+              <w:t xml:space="preserve">Tick ONE:</w:t>
+            </w:r>
+          </w:p>
+          <w:p>
+            <w:pPr>
+              <w:spacing w:after="40" w:before="40"/>
+            </w:pPr>
+            <w:sdt>
+              <w:sdtPr>
+                <w14:checkbox>
+                  <w14:checked w14:val="0"/>
+                  <w14:checkedState w14:val="2612" w14:font="MS Gothic"/>
+                  <w14:uncheckedState w14:val="2610" w14:font="MS Gothic"/>
+                </w14:checkbox>
+              </w:sdtPr>
+              <w:sdtContent>
+                <w:r>
+                  <w:sym w:char="2610" w:font="MS Gothic"/>
+                </w:r>
+              </w:sdtContent>
+            </w:sdt>
+            <w:r>
+              <w:rPr>
+                <w:rFonts w:ascii="Arial" w:cs="Arial" w:eastAsia="Arial" w:hAnsi="Arial"/>
+                <w:b/>
+                <w:bCs/>
+                <w:sz w:val="18"/>
+                <w:szCs w:val="18"/>
+              </w:rPr>
+              <w:t xml:space="preserve"> ACCEPT</w:t>
+            </w:r>
+          </w:p>
+          <w:p>
+            <w:pPr>
+              <w:spacing w:after="40" w:before="40"/>
+            </w:pPr>
+            <w:sdt>
+              <w:sdtPr>
+                <w14:checkbox>
+                  <w14:checked w14:val="0"/>
+                  <w14:checkedState w14:val="2612" w14:font="MS Gothic"/>
+                  <w14:uncheckedState w14:val="2610" w14:font="MS Gothic"/>
+                </w14:checkbox>
+              </w:sdtPr>
+              <w:sdtContent>
+                <w:r>
+                  <w:sym w:char="2610" w:font="MS Gothic"/>
+                </w:r>
+              </w:sdtContent>
+            </w:sdt>
+            <w:r>
+              <w:rPr>
+                <w:rFonts w:ascii="Arial" w:cs="Arial" w:eastAsia="Arial" w:hAnsi="Arial"/>
+                <w:b/>
+                <w:bCs/>
+                <w:sz w:val="18"/>
+                <w:szCs w:val="18"/>
+              </w:rPr>
+              <w:t xml:space="preserve"> EDIT</w:t>
+            </w:r>
+          </w:p>
+          <w:p>
+            <w:pPr>
+              <w:spacing w:after="20" w:before="80"/>
+            </w:pPr>
+            <w:r>
+              <w:rPr>
+                <w:rFonts w:ascii="Arial" w:cs="Arial" w:eastAsia="Arial" w:hAnsi="Arial"/>
+                <w:color w:val="666666"/>
+                <w:sz w:val="14"/>
+                <w:szCs w:val="14"/>
+              </w:rPr>
+              <w:t xml:space="preserve">If EDIT, type your requested change here:</w:t>
+            </w:r>
+          </w:p>
+          <w:p>
+            <w:pPr>
+              <w:spacing w:after="400" w:before="0"/>
+            </w:pPr>
+            <w:r>
+              <w:rPr>
+                <w:rFonts w:ascii="Arial" w:cs="Arial" w:eastAsia="Arial" w:hAnsi="Arial"/>
+                <w:sz w:val="17"/>
+                <w:szCs w:val="17"/>
+              </w:rPr>
+              <w:t xml:space="preserve"> </w:t>
+            </w:r>
+          </w:p>
+          <w:p>
+            <w:pPr>
+              <w:spacing w:after="400" w:before="0"/>
+            </w:pPr>
+            <w:r>
+              <w:rPr>
+                <w:rFonts w:ascii="Arial" w:cs="Arial" w:eastAsia="Arial" w:hAnsi="Arial"/>
+                <w:sz w:val="17"/>
+                <w:szCs w:val="17"/>
+              </w:rPr>
+              <w:t xml:space="preserve"> </w:t>
+            </w:r>
+          </w:p>
+          <w:p>
+            <w:pPr>
+              <w:spacing w:after="0" w:before="0"/>
+            </w:pPr>
+            <w:r>
+              <w:rPr>
+                <w:rFonts w:ascii="Arial" w:cs="Arial" w:eastAsia="Arial" w:hAnsi="Arial"/>
+                <w:color w:val="999999"/>
+                <w:sz w:val="12"/>
+                <w:szCs w:val="12"/>
+              </w:rPr>
+              <w:t xml:space="preserve">Item bio_2_3-141</w:t>
             </w:r>
           </w:p>
         </w:tc>
@@ -10715,20 +13024,36 @@
       <w:tr>
         <w:tc>
           <w:tcPr>
-            <w:tcW w:type="dxa" w:w="1050"/>
-            <w:tcBorders>
-              <w:top w:val="single" w:color="999999" w:sz="4"/>
-              <w:left w:val="single" w:color="999999" w:sz="4"/>
-              <w:bottom w:val="single" w:color="999999" w:sz="4"/>
-              <w:right w:val="single" w:color="999999" w:sz="4"/>
-            </w:tcBorders>
-            <w:tcMar>
-              <w:top w:type="dxa" w:w="50"/>
-              <w:left w:type="dxa" w:w="80"/>
-              <w:bottom w:type="dxa" w:w="50"/>
-              <w:right w:type="dxa" w:w="80"/>
-            </w:tcMar>
-          </w:tcPr>
+            <w:tcW w:type="dxa" w:w="1300"/>
+            <w:tcBorders>
+              <w:top w:val="single" w:color="999999" w:sz="4"/>
+              <w:left w:val="single" w:color="999999" w:sz="4"/>
+              <w:bottom w:val="single" w:color="999999" w:sz="4"/>
+              <w:right w:val="single" w:color="999999" w:sz="4"/>
+            </w:tcBorders>
+            <w:tcMar>
+              <w:top w:type="dxa" w:w="50"/>
+              <w:left w:type="dxa" w:w="80"/>
+              <w:bottom w:type="dxa" w:w="50"/>
+              <w:right w:type="dxa" w:w="80"/>
+            </w:tcMar>
+          </w:tcPr>
+          <w:p>
+            <w:pPr>
+              <w:spacing w:after="20" w:before="0"/>
+            </w:pPr>
+            <w:r>
+              <w:rPr>
+                <w:rFonts w:ascii="Arial" w:cs="Arial" w:eastAsia="Arial" w:hAnsi="Arial"/>
+                <w:b/>
+                <w:bCs/>
+                <w:color w:val="1F3864"/>
+                <w:sz w:val="14"/>
+                <w:szCs w:val="14"/>
+              </w:rPr>
+              <w:t xml:space="preserve">SUB-STRAND 2.3 PLANT GASEOUS EXCHANGE AND RESPIRATION</w:t>
+            </w:r>
+          </w:p>
           <w:p>
             <w:pPr>
               <w:spacing w:after="60" w:before="0"/>
@@ -10741,7 +13066,7 @@
                 <w:sz w:val="17"/>
                 <w:szCs w:val="17"/>
               </w:rPr>
-              <w:t xml:space="preserve">142</w:t>
+              <w:t xml:space="preserve">bio_2_3-142</w:t>
             </w:r>
           </w:p>
           <w:p>
@@ -10763,7 +13088,7 @@
         </w:tc>
         <w:tc>
           <w:tcPr>
-            <w:tcW w:type="dxa" w:w="2000"/>
+            <w:tcW w:type="dxa" w:w="1700"/>
             <w:tcBorders>
               <w:top w:val="single" w:color="999999" w:sz="4"/>
               <w:left w:val="single" w:color="999999" w:sz="4"/>
@@ -10808,7 +13133,7 @@
         </w:tc>
         <w:tc>
           <w:tcPr>
-            <w:tcW w:type="dxa" w:w="4600"/>
+            <w:tcW w:type="dxa" w:w="4100"/>
             <w:tcBorders>
               <w:top w:val="single" w:color="999999" w:sz="4"/>
               <w:left w:val="single" w:color="999999" w:sz="4"/>
@@ -10887,7 +13212,7 @@
         </w:tc>
         <w:tc>
           <w:tcPr>
-            <w:tcW w:type="dxa" w:w="3150"/>
+            <w:tcW w:type="dxa" w:w="2700"/>
             <w:tcBorders>
               <w:top w:val="single" w:color="999999" w:sz="4"/>
               <w:left w:val="single" w:color="999999" w:sz="4"/>
@@ -10933,7 +13258,7 @@
         </w:tc>
         <w:tc>
           <w:tcPr>
-            <w:tcW w:type="dxa" w:w="1900"/>
+            <w:tcW w:type="dxa" w:w="1500"/>
             <w:tcBorders>
               <w:top w:val="single" w:color="999999" w:sz="4"/>
               <w:left w:val="single" w:color="999999" w:sz="4"/>
@@ -10963,46 +13288,144 @@
         </w:tc>
         <w:tc>
           <w:tcPr>
-            <w:tcW w:type="dxa" w:w="980"/>
-            <w:tcBorders>
-              <w:top w:val="single" w:color="999999" w:sz="4"/>
-              <w:left w:val="single" w:color="999999" w:sz="4"/>
-              <w:bottom w:val="single" w:color="999999" w:sz="4"/>
-              <w:right w:val="single" w:color="999999" w:sz="4"/>
-            </w:tcBorders>
-            <w:tcMar>
-              <w:top w:type="dxa" w:w="50"/>
-              <w:left w:type="dxa" w:w="80"/>
-              <w:bottom w:type="dxa" w:w="50"/>
-              <w:right w:type="dxa" w:w="80"/>
-            </w:tcMar>
-          </w:tcPr>
-          <w:p>
-            <w:pPr>
-              <w:spacing w:after="60" w:before="0"/>
-              <w:jc w:val="center"/>
-            </w:pPr>
-            <w:r>
-              <w:rPr>
-                <w:rFonts w:ascii="Arial" w:cs="Arial" w:eastAsia="Arial" w:hAnsi="Arial"/>
-                <w:sz w:val="22"/>
-                <w:szCs w:val="22"/>
-              </w:rPr>
-              <w:t xml:space="preserve">☐</w:t>
-            </w:r>
-          </w:p>
-          <w:p>
-            <w:pPr>
-              <w:spacing w:after="60" w:before="0"/>
-              <w:jc w:val="center"/>
-            </w:pPr>
-            <w:r>
-              <w:rPr>
-                <w:rFonts w:ascii="Arial" w:cs="Arial" w:eastAsia="Arial" w:hAnsi="Arial"/>
-                <w:sz w:val="13"/>
-                <w:szCs w:val="13"/>
-              </w:rPr>
-              <w:t xml:space="preserve">Accept / reject / edit</w:t>
+            <w:tcW w:type="dxa" w:w="2380"/>
+            <w:tcBorders>
+              <w:top w:val="single" w:color="999999" w:sz="4"/>
+              <w:left w:val="single" w:color="999999" w:sz="4"/>
+              <w:bottom w:val="single" w:color="999999" w:sz="4"/>
+              <w:right w:val="single" w:color="999999" w:sz="4"/>
+            </w:tcBorders>
+            <w:tcMar>
+              <w:top w:type="dxa" w:w="50"/>
+              <w:left w:type="dxa" w:w="80"/>
+              <w:bottom w:type="dxa" w:w="50"/>
+              <w:right w:type="dxa" w:w="80"/>
+            </w:tcMar>
+          </w:tcPr>
+          <w:p>
+            <w:pPr>
+              <w:spacing w:after="20" w:before="0"/>
+            </w:pPr>
+            <w:r>
+              <w:rPr>
+                <w:rFonts w:ascii="Arial" w:cs="Arial" w:eastAsia="Arial" w:hAnsi="Arial"/>
+                <w:color w:val="666666"/>
+                <w:sz w:val="14"/>
+                <w:szCs w:val="14"/>
+              </w:rPr>
+              <w:t xml:space="preserve">Tick ONE:</w:t>
+            </w:r>
+          </w:p>
+          <w:p>
+            <w:pPr>
+              <w:spacing w:after="40" w:before="40"/>
+            </w:pPr>
+            <w:sdt>
+              <w:sdtPr>
+                <w14:checkbox>
+                  <w14:checked w14:val="0"/>
+                  <w14:checkedState w14:val="2612" w14:font="MS Gothic"/>
+                  <w14:uncheckedState w14:val="2610" w14:font="MS Gothic"/>
+                </w14:checkbox>
+              </w:sdtPr>
+              <w:sdtContent>
+                <w:r>
+                  <w:sym w:char="2610" w:font="MS Gothic"/>
+                </w:r>
+              </w:sdtContent>
+            </w:sdt>
+            <w:r>
+              <w:rPr>
+                <w:rFonts w:ascii="Arial" w:cs="Arial" w:eastAsia="Arial" w:hAnsi="Arial"/>
+                <w:b/>
+                <w:bCs/>
+                <w:sz w:val="18"/>
+                <w:szCs w:val="18"/>
+              </w:rPr>
+              <w:t xml:space="preserve"> ACCEPT</w:t>
+            </w:r>
+          </w:p>
+          <w:p>
+            <w:pPr>
+              <w:spacing w:after="40" w:before="40"/>
+            </w:pPr>
+            <w:sdt>
+              <w:sdtPr>
+                <w14:checkbox>
+                  <w14:checked w14:val="0"/>
+                  <w14:checkedState w14:val="2612" w14:font="MS Gothic"/>
+                  <w14:uncheckedState w14:val="2610" w14:font="MS Gothic"/>
+                </w14:checkbox>
+              </w:sdtPr>
+              <w:sdtContent>
+                <w:r>
+                  <w:sym w:char="2610" w:font="MS Gothic"/>
+                </w:r>
+              </w:sdtContent>
+            </w:sdt>
+            <w:r>
+              <w:rPr>
+                <w:rFonts w:ascii="Arial" w:cs="Arial" w:eastAsia="Arial" w:hAnsi="Arial"/>
+                <w:b/>
+                <w:bCs/>
+                <w:sz w:val="18"/>
+                <w:szCs w:val="18"/>
+              </w:rPr>
+              <w:t xml:space="preserve"> EDIT</w:t>
+            </w:r>
+          </w:p>
+          <w:p>
+            <w:pPr>
+              <w:spacing w:after="20" w:before="80"/>
+            </w:pPr>
+            <w:r>
+              <w:rPr>
+                <w:rFonts w:ascii="Arial" w:cs="Arial" w:eastAsia="Arial" w:hAnsi="Arial"/>
+                <w:color w:val="666666"/>
+                <w:sz w:val="14"/>
+                <w:szCs w:val="14"/>
+              </w:rPr>
+              <w:t xml:space="preserve">If EDIT, type your requested change here:</w:t>
+            </w:r>
+          </w:p>
+          <w:p>
+            <w:pPr>
+              <w:spacing w:after="400" w:before="0"/>
+            </w:pPr>
+            <w:r>
+              <w:rPr>
+                <w:rFonts w:ascii="Arial" w:cs="Arial" w:eastAsia="Arial" w:hAnsi="Arial"/>
+                <w:sz w:val="17"/>
+                <w:szCs w:val="17"/>
+              </w:rPr>
+              <w:t xml:space="preserve"> </w:t>
+            </w:r>
+          </w:p>
+          <w:p>
+            <w:pPr>
+              <w:spacing w:after="400" w:before="0"/>
+            </w:pPr>
+            <w:r>
+              <w:rPr>
+                <w:rFonts w:ascii="Arial" w:cs="Arial" w:eastAsia="Arial" w:hAnsi="Arial"/>
+                <w:sz w:val="17"/>
+                <w:szCs w:val="17"/>
+              </w:rPr>
+              <w:t xml:space="preserve"> </w:t>
+            </w:r>
+          </w:p>
+          <w:p>
+            <w:pPr>
+              <w:spacing w:after="0" w:before="0"/>
+            </w:pPr>
+            <w:r>
+              <w:rPr>
+                <w:rFonts w:ascii="Arial" w:cs="Arial" w:eastAsia="Arial" w:hAnsi="Arial"/>
+                <w:color w:val="999999"/>
+                <w:sz w:val="12"/>
+                <w:szCs w:val="12"/>
+              </w:rPr>
+              <w:t xml:space="preserve">Item bio_2_3-142</w:t>
             </w:r>
           </w:p>
         </w:tc>
@@ -11010,7 +13433,7 @@
       <w:tr>
         <w:tc>
           <w:tcPr>
-            <w:tcW w:type="dxa" w:w="1050"/>
+            <w:tcW w:type="dxa" w:w="1300"/>
             <w:tcBorders>
               <w:top w:val="single" w:color="999999" w:sz="4"/>
               <w:left w:val="single" w:color="999999" w:sz="4"/>
@@ -11027,6 +13450,22 @@
           </w:tcPr>
           <w:p>
             <w:pPr>
+              <w:spacing w:after="20" w:before="0"/>
+            </w:pPr>
+            <w:r>
+              <w:rPr>
+                <w:rFonts w:ascii="Arial" w:cs="Arial" w:eastAsia="Arial" w:hAnsi="Arial"/>
+                <w:b/>
+                <w:bCs/>
+                <w:color w:val="1F3864"/>
+                <w:sz w:val="14"/>
+                <w:szCs w:val="14"/>
+              </w:rPr>
+              <w:t xml:space="preserve">SUB-STRAND 2.3 PLANT GASEOUS EXCHANGE AND RESPIRATION</w:t>
+            </w:r>
+          </w:p>
+          <w:p>
+            <w:pPr>
               <w:spacing w:after="60" w:before="0"/>
             </w:pPr>
             <w:r>
@@ -11037,7 +13476,7 @@
                 <w:sz w:val="17"/>
                 <w:szCs w:val="17"/>
               </w:rPr>
-              <w:t xml:space="preserve">143</w:t>
+              <w:t xml:space="preserve">bio_2_3-143</w:t>
             </w:r>
           </w:p>
           <w:p>
@@ -11075,7 +13514,7 @@
         </w:tc>
         <w:tc>
           <w:tcPr>
-            <w:tcW w:type="dxa" w:w="2000"/>
+            <w:tcW w:type="dxa" w:w="1700"/>
             <w:tcBorders>
               <w:top w:val="single" w:color="999999" w:sz="4"/>
               <w:left w:val="single" w:color="999999" w:sz="4"/>
@@ -11121,7 +13560,7 @@
         </w:tc>
         <w:tc>
           <w:tcPr>
-            <w:tcW w:type="dxa" w:w="4600"/>
+            <w:tcW w:type="dxa" w:w="4100"/>
             <w:tcBorders>
               <w:top w:val="single" w:color="999999" w:sz="4"/>
               <w:left w:val="single" w:color="999999" w:sz="4"/>
@@ -11154,7 +13593,7 @@
         </w:tc>
         <w:tc>
           <w:tcPr>
-            <w:tcW w:type="dxa" w:w="3150"/>
+            <w:tcW w:type="dxa" w:w="2700"/>
             <w:tcBorders>
               <w:top w:val="single" w:color="999999" w:sz="4"/>
               <w:left w:val="single" w:color="999999" w:sz="4"/>
@@ -11201,7 +13640,7 @@
         </w:tc>
         <w:tc>
           <w:tcPr>
-            <w:tcW w:type="dxa" w:w="1900"/>
+            <w:tcW w:type="dxa" w:w="1500"/>
             <w:tcBorders>
               <w:top w:val="single" w:color="999999" w:sz="4"/>
               <w:left w:val="single" w:color="999999" w:sz="4"/>
@@ -11232,7 +13671,7 @@
         </w:tc>
         <w:tc>
           <w:tcPr>
-            <w:tcW w:type="dxa" w:w="980"/>
+            <w:tcW w:type="dxa" w:w="2380"/>
             <w:tcBorders>
               <w:top w:val="single" w:color="999999" w:sz="4"/>
               <w:left w:val="single" w:color="999999" w:sz="4"/>
@@ -11249,39 +13688,138 @@
           </w:tcPr>
           <w:p>
             <w:pPr>
-              <w:spacing w:after="60" w:before="0"/>
-              <w:jc w:val="center"/>
-            </w:pPr>
-            <w:r>
-              <w:rPr>
-                <w:rFonts w:ascii="Arial" w:cs="Arial" w:eastAsia="Arial" w:hAnsi="Arial"/>
-                <w:sz w:val="22"/>
-                <w:szCs w:val="22"/>
-              </w:rPr>
-              <w:t xml:space="preserve">☐</w:t>
-            </w:r>
-          </w:p>
-          <w:p>
-            <w:pPr>
-              <w:spacing w:after="60" w:before="0"/>
-              <w:jc w:val="center"/>
-            </w:pPr>
-            <w:r>
-              <w:rPr>
-                <w:rFonts w:ascii="Arial" w:cs="Arial" w:eastAsia="Arial" w:hAnsi="Arial"/>
-                <w:sz w:val="13"/>
-                <w:szCs w:val="13"/>
-              </w:rPr>
-              <w:t xml:space="preserve">Accept / reject / edit</w:t>
+              <w:spacing w:after="20" w:before="0"/>
+            </w:pPr>
+            <w:r>
+              <w:rPr>
+                <w:rFonts w:ascii="Arial" w:cs="Arial" w:eastAsia="Arial" w:hAnsi="Arial"/>
+                <w:color w:val="666666"/>
+                <w:sz w:val="14"/>
+                <w:szCs w:val="14"/>
+              </w:rPr>
+              <w:t xml:space="preserve">Tick ONE:</w:t>
+            </w:r>
+          </w:p>
+          <w:p>
+            <w:pPr>
+              <w:spacing w:after="40" w:before="40"/>
+            </w:pPr>
+            <w:sdt>
+              <w:sdtPr>
+                <w14:checkbox>
+                  <w14:checked w14:val="0"/>
+                  <w14:checkedState w14:val="2612" w14:font="MS Gothic"/>
+                  <w14:uncheckedState w14:val="2610" w14:font="MS Gothic"/>
+                </w14:checkbox>
+              </w:sdtPr>
+              <w:sdtContent>
+                <w:r>
+                  <w:sym w:char="2610" w:font="MS Gothic"/>
+                </w:r>
+              </w:sdtContent>
+            </w:sdt>
+            <w:r>
+              <w:rPr>
+                <w:rFonts w:ascii="Arial" w:cs="Arial" w:eastAsia="Arial" w:hAnsi="Arial"/>
+                <w:b/>
+                <w:bCs/>
+                <w:sz w:val="18"/>
+                <w:szCs w:val="18"/>
+              </w:rPr>
+              <w:t xml:space="preserve"> ACCEPT</w:t>
+            </w:r>
+          </w:p>
+          <w:p>
+            <w:pPr>
+              <w:spacing w:after="40" w:before="40"/>
+            </w:pPr>
+            <w:sdt>
+              <w:sdtPr>
+                <w14:checkbox>
+                  <w14:checked w14:val="0"/>
+                  <w14:checkedState w14:val="2612" w14:font="MS Gothic"/>
+                  <w14:uncheckedState w14:val="2610" w14:font="MS Gothic"/>
+                </w14:checkbox>
+              </w:sdtPr>
+              <w:sdtContent>
+                <w:r>
+                  <w:sym w:char="2610" w:font="MS Gothic"/>
+                </w:r>
+              </w:sdtContent>
+            </w:sdt>
+            <w:r>
+              <w:rPr>
+                <w:rFonts w:ascii="Arial" w:cs="Arial" w:eastAsia="Arial" w:hAnsi="Arial"/>
+                <w:b/>
+                <w:bCs/>
+                <w:sz w:val="18"/>
+                <w:szCs w:val="18"/>
+              </w:rPr>
+              <w:t xml:space="preserve"> EDIT</w:t>
+            </w:r>
+          </w:p>
+          <w:p>
+            <w:pPr>
+              <w:spacing w:after="20" w:before="80"/>
+            </w:pPr>
+            <w:r>
+              <w:rPr>
+                <w:rFonts w:ascii="Arial" w:cs="Arial" w:eastAsia="Arial" w:hAnsi="Arial"/>
+                <w:color w:val="666666"/>
+                <w:sz w:val="14"/>
+                <w:szCs w:val="14"/>
+              </w:rPr>
+              <w:t xml:space="preserve">If EDIT, type your requested change here:</w:t>
+            </w:r>
+          </w:p>
+          <w:p>
+            <w:pPr>
+              <w:spacing w:after="400" w:before="0"/>
+            </w:pPr>
+            <w:r>
+              <w:rPr>
+                <w:rFonts w:ascii="Arial" w:cs="Arial" w:eastAsia="Arial" w:hAnsi="Arial"/>
+                <w:sz w:val="17"/>
+                <w:szCs w:val="17"/>
+              </w:rPr>
+              <w:t xml:space="preserve"> </w:t>
+            </w:r>
+          </w:p>
+          <w:p>
+            <w:pPr>
+              <w:spacing w:after="400" w:before="0"/>
+            </w:pPr>
+            <w:r>
+              <w:rPr>
+                <w:rFonts w:ascii="Arial" w:cs="Arial" w:eastAsia="Arial" w:hAnsi="Arial"/>
+                <w:sz w:val="17"/>
+                <w:szCs w:val="17"/>
+              </w:rPr>
+              <w:t xml:space="preserve"> </w:t>
+            </w:r>
+          </w:p>
+          <w:p>
+            <w:pPr>
+              <w:spacing w:after="0" w:before="0"/>
+            </w:pPr>
+            <w:r>
+              <w:rPr>
+                <w:rFonts w:ascii="Arial" w:cs="Arial" w:eastAsia="Arial" w:hAnsi="Arial"/>
+                <w:color w:val="999999"/>
+                <w:sz w:val="12"/>
+                <w:szCs w:val="12"/>
+              </w:rPr>
+              <w:t xml:space="preserve">Item bio_2_3-143</w:t>
             </w:r>
           </w:p>
         </w:tc>
       </w:tr>
     </w:tbl>
     <w:sectPr>
-      <w:footerReference w:type="default" r:id="rId7"/>
+      <w:headerReference w:type="default" r:id="rId8"/>
+      <w:footerReference w:type="default" r:id="rId9"/>
       <w:pgSz w:w="15840" w:h="12240" w:orient="landscape"/>
-      <w:pgMar w:top="900" w:right="1080" w:bottom="900" w:left="1080" w:header="708" w:footer="708" w:gutter="0"/>
+      <w:pgMar w:top="1100" w:right="1080" w:bottom="900" w:left="1080" w:header="708" w:footer="708" w:gutter="0"/>
       <w:pgNumType/>
       <w:docGrid w:linePitch="360"/>
     </w:sectPr>
@@ -11361,6 +13899,37 @@
 </w:ftr>
 </file>
 
+<file path=word/footer2.xml><?xml version="1.0" encoding="utf-8"?>
+<w:ftr xmlns:wpc="http://schemas.microsoft.com/office/word/2010/wordprocessingCanvas" xmlns:mc="http://schemas.openxmlformats.org/markup-compatibility/2006" xmlns:o="urn:schemas-microsoft-com:office:office" xmlns:r="http://schemas.openxmlformats.org/officeDocument/2006/relationships" xmlns:m="http://schemas.openxmlformats.org/officeDocument/2006/math" xmlns:v="urn:schemas-microsoft-com:vml" xmlns:wp14="http://schemas.microsoft.com/office/word/2010/wordprocessingDrawing" xmlns:wp="http://schemas.openxmlformats.org/drawingml/2006/wordprocessingDrawing" xmlns:w10="urn:schemas-microsoft-com:office:word" xmlns:w="http://schemas.openxmlformats.org/wordprocessingml/2006/main" xmlns:w14="http://schemas.microsoft.com/office/word/2010/wordml" xmlns:w15="http://schemas.microsoft.com/office/word/2012/wordml" xmlns:wpg="http://schemas.microsoft.com/office/word/2010/wordprocessingGroup" xmlns:wpi="http://schemas.microsoft.com/office/word/2010/wordprocessingInk" xmlns:wne="http://schemas.microsoft.com/office/word/2006/wordml" xmlns:wps="http://schemas.microsoft.com/office/word/2010/wordprocessingShape">
+  <w:p>
+    <w:pPr>
+      <w:jc w:val="center"/>
+    </w:pPr>
+    <w:r>
+      <w:rPr>
+        <w:rFonts w:ascii="Arial" w:cs="Arial" w:eastAsia="Arial" w:hAnsi="Arial"/>
+        <w:color w:val="666666"/>
+        <w:sz w:val="16"/>
+        <w:szCs w:val="16"/>
+      </w:rPr>
+      <w:t xml:space="preserve">SUB-STRAND 2.3 Plant Gaseous Exchange and Respiration (bio_2_3)  |  page </w:t>
+    </w:r>
+    <w:r>
+      <w:rPr>
+        <w:rFonts w:ascii="Arial" w:cs="Arial" w:eastAsia="Arial" w:hAnsi="Arial"/>
+        <w:color w:val="666666"/>
+        <w:sz w:val="16"/>
+        <w:szCs w:val="16"/>
+      </w:rPr>
+      <w:fldChar w:fldCharType="begin"/>
+      <w:instrText xml:space="preserve">PAGE</w:instrText>
+      <w:fldChar w:fldCharType="separate"/>
+      <w:fldChar w:fldCharType="end"/>
+    </w:r>
+  </w:p>
+</w:ftr>
+</file>
+
 <file path=word/footnotes.xml><?xml version="1.0" encoding="utf-8"?>
 <w:footnotes xmlns:wpc="http://schemas.microsoft.com/office/word/2010/wordprocessingCanvas" xmlns:mc="http://schemas.openxmlformats.org/markup-compatibility/2006" xmlns:o="urn:schemas-microsoft-com:office:office" xmlns:r="http://schemas.openxmlformats.org/officeDocument/2006/relationships" xmlns:m="http://schemas.openxmlformats.org/officeDocument/2006/math" xmlns:v="urn:schemas-microsoft-com:vml" xmlns:wp14="http://schemas.microsoft.com/office/word/2010/wordprocessingDrawing" xmlns:wp="http://schemas.openxmlformats.org/drawingml/2006/wordprocessingDrawing" xmlns:w10="urn:schemas-microsoft-com:office:word" xmlns:w="http://schemas.openxmlformats.org/wordprocessingml/2006/main" xmlns:w14="http://schemas.microsoft.com/office/word/2010/wordml" xmlns:w15="http://schemas.microsoft.com/office/word/2012/wordml" xmlns:wpg="http://schemas.microsoft.com/office/word/2010/wordprocessingGroup" xmlns:wpi="http://schemas.microsoft.com/office/word/2010/wordprocessingInk" xmlns:wne="http://schemas.microsoft.com/office/word/2006/wordml" xmlns:wps="http://schemas.microsoft.com/office/word/2010/wordprocessingShape" mc:Ignorable="w14 w15 wp14">
   <w:footnote w:type="separator" w:id="-1">
@@ -11396,6 +13965,27 @@
     </w:p>
   </w:footnote>
 </w:footnotes>
+</file>
+
+<file path=word/header1.xml><?xml version="1.0" encoding="utf-8"?>
+<w:hdr xmlns:wpc="http://schemas.microsoft.com/office/word/2010/wordprocessingCanvas" xmlns:mc="http://schemas.openxmlformats.org/markup-compatibility/2006" xmlns:o="urn:schemas-microsoft-com:office:office" xmlns:r="http://schemas.openxmlformats.org/officeDocument/2006/relationships" xmlns:m="http://schemas.openxmlformats.org/officeDocument/2006/math" xmlns:v="urn:schemas-microsoft-com:vml" xmlns:wp14="http://schemas.microsoft.com/office/word/2010/wordprocessingDrawing" xmlns:wp="http://schemas.openxmlformats.org/drawingml/2006/wordprocessingDrawing" xmlns:w10="urn:schemas-microsoft-com:office:word" xmlns:w="http://schemas.openxmlformats.org/wordprocessingml/2006/main" xmlns:w14="http://schemas.microsoft.com/office/word/2010/wordml" xmlns:w15="http://schemas.microsoft.com/office/word/2012/wordml" xmlns:wpg="http://schemas.microsoft.com/office/word/2010/wordprocessingGroup" xmlns:wpi="http://schemas.microsoft.com/office/word/2010/wordprocessingInk" xmlns:wne="http://schemas.microsoft.com/office/word/2006/wordml" xmlns:wps="http://schemas.microsoft.com/office/word/2010/wordprocessingShape" xmlns:cx="http://schemas.microsoft.com/office/drawing/2014/chartex" xmlns:cx1="http://schemas.microsoft.com/office/drawing/2015/9/8/chartex" xmlns:cx2="http://schemas.microsoft.com/office/drawing/2015/10/21/chartex" xmlns:cx3="http://schemas.microsoft.com/office/drawing/2016/5/9/chartex" xmlns:cx4="http://schemas.microsoft.com/office/drawing/2016/5/10/chartex" xmlns:cx5="http://schemas.microsoft.com/office/drawing/2016/5/11/chartex" xmlns:cx6="http://schemas.microsoft.com/office/drawing/2016/5/12/chartex" xmlns:cx7="http://schemas.microsoft.com/office/drawing/2016/5/13/chartex" xmlns:cx8="http://schemas.microsoft.com/office/drawing/2016/5/14/chartex" xmlns:w16cid="http://schemas.microsoft.com/office/word/2016/wordml/cid" xmlns:w16se="http://schemas.microsoft.com/office/word/2015/wordml/symex">
+  <w:p>
+    <w:pPr>
+      <w:shd w:fill="D5E8F0" w:color="auto" w:val="clear"/>
+    </w:pPr>
+    <w:r>
+      <w:rPr>
+        <w:rFonts w:ascii="Arial" w:cs="Arial" w:eastAsia="Arial" w:hAnsi="Arial"/>
+        <w:b/>
+        <w:bCs/>
+        <w:color w:val="1F3864"/>
+        <w:sz w:val="20"/>
+        <w:szCs w:val="20"/>
+      </w:rPr>
+      <w:t xml:space="preserve">SUB-STRAND 2.3 Plant Gaseous Exchange and Respiration (bio_2_3)</w:t>
+    </w:r>
+  </w:p>
+</w:hdr>
 </file>
 
 <file path=word/numbering.xml><?xml version="1.0" encoding="utf-8"?>
